--- a/originaldata/AHT.docx
+++ b/originaldata/AHT.docx
@@ -18,16 +18,18 @@
       <w:tr>
         <w:tc>
           <w:tcPr>
-            <w:tcW w:w="1495" w:type="dxa"/>
-            <w:hideMark/>
-          </w:tcPr>
-          <w:p>
-            <w:pPr>
-              <w:pStyle w:val="Ingenmellomrom"/>
-            </w:pPr>
+            <w:tcW w:w="1863" w:type="dxa"/>
+            <w:hideMark/>
+          </w:tcPr>
+          <w:p>
+            <w:pPr>
+              <w:pStyle w:val="Ingenmellomrom"/>
+            </w:pPr>
+            <w:proofErr w:type="spellStart"/>
             <w:r>
               <w:t>Enalaprilat</w:t>
             </w:r>
+            <w:proofErr w:type="spellEnd"/>
           </w:p>
           <w:p>
             <w:pPr>
@@ -40,23 +42,36 @@
         </w:tc>
         <w:tc>
           <w:tcPr>
-            <w:tcW w:w="2212" w:type="dxa"/>
-            <w:hideMark/>
-          </w:tcPr>
-          <w:p>
-            <w:pPr>
-              <w:pStyle w:val="Ingenmellomrom"/>
-            </w:pPr>
-            <w:r>
-              <w:t>Under nedre teknisk måleområde</w:t>
-            </w:r>
-          </w:p>
-          <w:p>
-            <w:pPr>
-              <w:pStyle w:val="Ingenmellomrom"/>
-            </w:pPr>
-            <w:r>
-              <w:t>&lt; 1 nmol/L</w:t>
+            <w:tcW w:w="1639" w:type="dxa"/>
+            <w:hideMark/>
+          </w:tcPr>
+          <w:p>
+            <w:pPr>
+              <w:pStyle w:val="Ingenmellomrom"/>
+            </w:pPr>
+            <w:r>
+              <w:t xml:space="preserve">Under nedre teknisk </w:t>
+            </w:r>
+            <w:proofErr w:type="spellStart"/>
+            <w:r>
+              <w:t>måleområde</w:t>
+            </w:r>
+            <w:proofErr w:type="spellEnd"/>
+          </w:p>
+          <w:p>
+            <w:pPr>
+              <w:pStyle w:val="Ingenmellomrom"/>
+            </w:pPr>
+            <w:r>
+              <w:t xml:space="preserve">&lt; 1 </w:t>
+            </w:r>
+            <w:proofErr w:type="spellStart"/>
+            <w:r>
+              <w:t>nmol</w:t>
+            </w:r>
+            <w:proofErr w:type="spellEnd"/>
+            <w:r>
+              <w:t>/L</w:t>
             </w:r>
           </w:p>
           <w:p>
@@ -86,21 +101,53 @@
               <w:t>–</w:t>
             </w:r>
             <w:r>
-              <w:t>9 nmol/L</w:t>
-            </w:r>
-          </w:p>
-        </w:tc>
-        <w:tc>
-          <w:tcPr>
-            <w:tcW w:w="20735" w:type="dxa"/>
-            <w:hideMark/>
-          </w:tcPr>
-          <w:p>
-            <w:pPr>
-              <w:pStyle w:val="Ingenmellomrom"/>
-            </w:pPr>
-            <w:r>
-              <w:t>Mangelfull medikamentetterlevelse? Farmakokinetiske avvik? Enalaprilat er den aktive metabolitten av enalapril. Referanseområdet for enalaprilat er basert på bruk av 5</w:t>
+              <w:t xml:space="preserve">9 </w:t>
+            </w:r>
+            <w:proofErr w:type="spellStart"/>
+            <w:r>
+              <w:t>nmol</w:t>
+            </w:r>
+            <w:proofErr w:type="spellEnd"/>
+            <w:r>
+              <w:t>/L</w:t>
+            </w:r>
+          </w:p>
+        </w:tc>
+        <w:tc>
+          <w:tcPr>
+            <w:tcW w:w="5560" w:type="dxa"/>
+            <w:hideMark/>
+          </w:tcPr>
+          <w:p>
+            <w:pPr>
+              <w:pStyle w:val="Ingenmellomrom"/>
+            </w:pPr>
+            <w:r>
+              <w:t xml:space="preserve">Mangelfull medikamentetterlevelse? Farmakokinetiske avvik? </w:t>
+            </w:r>
+            <w:proofErr w:type="spellStart"/>
+            <w:r>
+              <w:t>Enalaprilat</w:t>
+            </w:r>
+            <w:proofErr w:type="spellEnd"/>
+            <w:r>
+              <w:t xml:space="preserve"> er den aktive metabolitten av </w:t>
+            </w:r>
+            <w:proofErr w:type="spellStart"/>
+            <w:r>
+              <w:t>enalapril</w:t>
+            </w:r>
+            <w:proofErr w:type="spellEnd"/>
+            <w:r>
+              <w:t xml:space="preserve">. Referanseområdet for </w:t>
+            </w:r>
+            <w:proofErr w:type="spellStart"/>
+            <w:r>
+              <w:t>enalaprilat</w:t>
+            </w:r>
+            <w:proofErr w:type="spellEnd"/>
+            <w:r>
+              <w:t xml:space="preserve"> er basert på bruk av 5</w:t>
             </w:r>
             <w:r>
               <w:t>–</w:t>
@@ -120,16 +167,18 @@
       <w:tr>
         <w:tc>
           <w:tcPr>
-            <w:tcW w:w="1495" w:type="dxa"/>
-            <w:hideMark/>
-          </w:tcPr>
-          <w:p>
-            <w:pPr>
-              <w:pStyle w:val="Ingenmellomrom"/>
-            </w:pPr>
+            <w:tcW w:w="1863" w:type="dxa"/>
+            <w:hideMark/>
+          </w:tcPr>
+          <w:p>
+            <w:pPr>
+              <w:pStyle w:val="Ingenmellomrom"/>
+            </w:pPr>
+            <w:proofErr w:type="spellStart"/>
             <w:r>
               <w:t>Enalaprilat</w:t>
             </w:r>
+            <w:proofErr w:type="spellEnd"/>
           </w:p>
           <w:p>
             <w:pPr>
@@ -142,7 +191,7 @@
         </w:tc>
         <w:tc>
           <w:tcPr>
-            <w:tcW w:w="2212" w:type="dxa"/>
+            <w:tcW w:w="1639" w:type="dxa"/>
             <w:hideMark/>
           </w:tcPr>
           <w:p>
@@ -164,7 +213,15 @@
               <w:t>–</w:t>
             </w:r>
             <w:r>
-              <w:t>300 nmol/L</w:t>
+              <w:t xml:space="preserve">300 </w:t>
+            </w:r>
+            <w:proofErr w:type="spellStart"/>
+            <w:r>
+              <w:t>nmol</w:t>
+            </w:r>
+            <w:proofErr w:type="spellEnd"/>
+            <w:r>
+              <w:t>/L</w:t>
             </w:r>
           </w:p>
           <w:p>
@@ -194,21 +251,50 @@
               <w:t>–</w:t>
             </w:r>
             <w:r>
-              <w:t>1199 nmol/L</w:t>
-            </w:r>
-          </w:p>
-        </w:tc>
-        <w:tc>
-          <w:tcPr>
-            <w:tcW w:w="20735" w:type="dxa"/>
-            <w:hideMark/>
-          </w:tcPr>
-          <w:p>
-            <w:pPr>
-              <w:pStyle w:val="Ingenmellomrom"/>
-            </w:pPr>
-            <w:r>
-              <w:t>Enalaprilat er den aktive metabolitten av enalapril. Referanseområdet for enalaprilat er basert på bruk av 5</w:t>
+              <w:t xml:space="preserve">1199 </w:t>
+            </w:r>
+            <w:proofErr w:type="spellStart"/>
+            <w:r>
+              <w:t>nmol</w:t>
+            </w:r>
+            <w:proofErr w:type="spellEnd"/>
+            <w:r>
+              <w:t>/L</w:t>
+            </w:r>
+          </w:p>
+        </w:tc>
+        <w:tc>
+          <w:tcPr>
+            <w:tcW w:w="5560" w:type="dxa"/>
+            <w:hideMark/>
+          </w:tcPr>
+          <w:p>
+            <w:pPr>
+              <w:pStyle w:val="Ingenmellomrom"/>
+            </w:pPr>
+            <w:proofErr w:type="spellStart"/>
+            <w:r>
+              <w:t>Enalaprilat</w:t>
+            </w:r>
+            <w:proofErr w:type="spellEnd"/>
+            <w:r>
+              <w:t xml:space="preserve"> er den aktive metabolitten av </w:t>
+            </w:r>
+            <w:proofErr w:type="spellStart"/>
+            <w:r>
+              <w:t>enalapril</w:t>
+            </w:r>
+            <w:proofErr w:type="spellEnd"/>
+            <w:r>
+              <w:t xml:space="preserve">. Referanseområdet for </w:t>
+            </w:r>
+            <w:proofErr w:type="spellStart"/>
+            <w:r>
+              <w:t>enalaprilat</w:t>
+            </w:r>
+            <w:proofErr w:type="spellEnd"/>
+            <w:r>
+              <w:t xml:space="preserve"> er basert på bruk av 5</w:t>
             </w:r>
             <w:r>
               <w:t>–</w:t>
@@ -228,16 +314,18 @@
       <w:tr>
         <w:tc>
           <w:tcPr>
-            <w:tcW w:w="1495" w:type="dxa"/>
-            <w:hideMark/>
-          </w:tcPr>
-          <w:p>
-            <w:pPr>
-              <w:pStyle w:val="Ingenmellomrom"/>
-            </w:pPr>
+            <w:tcW w:w="1863" w:type="dxa"/>
+            <w:hideMark/>
+          </w:tcPr>
+          <w:p>
+            <w:pPr>
+              <w:pStyle w:val="Ingenmellomrom"/>
+            </w:pPr>
+            <w:proofErr w:type="spellStart"/>
             <w:r>
               <w:t>Enalaprilat</w:t>
             </w:r>
+            <w:proofErr w:type="spellEnd"/>
           </w:p>
           <w:p>
             <w:pPr>
@@ -250,7 +338,7 @@
         </w:tc>
         <w:tc>
           <w:tcPr>
-            <w:tcW w:w="2212" w:type="dxa"/>
+            <w:tcW w:w="1639" w:type="dxa"/>
             <w:hideMark/>
           </w:tcPr>
           <w:p>
@@ -272,21 +360,53 @@
               <w:t>≥</w:t>
             </w:r>
             <w:r>
-              <w:t xml:space="preserve"> 1200 nmol/L</w:t>
-            </w:r>
-          </w:p>
-        </w:tc>
-        <w:tc>
-          <w:tcPr>
-            <w:tcW w:w="20735" w:type="dxa"/>
-            <w:hideMark/>
-          </w:tcPr>
-          <w:p>
-            <w:pPr>
-              <w:pStyle w:val="Ingenmellomrom"/>
-            </w:pPr>
-            <w:r>
-              <w:t>Potensielt toksisk konsentrasjon. Enalaprilat er den aktive metabolitten av enalapril. Referanseområdet for enalaprilat er basert på bruk 5</w:t>
+              <w:t xml:space="preserve"> 1200 </w:t>
+            </w:r>
+            <w:proofErr w:type="spellStart"/>
+            <w:r>
+              <w:t>nmol</w:t>
+            </w:r>
+            <w:proofErr w:type="spellEnd"/>
+            <w:r>
+              <w:t>/L</w:t>
+            </w:r>
+          </w:p>
+        </w:tc>
+        <w:tc>
+          <w:tcPr>
+            <w:tcW w:w="5560" w:type="dxa"/>
+            <w:hideMark/>
+          </w:tcPr>
+          <w:p>
+            <w:pPr>
+              <w:pStyle w:val="Ingenmellomrom"/>
+            </w:pPr>
+            <w:r>
+              <w:t xml:space="preserve">Potensielt toksisk konsentrasjon. </w:t>
+            </w:r>
+            <w:proofErr w:type="spellStart"/>
+            <w:r>
+              <w:t>Enalaprilat</w:t>
+            </w:r>
+            <w:proofErr w:type="spellEnd"/>
+            <w:r>
+              <w:t xml:space="preserve"> er den aktive metabolitten av </w:t>
+            </w:r>
+            <w:proofErr w:type="spellStart"/>
+            <w:r>
+              <w:t>enalapril</w:t>
+            </w:r>
+            <w:proofErr w:type="spellEnd"/>
+            <w:r>
+              <w:t xml:space="preserve">. Referanseområdet for </w:t>
+            </w:r>
+            <w:proofErr w:type="spellStart"/>
+            <w:r>
+              <w:t>enalaprilat</w:t>
+            </w:r>
+            <w:proofErr w:type="spellEnd"/>
+            <w:r>
+              <w:t xml:space="preserve"> er basert på bruk 5</w:t>
             </w:r>
             <w:r>
               <w:t>–</w:t>
@@ -306,16 +426,18 @@
       <w:tr>
         <w:tc>
           <w:tcPr>
-            <w:tcW w:w="1495" w:type="dxa"/>
-            <w:hideMark/>
-          </w:tcPr>
-          <w:p>
-            <w:pPr>
-              <w:pStyle w:val="Ingenmellomrom"/>
-            </w:pPr>
+            <w:tcW w:w="1863" w:type="dxa"/>
+            <w:hideMark/>
+          </w:tcPr>
+          <w:p>
+            <w:pPr>
+              <w:pStyle w:val="Ingenmellomrom"/>
+            </w:pPr>
+            <w:proofErr w:type="spellStart"/>
             <w:r>
               <w:t>Lisinopril</w:t>
             </w:r>
+            <w:proofErr w:type="spellEnd"/>
           </w:p>
           <w:p>
             <w:pPr>
@@ -328,23 +450,36 @@
         </w:tc>
         <w:tc>
           <w:tcPr>
-            <w:tcW w:w="2212" w:type="dxa"/>
-            <w:hideMark/>
-          </w:tcPr>
-          <w:p>
-            <w:pPr>
-              <w:pStyle w:val="Ingenmellomrom"/>
-            </w:pPr>
-            <w:r>
-              <w:t>Under nedre teknisk måleområde</w:t>
-            </w:r>
-          </w:p>
-          <w:p>
-            <w:pPr>
-              <w:pStyle w:val="Ingenmellomrom"/>
-            </w:pPr>
-            <w:r>
-              <w:t>&lt; 1 nmol/L</w:t>
+            <w:tcW w:w="1639" w:type="dxa"/>
+            <w:hideMark/>
+          </w:tcPr>
+          <w:p>
+            <w:pPr>
+              <w:pStyle w:val="Ingenmellomrom"/>
+            </w:pPr>
+            <w:r>
+              <w:t xml:space="preserve">Under nedre teknisk </w:t>
+            </w:r>
+            <w:proofErr w:type="spellStart"/>
+            <w:r>
+              <w:t>måleområde</w:t>
+            </w:r>
+            <w:proofErr w:type="spellEnd"/>
+          </w:p>
+          <w:p>
+            <w:pPr>
+              <w:pStyle w:val="Ingenmellomrom"/>
+            </w:pPr>
+            <w:r>
+              <w:t xml:space="preserve">&lt; 1 </w:t>
+            </w:r>
+            <w:proofErr w:type="spellStart"/>
+            <w:r>
+              <w:t>nmol</w:t>
+            </w:r>
+            <w:proofErr w:type="spellEnd"/>
+            <w:r>
+              <w:t>/L</w:t>
             </w:r>
           </w:p>
           <w:p>
@@ -374,21 +509,37 @@
               <w:t>–</w:t>
             </w:r>
             <w:r>
-              <w:t>9 nmol/L</w:t>
-            </w:r>
-          </w:p>
-        </w:tc>
-        <w:tc>
-          <w:tcPr>
-            <w:tcW w:w="20876" w:type="dxa"/>
-            <w:hideMark/>
-          </w:tcPr>
-          <w:p>
-            <w:pPr>
-              <w:pStyle w:val="Ingenmellomrom"/>
-            </w:pPr>
-            <w:r>
-              <w:t>Mangelfull medikamentetterlevelse? Farmakokinetiske avvik? Referanseområdet for lisinopril er basert på bruk av 5</w:t>
+              <w:t xml:space="preserve">9 </w:t>
+            </w:r>
+            <w:proofErr w:type="spellStart"/>
+            <w:r>
+              <w:t>nmol</w:t>
+            </w:r>
+            <w:proofErr w:type="spellEnd"/>
+            <w:r>
+              <w:t>/L</w:t>
+            </w:r>
+          </w:p>
+        </w:tc>
+        <w:tc>
+          <w:tcPr>
+            <w:tcW w:w="5560" w:type="dxa"/>
+            <w:hideMark/>
+          </w:tcPr>
+          <w:p>
+            <w:pPr>
+              <w:pStyle w:val="Ingenmellomrom"/>
+            </w:pPr>
+            <w:r>
+              <w:t xml:space="preserve">Mangelfull medikamentetterlevelse? Farmakokinetiske avvik? Referanseområdet for </w:t>
+            </w:r>
+            <w:proofErr w:type="spellStart"/>
+            <w:r>
+              <w:t>lisinopril</w:t>
+            </w:r>
+            <w:proofErr w:type="spellEnd"/>
+            <w:r>
+              <w:t xml:space="preserve"> er basert på bruk av 5</w:t>
             </w:r>
             <w:r>
               <w:t>–</w:t>
@@ -408,16 +559,18 @@
       <w:tr>
         <w:tc>
           <w:tcPr>
-            <w:tcW w:w="1495" w:type="dxa"/>
-            <w:hideMark/>
-          </w:tcPr>
-          <w:p>
-            <w:pPr>
-              <w:pStyle w:val="Ingenmellomrom"/>
-            </w:pPr>
+            <w:tcW w:w="1863" w:type="dxa"/>
+            <w:hideMark/>
+          </w:tcPr>
+          <w:p>
+            <w:pPr>
+              <w:pStyle w:val="Ingenmellomrom"/>
+            </w:pPr>
+            <w:proofErr w:type="spellStart"/>
             <w:r>
               <w:t>Lisinopril</w:t>
             </w:r>
+            <w:proofErr w:type="spellEnd"/>
           </w:p>
           <w:p>
             <w:pPr>
@@ -430,7 +583,7 @@
         </w:tc>
         <w:tc>
           <w:tcPr>
-            <w:tcW w:w="2212" w:type="dxa"/>
+            <w:tcW w:w="1639" w:type="dxa"/>
             <w:hideMark/>
           </w:tcPr>
           <w:p>
@@ -452,7 +605,15 @@
               <w:t>–</w:t>
             </w:r>
             <w:r>
-              <w:t>300 nmol/L</w:t>
+              <w:t xml:space="preserve">300 </w:t>
+            </w:r>
+            <w:proofErr w:type="spellStart"/>
+            <w:r>
+              <w:t>nmol</w:t>
+            </w:r>
+            <w:proofErr w:type="spellEnd"/>
+            <w:r>
+              <w:t>/L</w:t>
             </w:r>
           </w:p>
           <w:p>
@@ -482,21 +643,37 @@
               <w:t>–</w:t>
             </w:r>
             <w:r>
-              <w:t>1199 nmol/L</w:t>
-            </w:r>
-          </w:p>
-        </w:tc>
-        <w:tc>
-          <w:tcPr>
-            <w:tcW w:w="20735" w:type="dxa"/>
-            <w:hideMark/>
-          </w:tcPr>
-          <w:p>
-            <w:pPr>
-              <w:pStyle w:val="Ingenmellomrom"/>
-            </w:pPr>
-            <w:r>
-              <w:t>Referanseområdet for lisinopril er basert på bruk av 5</w:t>
+              <w:t xml:space="preserve">1199 </w:t>
+            </w:r>
+            <w:proofErr w:type="spellStart"/>
+            <w:r>
+              <w:t>nmol</w:t>
+            </w:r>
+            <w:proofErr w:type="spellEnd"/>
+            <w:r>
+              <w:t>/L</w:t>
+            </w:r>
+          </w:p>
+        </w:tc>
+        <w:tc>
+          <w:tcPr>
+            <w:tcW w:w="5560" w:type="dxa"/>
+            <w:hideMark/>
+          </w:tcPr>
+          <w:p>
+            <w:pPr>
+              <w:pStyle w:val="Ingenmellomrom"/>
+            </w:pPr>
+            <w:r>
+              <w:t xml:space="preserve">Referanseområdet for </w:t>
+            </w:r>
+            <w:proofErr w:type="spellStart"/>
+            <w:r>
+              <w:t>lisinopril</w:t>
+            </w:r>
+            <w:proofErr w:type="spellEnd"/>
+            <w:r>
+              <w:t xml:space="preserve"> er basert på bruk av 5</w:t>
             </w:r>
             <w:r>
               <w:t>–</w:t>
@@ -516,16 +693,18 @@
       <w:tr>
         <w:tc>
           <w:tcPr>
-            <w:tcW w:w="1495" w:type="dxa"/>
-            <w:hideMark/>
-          </w:tcPr>
-          <w:p>
-            <w:pPr>
-              <w:pStyle w:val="Ingenmellomrom"/>
-            </w:pPr>
+            <w:tcW w:w="1863" w:type="dxa"/>
+            <w:hideMark/>
+          </w:tcPr>
+          <w:p>
+            <w:pPr>
+              <w:pStyle w:val="Ingenmellomrom"/>
+            </w:pPr>
+            <w:proofErr w:type="spellStart"/>
             <w:r>
               <w:t>Lisinopril</w:t>
             </w:r>
+            <w:proofErr w:type="spellEnd"/>
           </w:p>
           <w:p>
             <w:pPr>
@@ -538,7 +717,7 @@
         </w:tc>
         <w:tc>
           <w:tcPr>
-            <w:tcW w:w="2212" w:type="dxa"/>
+            <w:tcW w:w="1639" w:type="dxa"/>
             <w:hideMark/>
           </w:tcPr>
           <w:p>
@@ -560,21 +739,37 @@
               <w:t>≥</w:t>
             </w:r>
             <w:r>
-              <w:t xml:space="preserve"> 1200 nmol/L</w:t>
-            </w:r>
-          </w:p>
-        </w:tc>
-        <w:tc>
-          <w:tcPr>
-            <w:tcW w:w="20844" w:type="dxa"/>
-            <w:hideMark/>
-          </w:tcPr>
-          <w:p>
-            <w:pPr>
-              <w:pStyle w:val="Ingenmellomrom"/>
-            </w:pPr>
-            <w:r>
-              <w:t>Potensielt toksisk konsentrasjon. Referanseområdet for lisinopril er basert på bruk 5</w:t>
+              <w:t xml:space="preserve"> 1200 </w:t>
+            </w:r>
+            <w:proofErr w:type="spellStart"/>
+            <w:r>
+              <w:t>nmol</w:t>
+            </w:r>
+            <w:proofErr w:type="spellEnd"/>
+            <w:r>
+              <w:t>/L</w:t>
+            </w:r>
+          </w:p>
+        </w:tc>
+        <w:tc>
+          <w:tcPr>
+            <w:tcW w:w="5560" w:type="dxa"/>
+            <w:hideMark/>
+          </w:tcPr>
+          <w:p>
+            <w:pPr>
+              <w:pStyle w:val="Ingenmellomrom"/>
+            </w:pPr>
+            <w:r>
+              <w:t xml:space="preserve">Potensielt toksisk konsentrasjon. Referanseområdet for </w:t>
+            </w:r>
+            <w:proofErr w:type="spellStart"/>
+            <w:r>
+              <w:t>lisinopril</w:t>
+            </w:r>
+            <w:proofErr w:type="spellEnd"/>
+            <w:r>
+              <w:t xml:space="preserve"> er basert på bruk 5</w:t>
             </w:r>
             <w:r>
               <w:t>–</w:t>
@@ -594,16 +789,18 @@
       <w:tr>
         <w:tc>
           <w:tcPr>
-            <w:tcW w:w="1495" w:type="dxa"/>
-            <w:hideMark/>
-          </w:tcPr>
-          <w:p>
-            <w:pPr>
-              <w:pStyle w:val="Ingenmellomrom"/>
-            </w:pPr>
+            <w:tcW w:w="1863" w:type="dxa"/>
+            <w:hideMark/>
+          </w:tcPr>
+          <w:p>
+            <w:pPr>
+              <w:pStyle w:val="Ingenmellomrom"/>
+            </w:pPr>
+            <w:proofErr w:type="spellStart"/>
             <w:r>
               <w:t>Ramiprilat</w:t>
             </w:r>
+            <w:proofErr w:type="spellEnd"/>
           </w:p>
           <w:p>
             <w:pPr>
@@ -616,23 +813,36 @@
         </w:tc>
         <w:tc>
           <w:tcPr>
-            <w:tcW w:w="2212" w:type="dxa"/>
-            <w:hideMark/>
-          </w:tcPr>
-          <w:p>
-            <w:pPr>
-              <w:pStyle w:val="Ingenmellomrom"/>
-            </w:pPr>
-            <w:r>
-              <w:t>Under nedre teknisk måleområde</w:t>
-            </w:r>
-          </w:p>
-          <w:p>
-            <w:pPr>
-              <w:pStyle w:val="Ingenmellomrom"/>
-            </w:pPr>
-            <w:r>
-              <w:t>&lt; 1 nmol/L</w:t>
+            <w:tcW w:w="1639" w:type="dxa"/>
+            <w:hideMark/>
+          </w:tcPr>
+          <w:p>
+            <w:pPr>
+              <w:pStyle w:val="Ingenmellomrom"/>
+            </w:pPr>
+            <w:r>
+              <w:t xml:space="preserve">Under nedre teknisk </w:t>
+            </w:r>
+            <w:proofErr w:type="spellStart"/>
+            <w:r>
+              <w:t>måleområde</w:t>
+            </w:r>
+            <w:proofErr w:type="spellEnd"/>
+          </w:p>
+          <w:p>
+            <w:pPr>
+              <w:pStyle w:val="Ingenmellomrom"/>
+            </w:pPr>
+            <w:r>
+              <w:t xml:space="preserve">&lt; 1 </w:t>
+            </w:r>
+            <w:proofErr w:type="spellStart"/>
+            <w:r>
+              <w:t>nmol</w:t>
+            </w:r>
+            <w:proofErr w:type="spellEnd"/>
+            <w:r>
+              <w:t>/L</w:t>
             </w:r>
           </w:p>
           <w:p>
@@ -662,21 +872,53 @@
               <w:t>–</w:t>
             </w:r>
             <w:r>
-              <w:t>3 nmol/L</w:t>
-            </w:r>
-          </w:p>
-        </w:tc>
-        <w:tc>
-          <w:tcPr>
-            <w:tcW w:w="20735" w:type="dxa"/>
-            <w:hideMark/>
-          </w:tcPr>
-          <w:p>
-            <w:pPr>
-              <w:pStyle w:val="Ingenmellomrom"/>
-            </w:pPr>
-            <w:r>
-              <w:t>Mangelfull medikamentetterlevelse? Farmakokinetiske avvik? Ramiprilat er den aktive metabolitten av ramipril. Referanseområdet for ramiprilat er basert på bruk av 2.5</w:t>
+              <w:t xml:space="preserve">3 </w:t>
+            </w:r>
+            <w:proofErr w:type="spellStart"/>
+            <w:r>
+              <w:t>nmol</w:t>
+            </w:r>
+            <w:proofErr w:type="spellEnd"/>
+            <w:r>
+              <w:t>/L</w:t>
+            </w:r>
+          </w:p>
+        </w:tc>
+        <w:tc>
+          <w:tcPr>
+            <w:tcW w:w="5560" w:type="dxa"/>
+            <w:hideMark/>
+          </w:tcPr>
+          <w:p>
+            <w:pPr>
+              <w:pStyle w:val="Ingenmellomrom"/>
+            </w:pPr>
+            <w:r>
+              <w:t xml:space="preserve">Mangelfull medikamentetterlevelse? Farmakokinetiske avvik? </w:t>
+            </w:r>
+            <w:proofErr w:type="spellStart"/>
+            <w:r>
+              <w:t>Ramiprilat</w:t>
+            </w:r>
+            <w:proofErr w:type="spellEnd"/>
+            <w:r>
+              <w:t xml:space="preserve"> er den aktive metabolitten av </w:t>
+            </w:r>
+            <w:proofErr w:type="spellStart"/>
+            <w:r>
+              <w:t>ramipril</w:t>
+            </w:r>
+            <w:proofErr w:type="spellEnd"/>
+            <w:r>
+              <w:t xml:space="preserve">. Referanseområdet for </w:t>
+            </w:r>
+            <w:proofErr w:type="spellStart"/>
+            <w:r>
+              <w:t>ramiprilat</w:t>
+            </w:r>
+            <w:proofErr w:type="spellEnd"/>
+            <w:r>
+              <w:t xml:space="preserve"> er basert på bruk av 2.5</w:t>
             </w:r>
             <w:r>
               <w:t>–</w:t>
@@ -696,17 +938,19 @@
       <w:tr>
         <w:tc>
           <w:tcPr>
-            <w:tcW w:w="1495" w:type="dxa"/>
-            <w:hideMark/>
-          </w:tcPr>
-          <w:p>
-            <w:pPr>
-              <w:pStyle w:val="Ingenmellomrom"/>
-            </w:pPr>
+            <w:tcW w:w="1863" w:type="dxa"/>
+            <w:hideMark/>
+          </w:tcPr>
+          <w:p>
+            <w:pPr>
+              <w:pStyle w:val="Ingenmellomrom"/>
+            </w:pPr>
+            <w:proofErr w:type="spellStart"/>
             <w:r>
               <w:lastRenderedPageBreak/>
               <w:t>Ramiprilat</w:t>
             </w:r>
+            <w:proofErr w:type="spellEnd"/>
           </w:p>
           <w:p>
             <w:pPr>
@@ -719,7 +963,7 @@
         </w:tc>
         <w:tc>
           <w:tcPr>
-            <w:tcW w:w="2212" w:type="dxa"/>
+            <w:tcW w:w="1639" w:type="dxa"/>
             <w:hideMark/>
           </w:tcPr>
           <w:p>
@@ -741,7 +985,15 @@
               <w:t>–</w:t>
             </w:r>
             <w:r>
-              <w:t>60 nmol/L</w:t>
+              <w:t xml:space="preserve">60 </w:t>
+            </w:r>
+            <w:proofErr w:type="spellStart"/>
+            <w:r>
+              <w:t>nmol</w:t>
+            </w:r>
+            <w:proofErr w:type="spellEnd"/>
+            <w:r>
+              <w:t>/L</w:t>
             </w:r>
           </w:p>
           <w:p>
@@ -771,21 +1023,50 @@
               <w:t>–</w:t>
             </w:r>
             <w:r>
-              <w:t>239 nmol/L</w:t>
-            </w:r>
-          </w:p>
-        </w:tc>
-        <w:tc>
-          <w:tcPr>
-            <w:tcW w:w="20735" w:type="dxa"/>
-            <w:hideMark/>
-          </w:tcPr>
-          <w:p>
-            <w:pPr>
-              <w:pStyle w:val="Ingenmellomrom"/>
-            </w:pPr>
-            <w:r>
-              <w:t>Ramiprilat er den aktive metabolitten av ramipril. Referanseområdet for ramiprilat er basert på bruk av 2.5</w:t>
+              <w:t xml:space="preserve">239 </w:t>
+            </w:r>
+            <w:proofErr w:type="spellStart"/>
+            <w:r>
+              <w:t>nmol</w:t>
+            </w:r>
+            <w:proofErr w:type="spellEnd"/>
+            <w:r>
+              <w:t>/L</w:t>
+            </w:r>
+          </w:p>
+        </w:tc>
+        <w:tc>
+          <w:tcPr>
+            <w:tcW w:w="5560" w:type="dxa"/>
+            <w:hideMark/>
+          </w:tcPr>
+          <w:p>
+            <w:pPr>
+              <w:pStyle w:val="Ingenmellomrom"/>
+            </w:pPr>
+            <w:proofErr w:type="spellStart"/>
+            <w:r>
+              <w:t>Ramiprilat</w:t>
+            </w:r>
+            <w:proofErr w:type="spellEnd"/>
+            <w:r>
+              <w:t xml:space="preserve"> er den aktive metabolitten av </w:t>
+            </w:r>
+            <w:proofErr w:type="spellStart"/>
+            <w:r>
+              <w:t>ramipril</w:t>
+            </w:r>
+            <w:proofErr w:type="spellEnd"/>
+            <w:r>
+              <w:t xml:space="preserve">. Referanseområdet for </w:t>
+            </w:r>
+            <w:proofErr w:type="spellStart"/>
+            <w:r>
+              <w:t>ramiprilat</w:t>
+            </w:r>
+            <w:proofErr w:type="spellEnd"/>
+            <w:r>
+              <w:t xml:space="preserve"> er basert på bruk av 2.5</w:t>
             </w:r>
             <w:r>
               <w:t>–</w:t>
@@ -805,16 +1086,18 @@
       <w:tr>
         <w:tc>
           <w:tcPr>
-            <w:tcW w:w="1495" w:type="dxa"/>
-            <w:hideMark/>
-          </w:tcPr>
-          <w:p>
-            <w:pPr>
-              <w:pStyle w:val="Ingenmellomrom"/>
-            </w:pPr>
+            <w:tcW w:w="1863" w:type="dxa"/>
+            <w:hideMark/>
+          </w:tcPr>
+          <w:p>
+            <w:pPr>
+              <w:pStyle w:val="Ingenmellomrom"/>
+            </w:pPr>
+            <w:proofErr w:type="spellStart"/>
             <w:r>
               <w:t>Ramiprilat</w:t>
             </w:r>
+            <w:proofErr w:type="spellEnd"/>
           </w:p>
           <w:p>
             <w:pPr>
@@ -827,7 +1110,7 @@
         </w:tc>
         <w:tc>
           <w:tcPr>
-            <w:tcW w:w="2212" w:type="dxa"/>
+            <w:tcW w:w="1639" w:type="dxa"/>
             <w:hideMark/>
           </w:tcPr>
           <w:p>
@@ -849,21 +1132,53 @@
               <w:t>≥</w:t>
             </w:r>
             <w:r>
-              <w:t xml:space="preserve"> 240 nmol/L</w:t>
-            </w:r>
-          </w:p>
-        </w:tc>
-        <w:tc>
-          <w:tcPr>
-            <w:tcW w:w="20735" w:type="dxa"/>
-            <w:hideMark/>
-          </w:tcPr>
-          <w:p>
-            <w:pPr>
-              <w:pStyle w:val="Ingenmellomrom"/>
-            </w:pPr>
-            <w:r>
-              <w:t>Potensielt toksisk konsentrasjon. Ramiprilat er den aktive metabolitten av ramipril. Referanseområdet for ramiprilat er basert på bruk 2.5</w:t>
+              <w:t xml:space="preserve"> 240 </w:t>
+            </w:r>
+            <w:proofErr w:type="spellStart"/>
+            <w:r>
+              <w:t>nmol</w:t>
+            </w:r>
+            <w:proofErr w:type="spellEnd"/>
+            <w:r>
+              <w:t>/L</w:t>
+            </w:r>
+          </w:p>
+        </w:tc>
+        <w:tc>
+          <w:tcPr>
+            <w:tcW w:w="5560" w:type="dxa"/>
+            <w:hideMark/>
+          </w:tcPr>
+          <w:p>
+            <w:pPr>
+              <w:pStyle w:val="Ingenmellomrom"/>
+            </w:pPr>
+            <w:r>
+              <w:t xml:space="preserve">Potensielt toksisk konsentrasjon. </w:t>
+            </w:r>
+            <w:proofErr w:type="spellStart"/>
+            <w:r>
+              <w:t>Ramiprilat</w:t>
+            </w:r>
+            <w:proofErr w:type="spellEnd"/>
+            <w:r>
+              <w:t xml:space="preserve"> er den aktive metabolitten av </w:t>
+            </w:r>
+            <w:proofErr w:type="spellStart"/>
+            <w:r>
+              <w:t>ramipril</w:t>
+            </w:r>
+            <w:proofErr w:type="spellEnd"/>
+            <w:r>
+              <w:t xml:space="preserve">. Referanseområdet for </w:t>
+            </w:r>
+            <w:proofErr w:type="spellStart"/>
+            <w:r>
+              <w:t>ramiprilat</w:t>
+            </w:r>
+            <w:proofErr w:type="spellEnd"/>
+            <w:r>
+              <w:t xml:space="preserve"> er basert på bruk 2.5</w:t>
             </w:r>
             <w:r>
               <w:t>–</w:t>
@@ -883,16 +1198,18 @@
       <w:tr>
         <w:tc>
           <w:tcPr>
-            <w:tcW w:w="1495" w:type="dxa"/>
-            <w:hideMark/>
-          </w:tcPr>
-          <w:p>
-            <w:pPr>
-              <w:pStyle w:val="Ingenmellomrom"/>
-            </w:pPr>
+            <w:tcW w:w="1863" w:type="dxa"/>
+            <w:hideMark/>
+          </w:tcPr>
+          <w:p>
+            <w:pPr>
+              <w:pStyle w:val="Ingenmellomrom"/>
+            </w:pPr>
+            <w:proofErr w:type="spellStart"/>
             <w:r>
               <w:t>Eplerenon</w:t>
             </w:r>
+            <w:proofErr w:type="spellEnd"/>
           </w:p>
           <w:p>
             <w:pPr>
@@ -905,23 +1222,36 @@
         </w:tc>
         <w:tc>
           <w:tcPr>
-            <w:tcW w:w="2212" w:type="dxa"/>
-            <w:hideMark/>
-          </w:tcPr>
-          <w:p>
-            <w:pPr>
-              <w:pStyle w:val="Ingenmellomrom"/>
-            </w:pPr>
-            <w:r>
-              <w:t>Under nedre teknisk måleområde</w:t>
-            </w:r>
-          </w:p>
-          <w:p>
-            <w:pPr>
-              <w:pStyle w:val="Ingenmellomrom"/>
-            </w:pPr>
-            <w:r>
-              <w:t>&lt; 2 nmol/L</w:t>
+            <w:tcW w:w="1639" w:type="dxa"/>
+            <w:hideMark/>
+          </w:tcPr>
+          <w:p>
+            <w:pPr>
+              <w:pStyle w:val="Ingenmellomrom"/>
+            </w:pPr>
+            <w:r>
+              <w:t xml:space="preserve">Under nedre teknisk </w:t>
+            </w:r>
+            <w:proofErr w:type="spellStart"/>
+            <w:r>
+              <w:t>måleområde</w:t>
+            </w:r>
+            <w:proofErr w:type="spellEnd"/>
+          </w:p>
+          <w:p>
+            <w:pPr>
+              <w:pStyle w:val="Ingenmellomrom"/>
+            </w:pPr>
+            <w:r>
+              <w:t xml:space="preserve">&lt; 2 </w:t>
+            </w:r>
+            <w:proofErr w:type="spellStart"/>
+            <w:r>
+              <w:t>nmol</w:t>
+            </w:r>
+            <w:proofErr w:type="spellEnd"/>
+            <w:r>
+              <w:t>/L</w:t>
             </w:r>
           </w:p>
           <w:p>
@@ -951,21 +1281,37 @@
               <w:t>–</w:t>
             </w:r>
             <w:r>
-              <w:t>3.4 nmol/L</w:t>
-            </w:r>
-          </w:p>
-        </w:tc>
-        <w:tc>
-          <w:tcPr>
-            <w:tcW w:w="20735" w:type="dxa"/>
-            <w:hideMark/>
-          </w:tcPr>
-          <w:p>
-            <w:pPr>
-              <w:pStyle w:val="Ingenmellomrom"/>
-            </w:pPr>
-            <w:r>
-              <w:t>Mangelfull medikamentetterlevelse? Farmakokinetiske avvik? Referanseområdet for eplerenon er basert på bruk av 25</w:t>
+              <w:t xml:space="preserve">3.4 </w:t>
+            </w:r>
+            <w:proofErr w:type="spellStart"/>
+            <w:r>
+              <w:t>nmol</w:t>
+            </w:r>
+            <w:proofErr w:type="spellEnd"/>
+            <w:r>
+              <w:t>/L</w:t>
+            </w:r>
+          </w:p>
+        </w:tc>
+        <w:tc>
+          <w:tcPr>
+            <w:tcW w:w="5560" w:type="dxa"/>
+            <w:hideMark/>
+          </w:tcPr>
+          <w:p>
+            <w:pPr>
+              <w:pStyle w:val="Ingenmellomrom"/>
+            </w:pPr>
+            <w:r>
+              <w:t xml:space="preserve">Mangelfull medikamentetterlevelse? Farmakokinetiske avvik? Referanseområdet for </w:t>
+            </w:r>
+            <w:proofErr w:type="spellStart"/>
+            <w:r>
+              <w:t>eplerenon</w:t>
+            </w:r>
+            <w:proofErr w:type="spellEnd"/>
+            <w:r>
+              <w:t xml:space="preserve"> er basert på bruk av 25</w:t>
             </w:r>
             <w:r>
               <w:t>–</w:t>
@@ -985,16 +1331,18 @@
       <w:tr>
         <w:tc>
           <w:tcPr>
-            <w:tcW w:w="1495" w:type="dxa"/>
-            <w:hideMark/>
-          </w:tcPr>
-          <w:p>
-            <w:pPr>
-              <w:pStyle w:val="Ingenmellomrom"/>
-            </w:pPr>
+            <w:tcW w:w="1863" w:type="dxa"/>
+            <w:hideMark/>
+          </w:tcPr>
+          <w:p>
+            <w:pPr>
+              <w:pStyle w:val="Ingenmellomrom"/>
+            </w:pPr>
+            <w:proofErr w:type="spellStart"/>
             <w:r>
               <w:t>Eplerenon</w:t>
             </w:r>
+            <w:proofErr w:type="spellEnd"/>
           </w:p>
           <w:p>
             <w:pPr>
@@ -1007,7 +1355,7 @@
         </w:tc>
         <w:tc>
           <w:tcPr>
-            <w:tcW w:w="2212" w:type="dxa"/>
+            <w:tcW w:w="1639" w:type="dxa"/>
             <w:hideMark/>
           </w:tcPr>
           <w:p>
@@ -1029,7 +1377,15 @@
               <w:t>–</w:t>
             </w:r>
             <w:r>
-              <w:t>350 nmol/L</w:t>
+              <w:t xml:space="preserve">350 </w:t>
+            </w:r>
+            <w:proofErr w:type="spellStart"/>
+            <w:r>
+              <w:t>nmol</w:t>
+            </w:r>
+            <w:proofErr w:type="spellEnd"/>
+            <w:r>
+              <w:t>/L</w:t>
             </w:r>
           </w:p>
           <w:p>
@@ -1059,21 +1415,37 @@
               <w:t>–</w:t>
             </w:r>
             <w:r>
-              <w:t>1399 nmol/L</w:t>
-            </w:r>
-          </w:p>
-        </w:tc>
-        <w:tc>
-          <w:tcPr>
-            <w:tcW w:w="20876" w:type="dxa"/>
-            <w:hideMark/>
-          </w:tcPr>
-          <w:p>
-            <w:pPr>
-              <w:pStyle w:val="Ingenmellomrom"/>
-            </w:pPr>
-            <w:r>
-              <w:t>Referanseområdet for eplerenon er basert på bruk av 25</w:t>
+              <w:t xml:space="preserve">1399 </w:t>
+            </w:r>
+            <w:proofErr w:type="spellStart"/>
+            <w:r>
+              <w:t>nmol</w:t>
+            </w:r>
+            <w:proofErr w:type="spellEnd"/>
+            <w:r>
+              <w:t>/L</w:t>
+            </w:r>
+          </w:p>
+        </w:tc>
+        <w:tc>
+          <w:tcPr>
+            <w:tcW w:w="5560" w:type="dxa"/>
+            <w:hideMark/>
+          </w:tcPr>
+          <w:p>
+            <w:pPr>
+              <w:pStyle w:val="Ingenmellomrom"/>
+            </w:pPr>
+            <w:r>
+              <w:t xml:space="preserve">Referanseområdet for </w:t>
+            </w:r>
+            <w:proofErr w:type="spellStart"/>
+            <w:r>
+              <w:t>eplerenon</w:t>
+            </w:r>
+            <w:proofErr w:type="spellEnd"/>
+            <w:r>
+              <w:t xml:space="preserve"> er basert på bruk av 25</w:t>
             </w:r>
             <w:r>
               <w:t>–</w:t>
@@ -1093,16 +1465,18 @@
       <w:tr>
         <w:tc>
           <w:tcPr>
-            <w:tcW w:w="1495" w:type="dxa"/>
-            <w:hideMark/>
-          </w:tcPr>
-          <w:p>
-            <w:pPr>
-              <w:pStyle w:val="Ingenmellomrom"/>
-            </w:pPr>
+            <w:tcW w:w="1863" w:type="dxa"/>
+            <w:hideMark/>
+          </w:tcPr>
+          <w:p>
+            <w:pPr>
+              <w:pStyle w:val="Ingenmellomrom"/>
+            </w:pPr>
+            <w:proofErr w:type="spellStart"/>
             <w:r>
               <w:t>Eplerenon</w:t>
             </w:r>
+            <w:proofErr w:type="spellEnd"/>
           </w:p>
           <w:p>
             <w:pPr>
@@ -1115,7 +1489,7 @@
         </w:tc>
         <w:tc>
           <w:tcPr>
-            <w:tcW w:w="2212" w:type="dxa"/>
+            <w:tcW w:w="1639" w:type="dxa"/>
             <w:hideMark/>
           </w:tcPr>
           <w:p>
@@ -1137,21 +1511,37 @@
               <w:t>≥</w:t>
             </w:r>
             <w:r>
-              <w:t xml:space="preserve"> 1400 nmol/L</w:t>
-            </w:r>
-          </w:p>
-        </w:tc>
-        <w:tc>
-          <w:tcPr>
-            <w:tcW w:w="20735" w:type="dxa"/>
-            <w:hideMark/>
-          </w:tcPr>
-          <w:p>
-            <w:pPr>
-              <w:pStyle w:val="Ingenmellomrom"/>
-            </w:pPr>
-            <w:r>
-              <w:t>Potensielt toksisk konsentrasjon. Referanseområdet for eplerenon er basert på bruk 25</w:t>
+              <w:t xml:space="preserve"> 1400 </w:t>
+            </w:r>
+            <w:proofErr w:type="spellStart"/>
+            <w:r>
+              <w:t>nmol</w:t>
+            </w:r>
+            <w:proofErr w:type="spellEnd"/>
+            <w:r>
+              <w:t>/L</w:t>
+            </w:r>
+          </w:p>
+        </w:tc>
+        <w:tc>
+          <w:tcPr>
+            <w:tcW w:w="5560" w:type="dxa"/>
+            <w:hideMark/>
+          </w:tcPr>
+          <w:p>
+            <w:pPr>
+              <w:pStyle w:val="Ingenmellomrom"/>
+            </w:pPr>
+            <w:r>
+              <w:t xml:space="preserve">Potensielt toksisk konsentrasjon. Referanseområdet for </w:t>
+            </w:r>
+            <w:proofErr w:type="spellStart"/>
+            <w:r>
+              <w:t>eplerenon</w:t>
+            </w:r>
+            <w:proofErr w:type="spellEnd"/>
+            <w:r>
+              <w:t xml:space="preserve"> er basert på bruk 25</w:t>
             </w:r>
             <w:r>
               <w:t>–</w:t>
@@ -1171,16 +1561,18 @@
       <w:tr>
         <w:tc>
           <w:tcPr>
-            <w:tcW w:w="1495" w:type="dxa"/>
-            <w:hideMark/>
-          </w:tcPr>
-          <w:p>
-            <w:pPr>
-              <w:pStyle w:val="Ingenmellomrom"/>
-            </w:pPr>
+            <w:tcW w:w="1863" w:type="dxa"/>
+            <w:hideMark/>
+          </w:tcPr>
+          <w:p>
+            <w:pPr>
+              <w:pStyle w:val="Ingenmellomrom"/>
+            </w:pPr>
+            <w:proofErr w:type="spellStart"/>
             <w:r>
               <w:t>Kanrenon</w:t>
             </w:r>
+            <w:proofErr w:type="spellEnd"/>
           </w:p>
           <w:p>
             <w:pPr>
@@ -1193,23 +1585,36 @@
         </w:tc>
         <w:tc>
           <w:tcPr>
-            <w:tcW w:w="2212" w:type="dxa"/>
-            <w:hideMark/>
-          </w:tcPr>
-          <w:p>
-            <w:pPr>
-              <w:pStyle w:val="Ingenmellomrom"/>
-            </w:pPr>
-            <w:r>
-              <w:t>Under nedre teknisk måleområde</w:t>
-            </w:r>
-          </w:p>
-          <w:p>
-            <w:pPr>
-              <w:pStyle w:val="Ingenmellomrom"/>
-            </w:pPr>
-            <w:r>
-              <w:t>&lt; 10 nmol/L</w:t>
+            <w:tcW w:w="1639" w:type="dxa"/>
+            <w:hideMark/>
+          </w:tcPr>
+          <w:p>
+            <w:pPr>
+              <w:pStyle w:val="Ingenmellomrom"/>
+            </w:pPr>
+            <w:r>
+              <w:t xml:space="preserve">Under nedre teknisk </w:t>
+            </w:r>
+            <w:proofErr w:type="spellStart"/>
+            <w:r>
+              <w:t>måleområde</w:t>
+            </w:r>
+            <w:proofErr w:type="spellEnd"/>
+          </w:p>
+          <w:p>
+            <w:pPr>
+              <w:pStyle w:val="Ingenmellomrom"/>
+            </w:pPr>
+            <w:r>
+              <w:t xml:space="preserve">&lt; 10 </w:t>
+            </w:r>
+            <w:proofErr w:type="spellStart"/>
+            <w:r>
+              <w:t>nmol</w:t>
+            </w:r>
+            <w:proofErr w:type="spellEnd"/>
+            <w:r>
+              <w:t>/L</w:t>
             </w:r>
           </w:p>
           <w:p>
@@ -1239,21 +1644,53 @@
               <w:t>–</w:t>
             </w:r>
             <w:r>
-              <w:t>14 nmol/L</w:t>
-            </w:r>
-          </w:p>
-        </w:tc>
-        <w:tc>
-          <w:tcPr>
-            <w:tcW w:w="20749" w:type="dxa"/>
-            <w:hideMark/>
-          </w:tcPr>
-          <w:p>
-            <w:pPr>
-              <w:pStyle w:val="Ingenmellomrom"/>
-            </w:pPr>
-            <w:r>
-              <w:t>Mangelfull medikamentetterlevelse? Kanrenon er den aktive metabolitten av spironolakton. Farmakokinetiske avvik? Referanseområdet for kanrenon er basert på bruk av 25</w:t>
+              <w:t xml:space="preserve">14 </w:t>
+            </w:r>
+            <w:proofErr w:type="spellStart"/>
+            <w:r>
+              <w:t>nmol</w:t>
+            </w:r>
+            <w:proofErr w:type="spellEnd"/>
+            <w:r>
+              <w:t>/L</w:t>
+            </w:r>
+          </w:p>
+        </w:tc>
+        <w:tc>
+          <w:tcPr>
+            <w:tcW w:w="5560" w:type="dxa"/>
+            <w:hideMark/>
+          </w:tcPr>
+          <w:p>
+            <w:pPr>
+              <w:pStyle w:val="Ingenmellomrom"/>
+            </w:pPr>
+            <w:r>
+              <w:t xml:space="preserve">Mangelfull medikamentetterlevelse? </w:t>
+            </w:r>
+            <w:proofErr w:type="spellStart"/>
+            <w:r>
+              <w:t>Kanrenon</w:t>
+            </w:r>
+            <w:proofErr w:type="spellEnd"/>
+            <w:r>
+              <w:t xml:space="preserve"> er den aktive metabolitten av </w:t>
+            </w:r>
+            <w:proofErr w:type="spellStart"/>
+            <w:r>
+              <w:t>spironolakton</w:t>
+            </w:r>
+            <w:proofErr w:type="spellEnd"/>
+            <w:r>
+              <w:t xml:space="preserve">. Farmakokinetiske avvik? Referanseområdet for </w:t>
+            </w:r>
+            <w:proofErr w:type="spellStart"/>
+            <w:r>
+              <w:t>kanrenon</w:t>
+            </w:r>
+            <w:proofErr w:type="spellEnd"/>
+            <w:r>
+              <w:t xml:space="preserve"> er basert på bruk av 25</w:t>
             </w:r>
             <w:r>
               <w:t>–</w:t>
@@ -1273,16 +1710,18 @@
       <w:tr>
         <w:tc>
           <w:tcPr>
-            <w:tcW w:w="1495" w:type="dxa"/>
-            <w:hideMark/>
-          </w:tcPr>
-          <w:p>
-            <w:pPr>
-              <w:pStyle w:val="Ingenmellomrom"/>
-            </w:pPr>
+            <w:tcW w:w="1863" w:type="dxa"/>
+            <w:hideMark/>
+          </w:tcPr>
+          <w:p>
+            <w:pPr>
+              <w:pStyle w:val="Ingenmellomrom"/>
+            </w:pPr>
+            <w:proofErr w:type="spellStart"/>
             <w:r>
               <w:t>Kanrenon</w:t>
             </w:r>
+            <w:proofErr w:type="spellEnd"/>
           </w:p>
           <w:p>
             <w:pPr>
@@ -1295,7 +1734,7 @@
         </w:tc>
         <w:tc>
           <w:tcPr>
-            <w:tcW w:w="2212" w:type="dxa"/>
+            <w:tcW w:w="1639" w:type="dxa"/>
             <w:hideMark/>
           </w:tcPr>
           <w:p>
@@ -1317,7 +1756,15 @@
               <w:t>–</w:t>
             </w:r>
             <w:r>
-              <w:t>300 nmol/L</w:t>
+              <w:t xml:space="preserve">300 </w:t>
+            </w:r>
+            <w:proofErr w:type="spellStart"/>
+            <w:r>
+              <w:t>nmol</w:t>
+            </w:r>
+            <w:proofErr w:type="spellEnd"/>
+            <w:r>
+              <w:t>/L</w:t>
             </w:r>
           </w:p>
           <w:p>
@@ -1347,21 +1794,50 @@
               <w:t>–</w:t>
             </w:r>
             <w:r>
-              <w:t>1199 nmol/L</w:t>
-            </w:r>
-          </w:p>
-        </w:tc>
-        <w:tc>
-          <w:tcPr>
-            <w:tcW w:w="20883" w:type="dxa"/>
-            <w:hideMark/>
-          </w:tcPr>
-          <w:p>
-            <w:pPr>
-              <w:pStyle w:val="Ingenmellomrom"/>
-            </w:pPr>
-            <w:r>
-              <w:t>Kanrenon er den aktive metabolitten av spironolakton. Referanseområdet for kanrenon er basert på bruk av 25</w:t>
+              <w:t xml:space="preserve">1199 </w:t>
+            </w:r>
+            <w:proofErr w:type="spellStart"/>
+            <w:r>
+              <w:t>nmol</w:t>
+            </w:r>
+            <w:proofErr w:type="spellEnd"/>
+            <w:r>
+              <w:t>/L</w:t>
+            </w:r>
+          </w:p>
+        </w:tc>
+        <w:tc>
+          <w:tcPr>
+            <w:tcW w:w="5560" w:type="dxa"/>
+            <w:hideMark/>
+          </w:tcPr>
+          <w:p>
+            <w:pPr>
+              <w:pStyle w:val="Ingenmellomrom"/>
+            </w:pPr>
+            <w:proofErr w:type="spellStart"/>
+            <w:r>
+              <w:t>Kanrenon</w:t>
+            </w:r>
+            <w:proofErr w:type="spellEnd"/>
+            <w:r>
+              <w:t xml:space="preserve"> er den aktive metabolitten av </w:t>
+            </w:r>
+            <w:proofErr w:type="spellStart"/>
+            <w:r>
+              <w:t>spironolakton</w:t>
+            </w:r>
+            <w:proofErr w:type="spellEnd"/>
+            <w:r>
+              <w:t xml:space="preserve">. Referanseområdet for </w:t>
+            </w:r>
+            <w:proofErr w:type="spellStart"/>
+            <w:r>
+              <w:t>kanrenon</w:t>
+            </w:r>
+            <w:proofErr w:type="spellEnd"/>
+            <w:r>
+              <w:t xml:space="preserve"> er basert på bruk av 25</w:t>
             </w:r>
             <w:r>
               <w:t>–</w:t>
@@ -1381,16 +1857,18 @@
       <w:tr>
         <w:tc>
           <w:tcPr>
-            <w:tcW w:w="1495" w:type="dxa"/>
-            <w:hideMark/>
-          </w:tcPr>
-          <w:p>
-            <w:pPr>
-              <w:pStyle w:val="Ingenmellomrom"/>
-            </w:pPr>
+            <w:tcW w:w="1863" w:type="dxa"/>
+            <w:hideMark/>
+          </w:tcPr>
+          <w:p>
+            <w:pPr>
+              <w:pStyle w:val="Ingenmellomrom"/>
+            </w:pPr>
+            <w:proofErr w:type="spellStart"/>
             <w:r>
               <w:t>Kanrenon</w:t>
             </w:r>
+            <w:proofErr w:type="spellEnd"/>
           </w:p>
           <w:p>
             <w:pPr>
@@ -1403,7 +1881,7 @@
         </w:tc>
         <w:tc>
           <w:tcPr>
-            <w:tcW w:w="2212" w:type="dxa"/>
+            <w:tcW w:w="1639" w:type="dxa"/>
             <w:hideMark/>
           </w:tcPr>
           <w:p>
@@ -1426,13 +1904,21 @@
               <w:t>≥</w:t>
             </w:r>
             <w:r>
-              <w:t xml:space="preserve"> 1200 nmol/L</w:t>
-            </w:r>
-          </w:p>
-        </w:tc>
-        <w:tc>
-          <w:tcPr>
-            <w:tcW w:w="20735" w:type="dxa"/>
+              <w:t xml:space="preserve"> 1200 </w:t>
+            </w:r>
+            <w:proofErr w:type="spellStart"/>
+            <w:r>
+              <w:t>nmol</w:t>
+            </w:r>
+            <w:proofErr w:type="spellEnd"/>
+            <w:r>
+              <w:t>/L</w:t>
+            </w:r>
+          </w:p>
+        </w:tc>
+        <w:tc>
+          <w:tcPr>
+            <w:tcW w:w="5560" w:type="dxa"/>
             <w:hideMark/>
           </w:tcPr>
           <w:p>
@@ -1441,11 +1927,32 @@
             </w:pPr>
             <w:r>
               <w:lastRenderedPageBreak/>
-              <w:t xml:space="preserve">Potensielt toksisk konsentrasjon. Kanrenon er den aktive metabolitten av spironolakton. Referanseområdet for </w:t>
-            </w:r>
+              <w:t xml:space="preserve">Potensielt toksisk konsentrasjon. </w:t>
+            </w:r>
+            <w:proofErr w:type="spellStart"/>
+            <w:r>
+              <w:t>Kanrenon</w:t>
+            </w:r>
+            <w:proofErr w:type="spellEnd"/>
+            <w:r>
+              <w:t xml:space="preserve"> er den aktive metabolitten av </w:t>
+            </w:r>
+            <w:proofErr w:type="spellStart"/>
+            <w:r>
+              <w:t>spironolakton</w:t>
+            </w:r>
+            <w:proofErr w:type="spellEnd"/>
+            <w:r>
+              <w:t xml:space="preserve">. Referanseområdet for </w:t>
+            </w:r>
+            <w:proofErr w:type="spellStart"/>
             <w:r>
               <w:lastRenderedPageBreak/>
-              <w:t>kanrenon er basert på bruk 25</w:t>
+              <w:t>kanrenon</w:t>
+            </w:r>
+            <w:proofErr w:type="spellEnd"/>
+            <w:r>
+              <w:t xml:space="preserve"> er basert på bruk 25</w:t>
             </w:r>
             <w:r>
               <w:t>–</w:t>
@@ -1465,17 +1972,19 @@
       <w:tr>
         <w:tc>
           <w:tcPr>
-            <w:tcW w:w="1495" w:type="dxa"/>
-            <w:hideMark/>
-          </w:tcPr>
-          <w:p>
-            <w:pPr>
-              <w:pStyle w:val="Ingenmellomrom"/>
-            </w:pPr>
+            <w:tcW w:w="1863" w:type="dxa"/>
+            <w:hideMark/>
+          </w:tcPr>
+          <w:p>
+            <w:pPr>
+              <w:pStyle w:val="Ingenmellomrom"/>
+            </w:pPr>
+            <w:proofErr w:type="spellStart"/>
             <w:r>
               <w:lastRenderedPageBreak/>
               <w:t>Karvedilol</w:t>
             </w:r>
+            <w:proofErr w:type="spellEnd"/>
           </w:p>
           <w:p>
             <w:pPr>
@@ -1488,23 +1997,36 @@
         </w:tc>
         <w:tc>
           <w:tcPr>
-            <w:tcW w:w="2212" w:type="dxa"/>
-            <w:hideMark/>
-          </w:tcPr>
-          <w:p>
-            <w:pPr>
-              <w:pStyle w:val="Ingenmellomrom"/>
-            </w:pPr>
-            <w:r>
-              <w:t>Under nedre teknisk måleområde</w:t>
-            </w:r>
-          </w:p>
-          <w:p>
-            <w:pPr>
-              <w:pStyle w:val="Ingenmellomrom"/>
-            </w:pPr>
-            <w:r>
-              <w:t>&lt; 1 nmol/L</w:t>
+            <w:tcW w:w="1639" w:type="dxa"/>
+            <w:hideMark/>
+          </w:tcPr>
+          <w:p>
+            <w:pPr>
+              <w:pStyle w:val="Ingenmellomrom"/>
+            </w:pPr>
+            <w:r>
+              <w:t xml:space="preserve">Under nedre teknisk </w:t>
+            </w:r>
+            <w:proofErr w:type="spellStart"/>
+            <w:r>
+              <w:t>måleområde</w:t>
+            </w:r>
+            <w:proofErr w:type="spellEnd"/>
+          </w:p>
+          <w:p>
+            <w:pPr>
+              <w:pStyle w:val="Ingenmellomrom"/>
+            </w:pPr>
+            <w:r>
+              <w:t xml:space="preserve">&lt; 1 </w:t>
+            </w:r>
+            <w:proofErr w:type="spellStart"/>
+            <w:r>
+              <w:t>nmol</w:t>
+            </w:r>
+            <w:proofErr w:type="spellEnd"/>
+            <w:r>
+              <w:t>/L</w:t>
             </w:r>
           </w:p>
           <w:p>
@@ -1534,21 +2056,37 @@
               <w:t>–</w:t>
             </w:r>
             <w:r>
-              <w:t>2.4 nmol/L</w:t>
-            </w:r>
-          </w:p>
-        </w:tc>
-        <w:tc>
-          <w:tcPr>
-            <w:tcW w:w="20772" w:type="dxa"/>
-            <w:hideMark/>
-          </w:tcPr>
-          <w:p>
-            <w:pPr>
-              <w:pStyle w:val="Ingenmellomrom"/>
-            </w:pPr>
-            <w:r>
-              <w:t>Mangelfull medikamentetterlevelse? Farmakokinetiske avvik? Referanseområdet for karvedilol er basert på bruk av 12.5</w:t>
+              <w:t xml:space="preserve">2.4 </w:t>
+            </w:r>
+            <w:proofErr w:type="spellStart"/>
+            <w:r>
+              <w:t>nmol</w:t>
+            </w:r>
+            <w:proofErr w:type="spellEnd"/>
+            <w:r>
+              <w:t>/L</w:t>
+            </w:r>
+          </w:p>
+        </w:tc>
+        <w:tc>
+          <w:tcPr>
+            <w:tcW w:w="5560" w:type="dxa"/>
+            <w:hideMark/>
+          </w:tcPr>
+          <w:p>
+            <w:pPr>
+              <w:pStyle w:val="Ingenmellomrom"/>
+            </w:pPr>
+            <w:r>
+              <w:t xml:space="preserve">Mangelfull medikamentetterlevelse? Farmakokinetiske avvik? Referanseområdet for </w:t>
+            </w:r>
+            <w:proofErr w:type="spellStart"/>
+            <w:r>
+              <w:t>karvedilol</w:t>
+            </w:r>
+            <w:proofErr w:type="spellEnd"/>
+            <w:r>
+              <w:t xml:space="preserve"> er basert på bruk av 12.5</w:t>
             </w:r>
             <w:r>
               <w:t>–</w:t>
@@ -1568,16 +2106,18 @@
       <w:tr>
         <w:tc>
           <w:tcPr>
-            <w:tcW w:w="1495" w:type="dxa"/>
-            <w:hideMark/>
-          </w:tcPr>
-          <w:p>
-            <w:pPr>
-              <w:pStyle w:val="Ingenmellomrom"/>
-            </w:pPr>
+            <w:tcW w:w="1863" w:type="dxa"/>
+            <w:hideMark/>
+          </w:tcPr>
+          <w:p>
+            <w:pPr>
+              <w:pStyle w:val="Ingenmellomrom"/>
+            </w:pPr>
+            <w:proofErr w:type="spellStart"/>
             <w:r>
               <w:t>Karvedilol</w:t>
             </w:r>
+            <w:proofErr w:type="spellEnd"/>
           </w:p>
           <w:p>
             <w:pPr>
@@ -1590,7 +2130,7 @@
         </w:tc>
         <w:tc>
           <w:tcPr>
-            <w:tcW w:w="2212" w:type="dxa"/>
+            <w:tcW w:w="1639" w:type="dxa"/>
             <w:hideMark/>
           </w:tcPr>
           <w:p>
@@ -1612,7 +2152,15 @@
               <w:t>–</w:t>
             </w:r>
             <w:r>
-              <w:t>50 nmol/L</w:t>
+              <w:t xml:space="preserve">50 </w:t>
+            </w:r>
+            <w:proofErr w:type="spellStart"/>
+            <w:r>
+              <w:t>nmol</w:t>
+            </w:r>
+            <w:proofErr w:type="spellEnd"/>
+            <w:r>
+              <w:t>/L</w:t>
             </w:r>
           </w:p>
           <w:p>
@@ -1642,21 +2190,37 @@
               <w:t>–</w:t>
             </w:r>
             <w:r>
-              <w:t>199 nmol/L</w:t>
-            </w:r>
-          </w:p>
-        </w:tc>
-        <w:tc>
-          <w:tcPr>
-            <w:tcW w:w="20735" w:type="dxa"/>
-            <w:hideMark/>
-          </w:tcPr>
-          <w:p>
-            <w:pPr>
-              <w:pStyle w:val="Ingenmellomrom"/>
-            </w:pPr>
-            <w:r>
-              <w:t>Referanseområdet for karvedilol er basert på bruk av 12.5</w:t>
+              <w:t xml:space="preserve">199 </w:t>
+            </w:r>
+            <w:proofErr w:type="spellStart"/>
+            <w:r>
+              <w:t>nmol</w:t>
+            </w:r>
+            <w:proofErr w:type="spellEnd"/>
+            <w:r>
+              <w:t>/L</w:t>
+            </w:r>
+          </w:p>
+        </w:tc>
+        <w:tc>
+          <w:tcPr>
+            <w:tcW w:w="5560" w:type="dxa"/>
+            <w:hideMark/>
+          </w:tcPr>
+          <w:p>
+            <w:pPr>
+              <w:pStyle w:val="Ingenmellomrom"/>
+            </w:pPr>
+            <w:r>
+              <w:t xml:space="preserve">Referanseområdet for </w:t>
+            </w:r>
+            <w:proofErr w:type="spellStart"/>
+            <w:r>
+              <w:t>karvedilol</w:t>
+            </w:r>
+            <w:proofErr w:type="spellEnd"/>
+            <w:r>
+              <w:t xml:space="preserve"> er basert på bruk av 12.5</w:t>
             </w:r>
             <w:r>
               <w:t>–</w:t>
@@ -1676,16 +2240,18 @@
       <w:tr>
         <w:tc>
           <w:tcPr>
-            <w:tcW w:w="1495" w:type="dxa"/>
-            <w:hideMark/>
-          </w:tcPr>
-          <w:p>
-            <w:pPr>
-              <w:pStyle w:val="Ingenmellomrom"/>
-            </w:pPr>
+            <w:tcW w:w="1863" w:type="dxa"/>
+            <w:hideMark/>
+          </w:tcPr>
+          <w:p>
+            <w:pPr>
+              <w:pStyle w:val="Ingenmellomrom"/>
+            </w:pPr>
+            <w:proofErr w:type="spellStart"/>
             <w:r>
               <w:t>Karvedilol</w:t>
             </w:r>
+            <w:proofErr w:type="spellEnd"/>
           </w:p>
           <w:p>
             <w:pPr>
@@ -1698,7 +2264,7 @@
         </w:tc>
         <w:tc>
           <w:tcPr>
-            <w:tcW w:w="2212" w:type="dxa"/>
+            <w:tcW w:w="1639" w:type="dxa"/>
             <w:hideMark/>
           </w:tcPr>
           <w:p>
@@ -1720,21 +2286,37 @@
               <w:t>≥</w:t>
             </w:r>
             <w:r>
-              <w:t xml:space="preserve"> 200 nmol/L</w:t>
-            </w:r>
-          </w:p>
-        </w:tc>
-        <w:tc>
-          <w:tcPr>
-            <w:tcW w:w="20735" w:type="dxa"/>
-            <w:hideMark/>
-          </w:tcPr>
-          <w:p>
-            <w:pPr>
-              <w:pStyle w:val="Ingenmellomrom"/>
-            </w:pPr>
-            <w:r>
-              <w:t>Potensielt toksisk konsentrasjon. Referanseområdet for karvedilol er basert på bruk 12.5</w:t>
+              <w:t xml:space="preserve"> 200 </w:t>
+            </w:r>
+            <w:proofErr w:type="spellStart"/>
+            <w:r>
+              <w:t>nmol</w:t>
+            </w:r>
+            <w:proofErr w:type="spellEnd"/>
+            <w:r>
+              <w:t>/L</w:t>
+            </w:r>
+          </w:p>
+        </w:tc>
+        <w:tc>
+          <w:tcPr>
+            <w:tcW w:w="5560" w:type="dxa"/>
+            <w:hideMark/>
+          </w:tcPr>
+          <w:p>
+            <w:pPr>
+              <w:pStyle w:val="Ingenmellomrom"/>
+            </w:pPr>
+            <w:r>
+              <w:t xml:space="preserve">Potensielt toksisk konsentrasjon. Referanseområdet for </w:t>
+            </w:r>
+            <w:proofErr w:type="spellStart"/>
+            <w:r>
+              <w:t>karvedilol</w:t>
+            </w:r>
+            <w:proofErr w:type="spellEnd"/>
+            <w:r>
+              <w:t xml:space="preserve"> er basert på bruk 12.5</w:t>
             </w:r>
             <w:r>
               <w:t>–</w:t>
@@ -1754,16 +2336,18 @@
       <w:tr>
         <w:tc>
           <w:tcPr>
-            <w:tcW w:w="1495" w:type="dxa"/>
-            <w:hideMark/>
-          </w:tcPr>
-          <w:p>
-            <w:pPr>
-              <w:pStyle w:val="Ingenmellomrom"/>
-            </w:pPr>
+            <w:tcW w:w="1863" w:type="dxa"/>
+            <w:hideMark/>
+          </w:tcPr>
+          <w:p>
+            <w:pPr>
+              <w:pStyle w:val="Ingenmellomrom"/>
+            </w:pPr>
+            <w:proofErr w:type="spellStart"/>
             <w:r>
               <w:t>Labetalol</w:t>
             </w:r>
+            <w:proofErr w:type="spellEnd"/>
           </w:p>
           <w:p>
             <w:pPr>
@@ -1776,23 +2360,36 @@
         </w:tc>
         <w:tc>
           <w:tcPr>
-            <w:tcW w:w="2212" w:type="dxa"/>
-            <w:hideMark/>
-          </w:tcPr>
-          <w:p>
-            <w:pPr>
-              <w:pStyle w:val="Ingenmellomrom"/>
-            </w:pPr>
-            <w:r>
-              <w:t>Under nedre teknisk måleområde</w:t>
-            </w:r>
-          </w:p>
-          <w:p>
-            <w:pPr>
-              <w:pStyle w:val="Ingenmellomrom"/>
-            </w:pPr>
-            <w:r>
-              <w:t>&lt; 1 nmol/L</w:t>
+            <w:tcW w:w="1639" w:type="dxa"/>
+            <w:hideMark/>
+          </w:tcPr>
+          <w:p>
+            <w:pPr>
+              <w:pStyle w:val="Ingenmellomrom"/>
+            </w:pPr>
+            <w:r>
+              <w:t xml:space="preserve">Under nedre teknisk </w:t>
+            </w:r>
+            <w:proofErr w:type="spellStart"/>
+            <w:r>
+              <w:t>måleområde</w:t>
+            </w:r>
+            <w:proofErr w:type="spellEnd"/>
+          </w:p>
+          <w:p>
+            <w:pPr>
+              <w:pStyle w:val="Ingenmellomrom"/>
+            </w:pPr>
+            <w:r>
+              <w:t xml:space="preserve">&lt; 1 </w:t>
+            </w:r>
+            <w:proofErr w:type="spellStart"/>
+            <w:r>
+              <w:t>nmol</w:t>
+            </w:r>
+            <w:proofErr w:type="spellEnd"/>
+            <w:r>
+              <w:t>/L</w:t>
             </w:r>
           </w:p>
           <w:p>
@@ -1822,21 +2419,37 @@
               <w:t>–</w:t>
             </w:r>
             <w:r>
-              <w:t>49 nmol/L</w:t>
-            </w:r>
-          </w:p>
-        </w:tc>
-        <w:tc>
-          <w:tcPr>
-            <w:tcW w:w="20841" w:type="dxa"/>
-            <w:hideMark/>
-          </w:tcPr>
-          <w:p>
-            <w:pPr>
-              <w:pStyle w:val="Ingenmellomrom"/>
-            </w:pPr>
-            <w:r>
-              <w:t>Mangelfull medikamentetterlevelse? Farmakokinetiske avvik? Referanseområdet for labetalol er basert på bruk av 200</w:t>
+              <w:t xml:space="preserve">49 </w:t>
+            </w:r>
+            <w:proofErr w:type="spellStart"/>
+            <w:r>
+              <w:t>nmol</w:t>
+            </w:r>
+            <w:proofErr w:type="spellEnd"/>
+            <w:r>
+              <w:t>/L</w:t>
+            </w:r>
+          </w:p>
+        </w:tc>
+        <w:tc>
+          <w:tcPr>
+            <w:tcW w:w="5560" w:type="dxa"/>
+            <w:hideMark/>
+          </w:tcPr>
+          <w:p>
+            <w:pPr>
+              <w:pStyle w:val="Ingenmellomrom"/>
+            </w:pPr>
+            <w:r>
+              <w:t xml:space="preserve">Mangelfull medikamentetterlevelse? Farmakokinetiske avvik? Referanseområdet for </w:t>
+            </w:r>
+            <w:proofErr w:type="spellStart"/>
+            <w:r>
+              <w:t>labetalol</w:t>
+            </w:r>
+            <w:proofErr w:type="spellEnd"/>
+            <w:r>
+              <w:t xml:space="preserve"> er basert på bruk av 200</w:t>
             </w:r>
             <w:r>
               <w:t>–</w:t>
@@ -1856,16 +2469,18 @@
       <w:tr>
         <w:tc>
           <w:tcPr>
-            <w:tcW w:w="1495" w:type="dxa"/>
-            <w:hideMark/>
-          </w:tcPr>
-          <w:p>
-            <w:pPr>
-              <w:pStyle w:val="Ingenmellomrom"/>
-            </w:pPr>
+            <w:tcW w:w="1863" w:type="dxa"/>
+            <w:hideMark/>
+          </w:tcPr>
+          <w:p>
+            <w:pPr>
+              <w:pStyle w:val="Ingenmellomrom"/>
+            </w:pPr>
+            <w:proofErr w:type="spellStart"/>
             <w:r>
               <w:t>Labetalol</w:t>
             </w:r>
+            <w:proofErr w:type="spellEnd"/>
           </w:p>
           <w:p>
             <w:pPr>
@@ -1878,7 +2493,7 @@
         </w:tc>
         <w:tc>
           <w:tcPr>
-            <w:tcW w:w="2212" w:type="dxa"/>
+            <w:tcW w:w="1639" w:type="dxa"/>
             <w:hideMark/>
           </w:tcPr>
           <w:p>
@@ -1900,7 +2515,15 @@
               <w:t>–</w:t>
             </w:r>
             <w:r>
-              <w:t>1000 nmol/L</w:t>
+              <w:t xml:space="preserve">1000 </w:t>
+            </w:r>
+            <w:proofErr w:type="spellStart"/>
+            <w:r>
+              <w:t>nmol</w:t>
+            </w:r>
+            <w:proofErr w:type="spellEnd"/>
+            <w:r>
+              <w:t>/L</w:t>
             </w:r>
           </w:p>
           <w:p>
@@ -1930,21 +2553,37 @@
               <w:t>–</w:t>
             </w:r>
             <w:r>
-              <w:t>3999 nmol/L</w:t>
-            </w:r>
-          </w:p>
-        </w:tc>
-        <w:tc>
-          <w:tcPr>
-            <w:tcW w:w="20735" w:type="dxa"/>
-            <w:hideMark/>
-          </w:tcPr>
-          <w:p>
-            <w:pPr>
-              <w:pStyle w:val="Ingenmellomrom"/>
-            </w:pPr>
-            <w:r>
-              <w:t>Referanseområdet for labetalol er basert på bruk av 200</w:t>
+              <w:t xml:space="preserve">3999 </w:t>
+            </w:r>
+            <w:proofErr w:type="spellStart"/>
+            <w:r>
+              <w:t>nmol</w:t>
+            </w:r>
+            <w:proofErr w:type="spellEnd"/>
+            <w:r>
+              <w:t>/L</w:t>
+            </w:r>
+          </w:p>
+        </w:tc>
+        <w:tc>
+          <w:tcPr>
+            <w:tcW w:w="5560" w:type="dxa"/>
+            <w:hideMark/>
+          </w:tcPr>
+          <w:p>
+            <w:pPr>
+              <w:pStyle w:val="Ingenmellomrom"/>
+            </w:pPr>
+            <w:r>
+              <w:t xml:space="preserve">Referanseområdet for </w:t>
+            </w:r>
+            <w:proofErr w:type="spellStart"/>
+            <w:r>
+              <w:t>labetalol</w:t>
+            </w:r>
+            <w:proofErr w:type="spellEnd"/>
+            <w:r>
+              <w:t xml:space="preserve"> er basert på bruk av 200</w:t>
             </w:r>
             <w:r>
               <w:t>–</w:t>
@@ -1964,16 +2603,18 @@
       <w:tr>
         <w:tc>
           <w:tcPr>
-            <w:tcW w:w="1495" w:type="dxa"/>
-            <w:hideMark/>
-          </w:tcPr>
-          <w:p>
-            <w:pPr>
-              <w:pStyle w:val="Ingenmellomrom"/>
-            </w:pPr>
+            <w:tcW w:w="1863" w:type="dxa"/>
+            <w:hideMark/>
+          </w:tcPr>
+          <w:p>
+            <w:pPr>
+              <w:pStyle w:val="Ingenmellomrom"/>
+            </w:pPr>
+            <w:proofErr w:type="spellStart"/>
             <w:r>
               <w:t>Labetalol</w:t>
             </w:r>
+            <w:proofErr w:type="spellEnd"/>
           </w:p>
           <w:p>
             <w:pPr>
@@ -1986,7 +2627,7 @@
         </w:tc>
         <w:tc>
           <w:tcPr>
-            <w:tcW w:w="2212" w:type="dxa"/>
+            <w:tcW w:w="1639" w:type="dxa"/>
             <w:hideMark/>
           </w:tcPr>
           <w:p>
@@ -2008,21 +2649,37 @@
               <w:t>≥</w:t>
             </w:r>
             <w:r>
-              <w:t xml:space="preserve"> 4000 nmol/L</w:t>
-            </w:r>
-          </w:p>
-        </w:tc>
-        <w:tc>
-          <w:tcPr>
-            <w:tcW w:w="20735" w:type="dxa"/>
-            <w:hideMark/>
-          </w:tcPr>
-          <w:p>
-            <w:pPr>
-              <w:pStyle w:val="Ingenmellomrom"/>
-            </w:pPr>
-            <w:r>
-              <w:t>Potensielt toksisk konsentrasjon. Referanseområdet for labetalol er basert på bruk 200</w:t>
+              <w:t xml:space="preserve"> 4000 </w:t>
+            </w:r>
+            <w:proofErr w:type="spellStart"/>
+            <w:r>
+              <w:t>nmol</w:t>
+            </w:r>
+            <w:proofErr w:type="spellEnd"/>
+            <w:r>
+              <w:t>/L</w:t>
+            </w:r>
+          </w:p>
+        </w:tc>
+        <w:tc>
+          <w:tcPr>
+            <w:tcW w:w="5560" w:type="dxa"/>
+            <w:hideMark/>
+          </w:tcPr>
+          <w:p>
+            <w:pPr>
+              <w:pStyle w:val="Ingenmellomrom"/>
+            </w:pPr>
+            <w:r>
+              <w:t xml:space="preserve">Potensielt toksisk konsentrasjon. Referanseområdet for </w:t>
+            </w:r>
+            <w:proofErr w:type="spellStart"/>
+            <w:r>
+              <w:t>labetalol</w:t>
+            </w:r>
+            <w:proofErr w:type="spellEnd"/>
+            <w:r>
+              <w:t xml:space="preserve"> er basert på bruk 200</w:t>
             </w:r>
             <w:r>
               <w:t>–</w:t>
@@ -2042,16 +2699,18 @@
       <w:tr>
         <w:tc>
           <w:tcPr>
-            <w:tcW w:w="1495" w:type="dxa"/>
-            <w:hideMark/>
-          </w:tcPr>
-          <w:p>
-            <w:pPr>
-              <w:pStyle w:val="Ingenmellomrom"/>
-            </w:pPr>
+            <w:tcW w:w="1863" w:type="dxa"/>
+            <w:hideMark/>
+          </w:tcPr>
+          <w:p>
+            <w:pPr>
+              <w:pStyle w:val="Ingenmellomrom"/>
+            </w:pPr>
+            <w:proofErr w:type="spellStart"/>
             <w:r>
               <w:t>Doksazosin</w:t>
             </w:r>
+            <w:proofErr w:type="spellEnd"/>
           </w:p>
           <w:p>
             <w:pPr>
@@ -2064,23 +2723,36 @@
         </w:tc>
         <w:tc>
           <w:tcPr>
-            <w:tcW w:w="2212" w:type="dxa"/>
-            <w:hideMark/>
-          </w:tcPr>
-          <w:p>
-            <w:pPr>
-              <w:pStyle w:val="Ingenmellomrom"/>
-            </w:pPr>
-            <w:r>
-              <w:t>Under nedre teknisk måleområde</w:t>
-            </w:r>
-          </w:p>
-          <w:p>
-            <w:pPr>
-              <w:pStyle w:val="Ingenmellomrom"/>
-            </w:pPr>
-            <w:r>
-              <w:t>&lt; 2 nmol/L</w:t>
+            <w:tcW w:w="1639" w:type="dxa"/>
+            <w:hideMark/>
+          </w:tcPr>
+          <w:p>
+            <w:pPr>
+              <w:pStyle w:val="Ingenmellomrom"/>
+            </w:pPr>
+            <w:r>
+              <w:t xml:space="preserve">Under nedre teknisk </w:t>
+            </w:r>
+            <w:proofErr w:type="spellStart"/>
+            <w:r>
+              <w:t>måleområde</w:t>
+            </w:r>
+            <w:proofErr w:type="spellEnd"/>
+          </w:p>
+          <w:p>
+            <w:pPr>
+              <w:pStyle w:val="Ingenmellomrom"/>
+            </w:pPr>
+            <w:r>
+              <w:t xml:space="preserve">&lt; 2 </w:t>
+            </w:r>
+            <w:proofErr w:type="spellStart"/>
+            <w:r>
+              <w:t>nmol</w:t>
+            </w:r>
+            <w:proofErr w:type="spellEnd"/>
+            <w:r>
+              <w:t>/L</w:t>
             </w:r>
           </w:p>
           <w:p>
@@ -2111,13 +2783,21 @@
               <w:t>–</w:t>
             </w:r>
             <w:r>
-              <w:t>4 nmol/L</w:t>
-            </w:r>
-          </w:p>
-        </w:tc>
-        <w:tc>
-          <w:tcPr>
-            <w:tcW w:w="20735" w:type="dxa"/>
+              <w:t xml:space="preserve">4 </w:t>
+            </w:r>
+            <w:proofErr w:type="spellStart"/>
+            <w:r>
+              <w:t>nmol</w:t>
+            </w:r>
+            <w:proofErr w:type="spellEnd"/>
+            <w:r>
+              <w:t>/L</w:t>
+            </w:r>
+          </w:p>
+        </w:tc>
+        <w:tc>
+          <w:tcPr>
+            <w:tcW w:w="5560" w:type="dxa"/>
             <w:hideMark/>
           </w:tcPr>
           <w:p>
@@ -2126,7 +2806,15 @@
             </w:pPr>
             <w:r>
               <w:lastRenderedPageBreak/>
-              <w:t>Mangelfull medikamentetterlevelse? Farmakokinetiske avvik? Referanseområdet for doksazosin er basert på bruk av 4</w:t>
+              <w:t xml:space="preserve">Mangelfull medikamentetterlevelse? Farmakokinetiske avvik? Referanseområdet for </w:t>
+            </w:r>
+            <w:proofErr w:type="spellStart"/>
+            <w:r>
+              <w:t>doksazosin</w:t>
+            </w:r>
+            <w:proofErr w:type="spellEnd"/>
+            <w:r>
+              <w:t xml:space="preserve"> er basert på bruk av 4</w:t>
             </w:r>
             <w:r>
               <w:t>–</w:t>
@@ -2150,17 +2838,19 @@
       <w:tr>
         <w:tc>
           <w:tcPr>
-            <w:tcW w:w="1495" w:type="dxa"/>
-            <w:hideMark/>
-          </w:tcPr>
-          <w:p>
-            <w:pPr>
-              <w:pStyle w:val="Ingenmellomrom"/>
-            </w:pPr>
+            <w:tcW w:w="1863" w:type="dxa"/>
+            <w:hideMark/>
+          </w:tcPr>
+          <w:p>
+            <w:pPr>
+              <w:pStyle w:val="Ingenmellomrom"/>
+            </w:pPr>
+            <w:proofErr w:type="spellStart"/>
             <w:r>
               <w:lastRenderedPageBreak/>
               <w:t>Doksazosin</w:t>
             </w:r>
+            <w:proofErr w:type="spellEnd"/>
           </w:p>
           <w:p>
             <w:pPr>
@@ -2173,7 +2863,7 @@
         </w:tc>
         <w:tc>
           <w:tcPr>
-            <w:tcW w:w="2212" w:type="dxa"/>
+            <w:tcW w:w="1639" w:type="dxa"/>
             <w:hideMark/>
           </w:tcPr>
           <w:p>
@@ -2195,7 +2885,15 @@
               <w:t>–</w:t>
             </w:r>
             <w:r>
-              <w:t>80 nmol/L</w:t>
+              <w:t xml:space="preserve">80 </w:t>
+            </w:r>
+            <w:proofErr w:type="spellStart"/>
+            <w:r>
+              <w:t>nmol</w:t>
+            </w:r>
+            <w:proofErr w:type="spellEnd"/>
+            <w:r>
+              <w:t>/L</w:t>
             </w:r>
           </w:p>
           <w:p>
@@ -2225,21 +2923,37 @@
               <w:t>–</w:t>
             </w:r>
             <w:r>
-              <w:t>319 nmol/L</w:t>
-            </w:r>
-          </w:p>
-        </w:tc>
-        <w:tc>
-          <w:tcPr>
-            <w:tcW w:w="20735" w:type="dxa"/>
-            <w:hideMark/>
-          </w:tcPr>
-          <w:p>
-            <w:pPr>
-              <w:pStyle w:val="Ingenmellomrom"/>
-            </w:pPr>
-            <w:r>
-              <w:t>Referanseområdet for doksazosin er basert på bruk av 4</w:t>
+              <w:t xml:space="preserve">319 </w:t>
+            </w:r>
+            <w:proofErr w:type="spellStart"/>
+            <w:r>
+              <w:t>nmol</w:t>
+            </w:r>
+            <w:proofErr w:type="spellEnd"/>
+            <w:r>
+              <w:t>/L</w:t>
+            </w:r>
+          </w:p>
+        </w:tc>
+        <w:tc>
+          <w:tcPr>
+            <w:tcW w:w="5560" w:type="dxa"/>
+            <w:hideMark/>
+          </w:tcPr>
+          <w:p>
+            <w:pPr>
+              <w:pStyle w:val="Ingenmellomrom"/>
+            </w:pPr>
+            <w:r>
+              <w:t xml:space="preserve">Referanseområdet for </w:t>
+            </w:r>
+            <w:proofErr w:type="spellStart"/>
+            <w:r>
+              <w:t>doksazosin</w:t>
+            </w:r>
+            <w:proofErr w:type="spellEnd"/>
+            <w:r>
+              <w:t xml:space="preserve"> er basert på bruk av 4</w:t>
             </w:r>
             <w:r>
               <w:t>–</w:t>
@@ -2259,16 +2973,18 @@
       <w:tr>
         <w:tc>
           <w:tcPr>
-            <w:tcW w:w="1495" w:type="dxa"/>
-            <w:hideMark/>
-          </w:tcPr>
-          <w:p>
-            <w:pPr>
-              <w:pStyle w:val="Ingenmellomrom"/>
-            </w:pPr>
+            <w:tcW w:w="1863" w:type="dxa"/>
+            <w:hideMark/>
+          </w:tcPr>
+          <w:p>
+            <w:pPr>
+              <w:pStyle w:val="Ingenmellomrom"/>
+            </w:pPr>
+            <w:proofErr w:type="spellStart"/>
             <w:r>
               <w:t>Doksazosin</w:t>
             </w:r>
+            <w:proofErr w:type="spellEnd"/>
           </w:p>
           <w:p>
             <w:pPr>
@@ -2281,7 +2997,7 @@
         </w:tc>
         <w:tc>
           <w:tcPr>
-            <w:tcW w:w="2212" w:type="dxa"/>
+            <w:tcW w:w="1639" w:type="dxa"/>
             <w:hideMark/>
           </w:tcPr>
           <w:p>
@@ -2303,21 +3019,37 @@
               <w:t>≥</w:t>
             </w:r>
             <w:r>
-              <w:t xml:space="preserve"> 320 nmol/L</w:t>
-            </w:r>
-          </w:p>
-        </w:tc>
-        <w:tc>
-          <w:tcPr>
-            <w:tcW w:w="20883" w:type="dxa"/>
-            <w:hideMark/>
-          </w:tcPr>
-          <w:p>
-            <w:pPr>
-              <w:pStyle w:val="Ingenmellomrom"/>
-            </w:pPr>
-            <w:r>
-              <w:t>Potensielt toksisk konsentrasjon. Referanseområdet for doksazosin er basert på bruk 4</w:t>
+              <w:t xml:space="preserve"> 320 </w:t>
+            </w:r>
+            <w:proofErr w:type="spellStart"/>
+            <w:r>
+              <w:t>nmol</w:t>
+            </w:r>
+            <w:proofErr w:type="spellEnd"/>
+            <w:r>
+              <w:t>/L</w:t>
+            </w:r>
+          </w:p>
+        </w:tc>
+        <w:tc>
+          <w:tcPr>
+            <w:tcW w:w="5560" w:type="dxa"/>
+            <w:hideMark/>
+          </w:tcPr>
+          <w:p>
+            <w:pPr>
+              <w:pStyle w:val="Ingenmellomrom"/>
+            </w:pPr>
+            <w:r>
+              <w:t xml:space="preserve">Potensielt toksisk konsentrasjon. Referanseområdet for </w:t>
+            </w:r>
+            <w:proofErr w:type="spellStart"/>
+            <w:r>
+              <w:t>doksazosin</w:t>
+            </w:r>
+            <w:proofErr w:type="spellEnd"/>
+            <w:r>
+              <w:t xml:space="preserve"> er basert på bruk 4</w:t>
             </w:r>
             <w:r>
               <w:t>–</w:t>
@@ -2337,16 +3069,18 @@
       <w:tr>
         <w:tc>
           <w:tcPr>
-            <w:tcW w:w="1495" w:type="dxa"/>
-            <w:hideMark/>
-          </w:tcPr>
-          <w:p>
-            <w:pPr>
-              <w:pStyle w:val="Ingenmellomrom"/>
-            </w:pPr>
+            <w:tcW w:w="1863" w:type="dxa"/>
+            <w:hideMark/>
+          </w:tcPr>
+          <w:p>
+            <w:pPr>
+              <w:pStyle w:val="Ingenmellomrom"/>
+            </w:pPr>
+            <w:proofErr w:type="spellStart"/>
             <w:r>
               <w:t>Irbesartan</w:t>
             </w:r>
+            <w:proofErr w:type="spellEnd"/>
           </w:p>
           <w:p>
             <w:pPr>
@@ -2359,23 +3093,36 @@
         </w:tc>
         <w:tc>
           <w:tcPr>
-            <w:tcW w:w="2212" w:type="dxa"/>
-            <w:hideMark/>
-          </w:tcPr>
-          <w:p>
-            <w:pPr>
-              <w:pStyle w:val="Ingenmellomrom"/>
-            </w:pPr>
-            <w:r>
-              <w:t>Under nedre teknisk måleområde</w:t>
-            </w:r>
-          </w:p>
-          <w:p>
-            <w:pPr>
-              <w:pStyle w:val="Ingenmellomrom"/>
-            </w:pPr>
-            <w:r>
-              <w:t>&lt; 50 nmol/L</w:t>
+            <w:tcW w:w="1639" w:type="dxa"/>
+            <w:hideMark/>
+          </w:tcPr>
+          <w:p>
+            <w:pPr>
+              <w:pStyle w:val="Ingenmellomrom"/>
+            </w:pPr>
+            <w:r>
+              <w:t xml:space="preserve">Under nedre teknisk </w:t>
+            </w:r>
+            <w:proofErr w:type="spellStart"/>
+            <w:r>
+              <w:t>måleområde</w:t>
+            </w:r>
+            <w:proofErr w:type="spellEnd"/>
+          </w:p>
+          <w:p>
+            <w:pPr>
+              <w:pStyle w:val="Ingenmellomrom"/>
+            </w:pPr>
+            <w:r>
+              <w:t xml:space="preserve">&lt; 50 </w:t>
+            </w:r>
+            <w:proofErr w:type="spellStart"/>
+            <w:r>
+              <w:t>nmol</w:t>
+            </w:r>
+            <w:proofErr w:type="spellEnd"/>
+            <w:r>
+              <w:t>/L</w:t>
             </w:r>
           </w:p>
           <w:p>
@@ -2405,21 +3152,37 @@
               <w:t>–</w:t>
             </w:r>
             <w:r>
-              <w:t>299 nmol/L</w:t>
-            </w:r>
-          </w:p>
-        </w:tc>
-        <w:tc>
-          <w:tcPr>
-            <w:tcW w:w="20868" w:type="dxa"/>
-            <w:hideMark/>
-          </w:tcPr>
-          <w:p>
-            <w:pPr>
-              <w:pStyle w:val="Ingenmellomrom"/>
-            </w:pPr>
-            <w:r>
-              <w:t>Mangelfull medikamentetterlevelse? Farmakokinetiske avvik? Referanseområdet for irbesartan er basert på bruk av 150</w:t>
+              <w:t xml:space="preserve">299 </w:t>
+            </w:r>
+            <w:proofErr w:type="spellStart"/>
+            <w:r>
+              <w:t>nmol</w:t>
+            </w:r>
+            <w:proofErr w:type="spellEnd"/>
+            <w:r>
+              <w:t>/L</w:t>
+            </w:r>
+          </w:p>
+        </w:tc>
+        <w:tc>
+          <w:tcPr>
+            <w:tcW w:w="5560" w:type="dxa"/>
+            <w:hideMark/>
+          </w:tcPr>
+          <w:p>
+            <w:pPr>
+              <w:pStyle w:val="Ingenmellomrom"/>
+            </w:pPr>
+            <w:r>
+              <w:t xml:space="preserve">Mangelfull medikamentetterlevelse? Farmakokinetiske avvik? Referanseområdet for </w:t>
+            </w:r>
+            <w:proofErr w:type="spellStart"/>
+            <w:r>
+              <w:t>irbesartan</w:t>
+            </w:r>
+            <w:proofErr w:type="spellEnd"/>
+            <w:r>
+              <w:t xml:space="preserve"> er basert på bruk av 150</w:t>
             </w:r>
             <w:r>
               <w:t>–</w:t>
@@ -2439,16 +3202,18 @@
       <w:tr>
         <w:tc>
           <w:tcPr>
-            <w:tcW w:w="1495" w:type="dxa"/>
-            <w:hideMark/>
-          </w:tcPr>
-          <w:p>
-            <w:pPr>
-              <w:pStyle w:val="Ingenmellomrom"/>
-            </w:pPr>
+            <w:tcW w:w="1863" w:type="dxa"/>
+            <w:hideMark/>
+          </w:tcPr>
+          <w:p>
+            <w:pPr>
+              <w:pStyle w:val="Ingenmellomrom"/>
+            </w:pPr>
+            <w:proofErr w:type="spellStart"/>
             <w:r>
               <w:t>Irbesartan</w:t>
             </w:r>
+            <w:proofErr w:type="spellEnd"/>
           </w:p>
           <w:p>
             <w:pPr>
@@ -2461,7 +3226,7 @@
         </w:tc>
         <w:tc>
           <w:tcPr>
-            <w:tcW w:w="2212" w:type="dxa"/>
+            <w:tcW w:w="1639" w:type="dxa"/>
             <w:hideMark/>
           </w:tcPr>
           <w:p>
@@ -2483,7 +3248,15 @@
               <w:t>–</w:t>
             </w:r>
             <w:r>
-              <w:t>3000 nmol/L</w:t>
+              <w:t xml:space="preserve">3000 </w:t>
+            </w:r>
+            <w:proofErr w:type="spellStart"/>
+            <w:r>
+              <w:t>nmol</w:t>
+            </w:r>
+            <w:proofErr w:type="spellEnd"/>
+            <w:r>
+              <w:t>/L</w:t>
             </w:r>
           </w:p>
           <w:p>
@@ -2513,21 +3286,37 @@
               <w:t>–</w:t>
             </w:r>
             <w:r>
-              <w:t>11999 nmol/L</w:t>
-            </w:r>
-          </w:p>
-        </w:tc>
-        <w:tc>
-          <w:tcPr>
-            <w:tcW w:w="20735" w:type="dxa"/>
-            <w:hideMark/>
-          </w:tcPr>
-          <w:p>
-            <w:pPr>
-              <w:pStyle w:val="Ingenmellomrom"/>
-            </w:pPr>
-            <w:r>
-              <w:t>Referanseområdet for irbesartan er basert på bruk av 150</w:t>
+              <w:t xml:space="preserve">11999 </w:t>
+            </w:r>
+            <w:proofErr w:type="spellStart"/>
+            <w:r>
+              <w:t>nmol</w:t>
+            </w:r>
+            <w:proofErr w:type="spellEnd"/>
+            <w:r>
+              <w:t>/L</w:t>
+            </w:r>
+          </w:p>
+        </w:tc>
+        <w:tc>
+          <w:tcPr>
+            <w:tcW w:w="5560" w:type="dxa"/>
+            <w:hideMark/>
+          </w:tcPr>
+          <w:p>
+            <w:pPr>
+              <w:pStyle w:val="Ingenmellomrom"/>
+            </w:pPr>
+            <w:r>
+              <w:t xml:space="preserve">Referanseområdet for </w:t>
+            </w:r>
+            <w:proofErr w:type="spellStart"/>
+            <w:r>
+              <w:t>irbesartan</w:t>
+            </w:r>
+            <w:proofErr w:type="spellEnd"/>
+            <w:r>
+              <w:t xml:space="preserve"> er basert på bruk av 150</w:t>
             </w:r>
             <w:r>
               <w:t>–</w:t>
@@ -2547,16 +3336,18 @@
       <w:tr>
         <w:tc>
           <w:tcPr>
-            <w:tcW w:w="1495" w:type="dxa"/>
-            <w:hideMark/>
-          </w:tcPr>
-          <w:p>
-            <w:pPr>
-              <w:pStyle w:val="Ingenmellomrom"/>
-            </w:pPr>
+            <w:tcW w:w="1863" w:type="dxa"/>
+            <w:hideMark/>
+          </w:tcPr>
+          <w:p>
+            <w:pPr>
+              <w:pStyle w:val="Ingenmellomrom"/>
+            </w:pPr>
+            <w:proofErr w:type="spellStart"/>
             <w:r>
               <w:t>Irbesartan</w:t>
             </w:r>
+            <w:proofErr w:type="spellEnd"/>
           </w:p>
           <w:p>
             <w:pPr>
@@ -2569,7 +3360,7 @@
         </w:tc>
         <w:tc>
           <w:tcPr>
-            <w:tcW w:w="2212" w:type="dxa"/>
+            <w:tcW w:w="1639" w:type="dxa"/>
             <w:hideMark/>
           </w:tcPr>
           <w:p>
@@ -2591,21 +3382,37 @@
               <w:t>≥</w:t>
             </w:r>
             <w:r>
-              <w:t xml:space="preserve"> 12000 nmol/L</w:t>
-            </w:r>
-          </w:p>
-        </w:tc>
-        <w:tc>
-          <w:tcPr>
-            <w:tcW w:w="20735" w:type="dxa"/>
-            <w:hideMark/>
-          </w:tcPr>
-          <w:p>
-            <w:pPr>
-              <w:pStyle w:val="Ingenmellomrom"/>
-            </w:pPr>
-            <w:r>
-              <w:t>Potensielt toksisk konsentrasjon. Referanseområdet for irbesartan er basert på bruk 150</w:t>
+              <w:t xml:space="preserve"> 12000 </w:t>
+            </w:r>
+            <w:proofErr w:type="spellStart"/>
+            <w:r>
+              <w:t>nmol</w:t>
+            </w:r>
+            <w:proofErr w:type="spellEnd"/>
+            <w:r>
+              <w:t>/L</w:t>
+            </w:r>
+          </w:p>
+        </w:tc>
+        <w:tc>
+          <w:tcPr>
+            <w:tcW w:w="5560" w:type="dxa"/>
+            <w:hideMark/>
+          </w:tcPr>
+          <w:p>
+            <w:pPr>
+              <w:pStyle w:val="Ingenmellomrom"/>
+            </w:pPr>
+            <w:r>
+              <w:t xml:space="preserve">Potensielt toksisk konsentrasjon. Referanseområdet for </w:t>
+            </w:r>
+            <w:proofErr w:type="spellStart"/>
+            <w:r>
+              <w:t>irbesartan</w:t>
+            </w:r>
+            <w:proofErr w:type="spellEnd"/>
+            <w:r>
+              <w:t xml:space="preserve"> er basert på bruk 150</w:t>
             </w:r>
             <w:r>
               <w:t>–</w:t>
@@ -2625,16 +3432,18 @@
       <w:tr>
         <w:tc>
           <w:tcPr>
-            <w:tcW w:w="1496" w:type="dxa"/>
-            <w:hideMark/>
-          </w:tcPr>
-          <w:p>
-            <w:pPr>
-              <w:pStyle w:val="Ingenmellomrom"/>
-            </w:pPr>
+            <w:tcW w:w="1863" w:type="dxa"/>
+            <w:hideMark/>
+          </w:tcPr>
+          <w:p>
+            <w:pPr>
+              <w:pStyle w:val="Ingenmellomrom"/>
+            </w:pPr>
+            <w:proofErr w:type="spellStart"/>
             <w:r>
               <w:t>Kandesartan</w:t>
             </w:r>
+            <w:proofErr w:type="spellEnd"/>
           </w:p>
           <w:p>
             <w:pPr>
@@ -2647,23 +3456,36 @@
         </w:tc>
         <w:tc>
           <w:tcPr>
-            <w:tcW w:w="2212" w:type="dxa"/>
-            <w:hideMark/>
-          </w:tcPr>
-          <w:p>
-            <w:pPr>
-              <w:pStyle w:val="Ingenmellomrom"/>
-            </w:pPr>
-            <w:r>
-              <w:t>Under nedre teknisk måleområde</w:t>
-            </w:r>
-          </w:p>
-          <w:p>
-            <w:pPr>
-              <w:pStyle w:val="Ingenmellomrom"/>
-            </w:pPr>
-            <w:r>
-              <w:t>&lt; 1 nmol/L</w:t>
+            <w:tcW w:w="1639" w:type="dxa"/>
+            <w:hideMark/>
+          </w:tcPr>
+          <w:p>
+            <w:pPr>
+              <w:pStyle w:val="Ingenmellomrom"/>
+            </w:pPr>
+            <w:r>
+              <w:t xml:space="preserve">Under nedre teknisk </w:t>
+            </w:r>
+            <w:proofErr w:type="spellStart"/>
+            <w:r>
+              <w:t>måleområde</w:t>
+            </w:r>
+            <w:proofErr w:type="spellEnd"/>
+          </w:p>
+          <w:p>
+            <w:pPr>
+              <w:pStyle w:val="Ingenmellomrom"/>
+            </w:pPr>
+            <w:r>
+              <w:t xml:space="preserve">&lt; 1 </w:t>
+            </w:r>
+            <w:proofErr w:type="spellStart"/>
+            <w:r>
+              <w:t>nmol</w:t>
+            </w:r>
+            <w:proofErr w:type="spellEnd"/>
+            <w:r>
+              <w:t>/L</w:t>
             </w:r>
           </w:p>
           <w:p>
@@ -2693,21 +3515,37 @@
               <w:t>–</w:t>
             </w:r>
             <w:r>
-              <w:t>14 nmol/L</w:t>
-            </w:r>
-          </w:p>
-        </w:tc>
-        <w:tc>
-          <w:tcPr>
-            <w:tcW w:w="20735" w:type="dxa"/>
-            <w:hideMark/>
-          </w:tcPr>
-          <w:p>
-            <w:pPr>
-              <w:pStyle w:val="Ingenmellomrom"/>
-            </w:pPr>
-            <w:r>
-              <w:t>Mangelfull medikamentetterlevelse? Farmakokinetiske avvik? Referanseområdet for kandesartan er basert på bruk av 8</w:t>
+              <w:t xml:space="preserve">14 </w:t>
+            </w:r>
+            <w:proofErr w:type="spellStart"/>
+            <w:r>
+              <w:t>nmol</w:t>
+            </w:r>
+            <w:proofErr w:type="spellEnd"/>
+            <w:r>
+              <w:t>/L</w:t>
+            </w:r>
+          </w:p>
+        </w:tc>
+        <w:tc>
+          <w:tcPr>
+            <w:tcW w:w="5560" w:type="dxa"/>
+            <w:hideMark/>
+          </w:tcPr>
+          <w:p>
+            <w:pPr>
+              <w:pStyle w:val="Ingenmellomrom"/>
+            </w:pPr>
+            <w:r>
+              <w:t xml:space="preserve">Mangelfull medikamentetterlevelse? Farmakokinetiske avvik? Referanseområdet for </w:t>
+            </w:r>
+            <w:proofErr w:type="spellStart"/>
+            <w:r>
+              <w:t>kandesartan</w:t>
+            </w:r>
+            <w:proofErr w:type="spellEnd"/>
+            <w:r>
+              <w:t xml:space="preserve"> er basert på bruk av 8</w:t>
             </w:r>
             <w:r>
               <w:t>–</w:t>
@@ -2727,16 +3565,18 @@
       <w:tr>
         <w:tc>
           <w:tcPr>
-            <w:tcW w:w="1496" w:type="dxa"/>
-            <w:hideMark/>
-          </w:tcPr>
-          <w:p>
-            <w:pPr>
-              <w:pStyle w:val="Ingenmellomrom"/>
-            </w:pPr>
+            <w:tcW w:w="1863" w:type="dxa"/>
+            <w:hideMark/>
+          </w:tcPr>
+          <w:p>
+            <w:pPr>
+              <w:pStyle w:val="Ingenmellomrom"/>
+            </w:pPr>
+            <w:proofErr w:type="spellStart"/>
             <w:r>
               <w:t>Kandesartan</w:t>
             </w:r>
+            <w:proofErr w:type="spellEnd"/>
           </w:p>
           <w:p>
             <w:pPr>
@@ -2749,7 +3589,7 @@
         </w:tc>
         <w:tc>
           <w:tcPr>
-            <w:tcW w:w="2212" w:type="dxa"/>
+            <w:tcW w:w="1639" w:type="dxa"/>
             <w:hideMark/>
           </w:tcPr>
           <w:p>
@@ -2771,7 +3611,15 @@
               <w:t>–</w:t>
             </w:r>
             <w:r>
-              <w:t>200 nmol/L</w:t>
+              <w:t xml:space="preserve">200 </w:t>
+            </w:r>
+            <w:proofErr w:type="spellStart"/>
+            <w:r>
+              <w:t>nmol</w:t>
+            </w:r>
+            <w:proofErr w:type="spellEnd"/>
+            <w:r>
+              <w:t>/L</w:t>
             </w:r>
           </w:p>
           <w:p>
@@ -2801,21 +3649,37 @@
               <w:t>–</w:t>
             </w:r>
             <w:r>
-              <w:t>799 nmol/L</w:t>
-            </w:r>
-          </w:p>
-        </w:tc>
-        <w:tc>
-          <w:tcPr>
-            <w:tcW w:w="20883" w:type="dxa"/>
-            <w:hideMark/>
-          </w:tcPr>
-          <w:p>
-            <w:pPr>
-              <w:pStyle w:val="Ingenmellomrom"/>
-            </w:pPr>
-            <w:r>
-              <w:t>Referanseområdet for kandesartan er basert på bruk av 8</w:t>
+              <w:t xml:space="preserve">799 </w:t>
+            </w:r>
+            <w:proofErr w:type="spellStart"/>
+            <w:r>
+              <w:t>nmol</w:t>
+            </w:r>
+            <w:proofErr w:type="spellEnd"/>
+            <w:r>
+              <w:t>/L</w:t>
+            </w:r>
+          </w:p>
+        </w:tc>
+        <w:tc>
+          <w:tcPr>
+            <w:tcW w:w="5560" w:type="dxa"/>
+            <w:hideMark/>
+          </w:tcPr>
+          <w:p>
+            <w:pPr>
+              <w:pStyle w:val="Ingenmellomrom"/>
+            </w:pPr>
+            <w:r>
+              <w:t xml:space="preserve">Referanseområdet for </w:t>
+            </w:r>
+            <w:proofErr w:type="spellStart"/>
+            <w:r>
+              <w:t>kandesartan</w:t>
+            </w:r>
+            <w:proofErr w:type="spellEnd"/>
+            <w:r>
+              <w:t xml:space="preserve"> er basert på bruk av 8</w:t>
             </w:r>
             <w:r>
               <w:t>–</w:t>
@@ -2835,17 +3699,19 @@
       <w:tr>
         <w:tc>
           <w:tcPr>
-            <w:tcW w:w="1496" w:type="dxa"/>
-            <w:hideMark/>
-          </w:tcPr>
-          <w:p>
-            <w:pPr>
-              <w:pStyle w:val="Ingenmellomrom"/>
-            </w:pPr>
+            <w:tcW w:w="1863" w:type="dxa"/>
+            <w:hideMark/>
+          </w:tcPr>
+          <w:p>
+            <w:pPr>
+              <w:pStyle w:val="Ingenmellomrom"/>
+            </w:pPr>
+            <w:proofErr w:type="spellStart"/>
             <w:r>
               <w:lastRenderedPageBreak/>
               <w:t>Kandesartan</w:t>
             </w:r>
+            <w:proofErr w:type="spellEnd"/>
           </w:p>
           <w:p>
             <w:pPr>
@@ -2858,7 +3724,7 @@
         </w:tc>
         <w:tc>
           <w:tcPr>
-            <w:tcW w:w="2212" w:type="dxa"/>
+            <w:tcW w:w="1639" w:type="dxa"/>
             <w:hideMark/>
           </w:tcPr>
           <w:p>
@@ -2880,21 +3746,37 @@
               <w:t>≥</w:t>
             </w:r>
             <w:r>
-              <w:t xml:space="preserve"> 800 nmol/L</w:t>
-            </w:r>
-          </w:p>
-        </w:tc>
-        <w:tc>
-          <w:tcPr>
-            <w:tcW w:w="20773" w:type="dxa"/>
-            <w:hideMark/>
-          </w:tcPr>
-          <w:p>
-            <w:pPr>
-              <w:pStyle w:val="Ingenmellomrom"/>
-            </w:pPr>
-            <w:r>
-              <w:t>Potensielt toksisk konsentrasjon. Referanseområdet for kandesartan er basert på bruk av 8</w:t>
+              <w:t xml:space="preserve"> 800 </w:t>
+            </w:r>
+            <w:proofErr w:type="spellStart"/>
+            <w:r>
+              <w:t>nmol</w:t>
+            </w:r>
+            <w:proofErr w:type="spellEnd"/>
+            <w:r>
+              <w:t>/L</w:t>
+            </w:r>
+          </w:p>
+        </w:tc>
+        <w:tc>
+          <w:tcPr>
+            <w:tcW w:w="5560" w:type="dxa"/>
+            <w:hideMark/>
+          </w:tcPr>
+          <w:p>
+            <w:pPr>
+              <w:pStyle w:val="Ingenmellomrom"/>
+            </w:pPr>
+            <w:r>
+              <w:t xml:space="preserve">Potensielt toksisk konsentrasjon. Referanseområdet for </w:t>
+            </w:r>
+            <w:proofErr w:type="spellStart"/>
+            <w:r>
+              <w:t>kandesartan</w:t>
+            </w:r>
+            <w:proofErr w:type="spellEnd"/>
+            <w:r>
+              <w:t xml:space="preserve"> er basert på bruk av 8</w:t>
             </w:r>
             <w:r>
               <w:t>–</w:t>
@@ -2914,16 +3796,18 @@
       <w:tr>
         <w:tc>
           <w:tcPr>
-            <w:tcW w:w="1513" w:type="dxa"/>
-            <w:hideMark/>
-          </w:tcPr>
-          <w:p>
-            <w:pPr>
-              <w:pStyle w:val="Ingenmellomrom"/>
-            </w:pPr>
+            <w:tcW w:w="1863" w:type="dxa"/>
+            <w:hideMark/>
+          </w:tcPr>
+          <w:p>
+            <w:pPr>
+              <w:pStyle w:val="Ingenmellomrom"/>
+            </w:pPr>
+            <w:proofErr w:type="spellStart"/>
             <w:r>
               <w:t>Losartansyre</w:t>
             </w:r>
+            <w:proofErr w:type="spellEnd"/>
           </w:p>
           <w:p>
             <w:pPr>
@@ -2936,23 +3820,36 @@
         </w:tc>
         <w:tc>
           <w:tcPr>
-            <w:tcW w:w="2212" w:type="dxa"/>
-            <w:hideMark/>
-          </w:tcPr>
-          <w:p>
-            <w:pPr>
-              <w:pStyle w:val="Ingenmellomrom"/>
-            </w:pPr>
-            <w:r>
-              <w:t>Under nedre teknisk måleområde</w:t>
-            </w:r>
-          </w:p>
-          <w:p>
-            <w:pPr>
-              <w:pStyle w:val="Ingenmellomrom"/>
-            </w:pPr>
-            <w:r>
-              <w:t>&lt; 1 nmol/L</w:t>
+            <w:tcW w:w="1639" w:type="dxa"/>
+            <w:hideMark/>
+          </w:tcPr>
+          <w:p>
+            <w:pPr>
+              <w:pStyle w:val="Ingenmellomrom"/>
+            </w:pPr>
+            <w:r>
+              <w:t xml:space="preserve">Under nedre teknisk </w:t>
+            </w:r>
+            <w:proofErr w:type="spellStart"/>
+            <w:r>
+              <w:t>måleområde</w:t>
+            </w:r>
+            <w:proofErr w:type="spellEnd"/>
+          </w:p>
+          <w:p>
+            <w:pPr>
+              <w:pStyle w:val="Ingenmellomrom"/>
+            </w:pPr>
+            <w:r>
+              <w:t xml:space="preserve">&lt; 1 </w:t>
+            </w:r>
+            <w:proofErr w:type="spellStart"/>
+            <w:r>
+              <w:t>nmol</w:t>
+            </w:r>
+            <w:proofErr w:type="spellEnd"/>
+            <w:r>
+              <w:t>/L</w:t>
             </w:r>
           </w:p>
           <w:p>
@@ -2982,21 +3879,53 @@
               <w:t>–</w:t>
             </w:r>
             <w:r>
-              <w:t>29 nmol/L</w:t>
-            </w:r>
-          </w:p>
-        </w:tc>
-        <w:tc>
-          <w:tcPr>
-            <w:tcW w:w="20762" w:type="dxa"/>
-            <w:hideMark/>
-          </w:tcPr>
-          <w:p>
-            <w:pPr>
-              <w:pStyle w:val="Ingenmellomrom"/>
-            </w:pPr>
-            <w:r>
-              <w:t>Mangelfull medikamentetterlevelse? Farmakokinetiske avvik? Losartansyre er den aktive metabolitten av losartan. Referanseområdet for losartansyre er basert på bruk av 50</w:t>
+              <w:t xml:space="preserve">29 </w:t>
+            </w:r>
+            <w:proofErr w:type="spellStart"/>
+            <w:r>
+              <w:t>nmol</w:t>
+            </w:r>
+            <w:proofErr w:type="spellEnd"/>
+            <w:r>
+              <w:t>/L</w:t>
+            </w:r>
+          </w:p>
+        </w:tc>
+        <w:tc>
+          <w:tcPr>
+            <w:tcW w:w="5560" w:type="dxa"/>
+            <w:hideMark/>
+          </w:tcPr>
+          <w:p>
+            <w:pPr>
+              <w:pStyle w:val="Ingenmellomrom"/>
+            </w:pPr>
+            <w:r>
+              <w:t xml:space="preserve">Mangelfull medikamentetterlevelse? Farmakokinetiske avvik? </w:t>
+            </w:r>
+            <w:proofErr w:type="spellStart"/>
+            <w:r>
+              <w:t>Losartansyre</w:t>
+            </w:r>
+            <w:proofErr w:type="spellEnd"/>
+            <w:r>
+              <w:t xml:space="preserve"> er den aktive metabolitten av </w:t>
+            </w:r>
+            <w:proofErr w:type="spellStart"/>
+            <w:r>
+              <w:t>losartan</w:t>
+            </w:r>
+            <w:proofErr w:type="spellEnd"/>
+            <w:r>
+              <w:t xml:space="preserve">. Referanseområdet for </w:t>
+            </w:r>
+            <w:proofErr w:type="spellStart"/>
+            <w:r>
+              <w:t>losartansyre</w:t>
+            </w:r>
+            <w:proofErr w:type="spellEnd"/>
+            <w:r>
+              <w:t xml:space="preserve"> er basert på bruk av 50</w:t>
             </w:r>
             <w:r>
               <w:t>–</w:t>
@@ -3016,16 +3945,18 @@
       <w:tr>
         <w:tc>
           <w:tcPr>
-            <w:tcW w:w="1513" w:type="dxa"/>
-            <w:hideMark/>
-          </w:tcPr>
-          <w:p>
-            <w:pPr>
-              <w:pStyle w:val="Ingenmellomrom"/>
-            </w:pPr>
+            <w:tcW w:w="1863" w:type="dxa"/>
+            <w:hideMark/>
+          </w:tcPr>
+          <w:p>
+            <w:pPr>
+              <w:pStyle w:val="Ingenmellomrom"/>
+            </w:pPr>
+            <w:proofErr w:type="spellStart"/>
             <w:r>
               <w:t>Losartansyre</w:t>
             </w:r>
+            <w:proofErr w:type="spellEnd"/>
           </w:p>
           <w:p>
             <w:pPr>
@@ -3038,7 +3969,7 @@
         </w:tc>
         <w:tc>
           <w:tcPr>
-            <w:tcW w:w="2212" w:type="dxa"/>
+            <w:tcW w:w="1639" w:type="dxa"/>
             <w:hideMark/>
           </w:tcPr>
           <w:p>
@@ -3060,7 +3991,15 @@
               <w:t>–</w:t>
             </w:r>
             <w:r>
-              <w:t>350 nmol/L</w:t>
+              <w:t xml:space="preserve">350 </w:t>
+            </w:r>
+            <w:proofErr w:type="spellStart"/>
+            <w:r>
+              <w:t>nmol</w:t>
+            </w:r>
+            <w:proofErr w:type="spellEnd"/>
+            <w:r>
+              <w:t>/L</w:t>
             </w:r>
           </w:p>
           <w:p>
@@ -3090,21 +4029,50 @@
               <w:t>–</w:t>
             </w:r>
             <w:r>
-              <w:t>1399 nmol/L</w:t>
-            </w:r>
-          </w:p>
-        </w:tc>
-        <w:tc>
-          <w:tcPr>
-            <w:tcW w:w="20883" w:type="dxa"/>
-            <w:hideMark/>
-          </w:tcPr>
-          <w:p>
-            <w:pPr>
-              <w:pStyle w:val="Ingenmellomrom"/>
-            </w:pPr>
-            <w:r>
-              <w:t>Losartansyre er den aktive metabolitten av losartan. Referanseområdet for losartansyre er basert på bruk av 50</w:t>
+              <w:t xml:space="preserve">1399 </w:t>
+            </w:r>
+            <w:proofErr w:type="spellStart"/>
+            <w:r>
+              <w:t>nmol</w:t>
+            </w:r>
+            <w:proofErr w:type="spellEnd"/>
+            <w:r>
+              <w:t>/L</w:t>
+            </w:r>
+          </w:p>
+        </w:tc>
+        <w:tc>
+          <w:tcPr>
+            <w:tcW w:w="5560" w:type="dxa"/>
+            <w:hideMark/>
+          </w:tcPr>
+          <w:p>
+            <w:pPr>
+              <w:pStyle w:val="Ingenmellomrom"/>
+            </w:pPr>
+            <w:proofErr w:type="spellStart"/>
+            <w:r>
+              <w:t>Losartansyre</w:t>
+            </w:r>
+            <w:proofErr w:type="spellEnd"/>
+            <w:r>
+              <w:t xml:space="preserve"> er den aktive metabolitten av </w:t>
+            </w:r>
+            <w:proofErr w:type="spellStart"/>
+            <w:r>
+              <w:t>losartan</w:t>
+            </w:r>
+            <w:proofErr w:type="spellEnd"/>
+            <w:r>
+              <w:t xml:space="preserve">. Referanseområdet for </w:t>
+            </w:r>
+            <w:proofErr w:type="spellStart"/>
+            <w:r>
+              <w:t>losartansyre</w:t>
+            </w:r>
+            <w:proofErr w:type="spellEnd"/>
+            <w:r>
+              <w:t xml:space="preserve"> er basert på bruk av 50</w:t>
             </w:r>
             <w:r>
               <w:t>–</w:t>
@@ -3124,16 +4092,18 @@
       <w:tr>
         <w:tc>
           <w:tcPr>
-            <w:tcW w:w="1513" w:type="dxa"/>
-            <w:hideMark/>
-          </w:tcPr>
-          <w:p>
-            <w:pPr>
-              <w:pStyle w:val="Ingenmellomrom"/>
-            </w:pPr>
+            <w:tcW w:w="1863" w:type="dxa"/>
+            <w:hideMark/>
+          </w:tcPr>
+          <w:p>
+            <w:pPr>
+              <w:pStyle w:val="Ingenmellomrom"/>
+            </w:pPr>
+            <w:proofErr w:type="spellStart"/>
             <w:r>
               <w:t>Losartansyre</w:t>
             </w:r>
+            <w:proofErr w:type="spellEnd"/>
           </w:p>
           <w:p>
             <w:pPr>
@@ -3146,7 +4116,7 @@
         </w:tc>
         <w:tc>
           <w:tcPr>
-            <w:tcW w:w="2212" w:type="dxa"/>
+            <w:tcW w:w="1639" w:type="dxa"/>
             <w:hideMark/>
           </w:tcPr>
           <w:p>
@@ -3168,21 +4138,53 @@
               <w:t>≥</w:t>
             </w:r>
             <w:r>
-              <w:t xml:space="preserve"> 1400 nmol/L</w:t>
-            </w:r>
-          </w:p>
-        </w:tc>
-        <w:tc>
-          <w:tcPr>
-            <w:tcW w:w="20735" w:type="dxa"/>
-            <w:hideMark/>
-          </w:tcPr>
-          <w:p>
-            <w:pPr>
-              <w:pStyle w:val="Ingenmellomrom"/>
-            </w:pPr>
-            <w:r>
-              <w:t>Potensielt toksisk konsentrasjon. Losartansyre er den aktive metabolitten av losartan. Referanseområdet for losartansyre er basert på bruk av 50</w:t>
+              <w:t xml:space="preserve"> 1400 </w:t>
+            </w:r>
+            <w:proofErr w:type="spellStart"/>
+            <w:r>
+              <w:t>nmol</w:t>
+            </w:r>
+            <w:proofErr w:type="spellEnd"/>
+            <w:r>
+              <w:t>/L</w:t>
+            </w:r>
+          </w:p>
+        </w:tc>
+        <w:tc>
+          <w:tcPr>
+            <w:tcW w:w="5560" w:type="dxa"/>
+            <w:hideMark/>
+          </w:tcPr>
+          <w:p>
+            <w:pPr>
+              <w:pStyle w:val="Ingenmellomrom"/>
+            </w:pPr>
+            <w:r>
+              <w:t xml:space="preserve">Potensielt toksisk konsentrasjon. </w:t>
+            </w:r>
+            <w:proofErr w:type="spellStart"/>
+            <w:r>
+              <w:t>Losartansyre</w:t>
+            </w:r>
+            <w:proofErr w:type="spellEnd"/>
+            <w:r>
+              <w:t xml:space="preserve"> er den aktive metabolitten av </w:t>
+            </w:r>
+            <w:proofErr w:type="spellStart"/>
+            <w:r>
+              <w:t>losartan</w:t>
+            </w:r>
+            <w:proofErr w:type="spellEnd"/>
+            <w:r>
+              <w:t xml:space="preserve">. Referanseområdet for </w:t>
+            </w:r>
+            <w:proofErr w:type="spellStart"/>
+            <w:r>
+              <w:t>losartansyre</w:t>
+            </w:r>
+            <w:proofErr w:type="spellEnd"/>
+            <w:r>
+              <w:t xml:space="preserve"> er basert på bruk av 50</w:t>
             </w:r>
             <w:r>
               <w:t>–</w:t>
@@ -3202,16 +4204,18 @@
       <w:tr>
         <w:tc>
           <w:tcPr>
-            <w:tcW w:w="1495" w:type="dxa"/>
-            <w:hideMark/>
-          </w:tcPr>
-          <w:p>
-            <w:pPr>
-              <w:pStyle w:val="Ingenmellomrom"/>
-            </w:pPr>
+            <w:tcW w:w="1863" w:type="dxa"/>
+            <w:hideMark/>
+          </w:tcPr>
+          <w:p>
+            <w:pPr>
+              <w:pStyle w:val="Ingenmellomrom"/>
+            </w:pPr>
+            <w:proofErr w:type="spellStart"/>
             <w:r>
               <w:t>Telmisartan</w:t>
             </w:r>
+            <w:proofErr w:type="spellEnd"/>
           </w:p>
           <w:p>
             <w:pPr>
@@ -3224,23 +4228,36 @@
         </w:tc>
         <w:tc>
           <w:tcPr>
-            <w:tcW w:w="2212" w:type="dxa"/>
-            <w:hideMark/>
-          </w:tcPr>
-          <w:p>
-            <w:pPr>
-              <w:pStyle w:val="Ingenmellomrom"/>
-            </w:pPr>
-            <w:r>
-              <w:t>Under nedre teknisk måleområde</w:t>
-            </w:r>
-          </w:p>
-          <w:p>
-            <w:pPr>
-              <w:pStyle w:val="Ingenmellomrom"/>
-            </w:pPr>
-            <w:r>
-              <w:t>&lt; 2 nmol/L</w:t>
+            <w:tcW w:w="1639" w:type="dxa"/>
+            <w:hideMark/>
+          </w:tcPr>
+          <w:p>
+            <w:pPr>
+              <w:pStyle w:val="Ingenmellomrom"/>
+            </w:pPr>
+            <w:r>
+              <w:t xml:space="preserve">Under nedre teknisk </w:t>
+            </w:r>
+            <w:proofErr w:type="spellStart"/>
+            <w:r>
+              <w:t>måleområde</w:t>
+            </w:r>
+            <w:proofErr w:type="spellEnd"/>
+          </w:p>
+          <w:p>
+            <w:pPr>
+              <w:pStyle w:val="Ingenmellomrom"/>
+            </w:pPr>
+            <w:r>
+              <w:t xml:space="preserve">&lt; 2 </w:t>
+            </w:r>
+            <w:proofErr w:type="spellStart"/>
+            <w:r>
+              <w:t>nmol</w:t>
+            </w:r>
+            <w:proofErr w:type="spellEnd"/>
+            <w:r>
+              <w:t>/L</w:t>
             </w:r>
           </w:p>
           <w:p>
@@ -3270,21 +4287,37 @@
               <w:t>–</w:t>
             </w:r>
             <w:r>
-              <w:t>7 nmol/L</w:t>
-            </w:r>
-          </w:p>
-        </w:tc>
-        <w:tc>
-          <w:tcPr>
-            <w:tcW w:w="20752" w:type="dxa"/>
-            <w:hideMark/>
-          </w:tcPr>
-          <w:p>
-            <w:pPr>
-              <w:pStyle w:val="Ingenmellomrom"/>
-            </w:pPr>
-            <w:r>
-              <w:t>Mangelfull medikamentetterlevelse? Farmakokinetiske avvik? Referanseområdet for telmisartan er basert på bruk av 20</w:t>
+              <w:t xml:space="preserve">7 </w:t>
+            </w:r>
+            <w:proofErr w:type="spellStart"/>
+            <w:r>
+              <w:t>nmol</w:t>
+            </w:r>
+            <w:proofErr w:type="spellEnd"/>
+            <w:r>
+              <w:t>/L</w:t>
+            </w:r>
+          </w:p>
+        </w:tc>
+        <w:tc>
+          <w:tcPr>
+            <w:tcW w:w="5560" w:type="dxa"/>
+            <w:hideMark/>
+          </w:tcPr>
+          <w:p>
+            <w:pPr>
+              <w:pStyle w:val="Ingenmellomrom"/>
+            </w:pPr>
+            <w:r>
+              <w:t xml:space="preserve">Mangelfull medikamentetterlevelse? Farmakokinetiske avvik? Referanseområdet for </w:t>
+            </w:r>
+            <w:proofErr w:type="spellStart"/>
+            <w:r>
+              <w:t>telmisartan</w:t>
+            </w:r>
+            <w:proofErr w:type="spellEnd"/>
+            <w:r>
+              <w:t xml:space="preserve"> er basert på bruk av 20</w:t>
             </w:r>
             <w:r>
               <w:t>–</w:t>
@@ -3304,16 +4337,18 @@
       <w:tr>
         <w:tc>
           <w:tcPr>
-            <w:tcW w:w="1495" w:type="dxa"/>
-            <w:hideMark/>
-          </w:tcPr>
-          <w:p>
-            <w:pPr>
-              <w:pStyle w:val="Ingenmellomrom"/>
-            </w:pPr>
+            <w:tcW w:w="1863" w:type="dxa"/>
+            <w:hideMark/>
+          </w:tcPr>
+          <w:p>
+            <w:pPr>
+              <w:pStyle w:val="Ingenmellomrom"/>
+            </w:pPr>
+            <w:proofErr w:type="spellStart"/>
             <w:r>
               <w:t>Telmisartan</w:t>
             </w:r>
+            <w:proofErr w:type="spellEnd"/>
           </w:p>
           <w:p>
             <w:pPr>
@@ -3326,7 +4361,7 @@
         </w:tc>
         <w:tc>
           <w:tcPr>
-            <w:tcW w:w="2212" w:type="dxa"/>
+            <w:tcW w:w="1639" w:type="dxa"/>
             <w:hideMark/>
           </w:tcPr>
           <w:p>
@@ -3348,7 +4383,15 @@
               <w:t>–</w:t>
             </w:r>
             <w:r>
-              <w:t>80 nmol/L</w:t>
+              <w:t xml:space="preserve">80 </w:t>
+            </w:r>
+            <w:proofErr w:type="spellStart"/>
+            <w:r>
+              <w:t>nmol</w:t>
+            </w:r>
+            <w:proofErr w:type="spellEnd"/>
+            <w:r>
+              <w:t>/L</w:t>
             </w:r>
           </w:p>
           <w:p>
@@ -3378,21 +4421,37 @@
               <w:t>–</w:t>
             </w:r>
             <w:r>
-              <w:t>319 nmol/L</w:t>
-            </w:r>
-          </w:p>
-        </w:tc>
-        <w:tc>
-          <w:tcPr>
-            <w:tcW w:w="20735" w:type="dxa"/>
-            <w:hideMark/>
-          </w:tcPr>
-          <w:p>
-            <w:pPr>
-              <w:pStyle w:val="Ingenmellomrom"/>
-            </w:pPr>
-            <w:r>
-              <w:t>Referanseområdet for telmisartan er basert på bruk av 20</w:t>
+              <w:t xml:space="preserve">319 </w:t>
+            </w:r>
+            <w:proofErr w:type="spellStart"/>
+            <w:r>
+              <w:t>nmol</w:t>
+            </w:r>
+            <w:proofErr w:type="spellEnd"/>
+            <w:r>
+              <w:t>/L</w:t>
+            </w:r>
+          </w:p>
+        </w:tc>
+        <w:tc>
+          <w:tcPr>
+            <w:tcW w:w="5560" w:type="dxa"/>
+            <w:hideMark/>
+          </w:tcPr>
+          <w:p>
+            <w:pPr>
+              <w:pStyle w:val="Ingenmellomrom"/>
+            </w:pPr>
+            <w:r>
+              <w:t xml:space="preserve">Referanseområdet for </w:t>
+            </w:r>
+            <w:proofErr w:type="spellStart"/>
+            <w:r>
+              <w:t>telmisartan</w:t>
+            </w:r>
+            <w:proofErr w:type="spellEnd"/>
+            <w:r>
+              <w:t xml:space="preserve"> er basert på bruk av 20</w:t>
             </w:r>
             <w:r>
               <w:t>–</w:t>
@@ -3412,16 +4471,18 @@
       <w:tr>
         <w:tc>
           <w:tcPr>
-            <w:tcW w:w="1495" w:type="dxa"/>
-            <w:hideMark/>
-          </w:tcPr>
-          <w:p>
-            <w:pPr>
-              <w:pStyle w:val="Ingenmellomrom"/>
-            </w:pPr>
+            <w:tcW w:w="1863" w:type="dxa"/>
+            <w:hideMark/>
+          </w:tcPr>
+          <w:p>
+            <w:pPr>
+              <w:pStyle w:val="Ingenmellomrom"/>
+            </w:pPr>
+            <w:proofErr w:type="spellStart"/>
             <w:r>
               <w:t>Telmisartan</w:t>
             </w:r>
+            <w:proofErr w:type="spellEnd"/>
           </w:p>
           <w:p>
             <w:pPr>
@@ -3434,7 +4495,7 @@
         </w:tc>
         <w:tc>
           <w:tcPr>
-            <w:tcW w:w="2212" w:type="dxa"/>
+            <w:tcW w:w="1639" w:type="dxa"/>
             <w:hideMark/>
           </w:tcPr>
           <w:p>
@@ -3456,21 +4517,37 @@
               <w:t>≥</w:t>
             </w:r>
             <w:r>
-              <w:t xml:space="preserve"> 320 nmol/L</w:t>
-            </w:r>
-          </w:p>
-        </w:tc>
-        <w:tc>
-          <w:tcPr>
-            <w:tcW w:w="20798" w:type="dxa"/>
-            <w:hideMark/>
-          </w:tcPr>
-          <w:p>
-            <w:pPr>
-              <w:pStyle w:val="Ingenmellomrom"/>
-            </w:pPr>
-            <w:r>
-              <w:t>Potensielt toksisk konsentrasjon. Referanseområdet for telmisartan er basert på bruk av 20</w:t>
+              <w:t xml:space="preserve"> 320 </w:t>
+            </w:r>
+            <w:proofErr w:type="spellStart"/>
+            <w:r>
+              <w:t>nmol</w:t>
+            </w:r>
+            <w:proofErr w:type="spellEnd"/>
+            <w:r>
+              <w:t>/L</w:t>
+            </w:r>
+          </w:p>
+        </w:tc>
+        <w:tc>
+          <w:tcPr>
+            <w:tcW w:w="5560" w:type="dxa"/>
+            <w:hideMark/>
+          </w:tcPr>
+          <w:p>
+            <w:pPr>
+              <w:pStyle w:val="Ingenmellomrom"/>
+            </w:pPr>
+            <w:r>
+              <w:t xml:space="preserve">Potensielt toksisk konsentrasjon. Referanseområdet for </w:t>
+            </w:r>
+            <w:proofErr w:type="spellStart"/>
+            <w:r>
+              <w:t>telmisartan</w:t>
+            </w:r>
+            <w:proofErr w:type="spellEnd"/>
+            <w:r>
+              <w:t xml:space="preserve"> er basert på bruk av 20</w:t>
             </w:r>
             <w:r>
               <w:t>–</w:t>
@@ -3490,17 +4567,19 @@
       <w:tr>
         <w:tc>
           <w:tcPr>
-            <w:tcW w:w="1495" w:type="dxa"/>
-            <w:hideMark/>
-          </w:tcPr>
-          <w:p>
-            <w:pPr>
-              <w:pStyle w:val="Ingenmellomrom"/>
-            </w:pPr>
+            <w:tcW w:w="1863" w:type="dxa"/>
+            <w:hideMark/>
+          </w:tcPr>
+          <w:p>
+            <w:pPr>
+              <w:pStyle w:val="Ingenmellomrom"/>
+            </w:pPr>
+            <w:proofErr w:type="spellStart"/>
             <w:r>
               <w:lastRenderedPageBreak/>
               <w:t>Valsartan</w:t>
             </w:r>
+            <w:proofErr w:type="spellEnd"/>
           </w:p>
           <w:p>
             <w:pPr>
@@ -3513,23 +4592,36 @@
         </w:tc>
         <w:tc>
           <w:tcPr>
-            <w:tcW w:w="2212" w:type="dxa"/>
-            <w:hideMark/>
-          </w:tcPr>
-          <w:p>
-            <w:pPr>
-              <w:pStyle w:val="Ingenmellomrom"/>
-            </w:pPr>
-            <w:r>
-              <w:t>Under nedre teknisk måleområde</w:t>
-            </w:r>
-          </w:p>
-          <w:p>
-            <w:pPr>
-              <w:pStyle w:val="Ingenmellomrom"/>
-            </w:pPr>
-            <w:r>
-              <w:t>&lt; 50 nmol/L</w:t>
+            <w:tcW w:w="1639" w:type="dxa"/>
+            <w:hideMark/>
+          </w:tcPr>
+          <w:p>
+            <w:pPr>
+              <w:pStyle w:val="Ingenmellomrom"/>
+            </w:pPr>
+            <w:r>
+              <w:t xml:space="preserve">Under nedre teknisk </w:t>
+            </w:r>
+            <w:proofErr w:type="spellStart"/>
+            <w:r>
+              <w:t>måleområde</w:t>
+            </w:r>
+            <w:proofErr w:type="spellEnd"/>
+          </w:p>
+          <w:p>
+            <w:pPr>
+              <w:pStyle w:val="Ingenmellomrom"/>
+            </w:pPr>
+            <w:r>
+              <w:t xml:space="preserve">&lt; 50 </w:t>
+            </w:r>
+            <w:proofErr w:type="spellStart"/>
+            <w:r>
+              <w:t>nmol</w:t>
+            </w:r>
+            <w:proofErr w:type="spellEnd"/>
+            <w:r>
+              <w:t>/L</w:t>
             </w:r>
           </w:p>
           <w:p>
@@ -3559,21 +4651,37 @@
               <w:t>–</w:t>
             </w:r>
             <w:r>
-              <w:t>301 nmol/L</w:t>
-            </w:r>
-          </w:p>
-        </w:tc>
-        <w:tc>
-          <w:tcPr>
-            <w:tcW w:w="20735" w:type="dxa"/>
-            <w:hideMark/>
-          </w:tcPr>
-          <w:p>
-            <w:pPr>
-              <w:pStyle w:val="Ingenmellomrom"/>
-            </w:pPr>
-            <w:r>
-              <w:t>Mangelfull medikamentetterlevelse? Farmakokinetiske avvik? Referanseområdet for valsartan er basert på bruk av 80</w:t>
+              <w:t xml:space="preserve">301 </w:t>
+            </w:r>
+            <w:proofErr w:type="spellStart"/>
+            <w:r>
+              <w:t>nmol</w:t>
+            </w:r>
+            <w:proofErr w:type="spellEnd"/>
+            <w:r>
+              <w:t>/L</w:t>
+            </w:r>
+          </w:p>
+        </w:tc>
+        <w:tc>
+          <w:tcPr>
+            <w:tcW w:w="5560" w:type="dxa"/>
+            <w:hideMark/>
+          </w:tcPr>
+          <w:p>
+            <w:pPr>
+              <w:pStyle w:val="Ingenmellomrom"/>
+            </w:pPr>
+            <w:r>
+              <w:t xml:space="preserve">Mangelfull medikamentetterlevelse? Farmakokinetiske avvik? Referanseområdet for </w:t>
+            </w:r>
+            <w:proofErr w:type="spellStart"/>
+            <w:r>
+              <w:t>valsartan</w:t>
+            </w:r>
+            <w:proofErr w:type="spellEnd"/>
+            <w:r>
+              <w:t xml:space="preserve"> er basert på bruk av 80</w:t>
             </w:r>
             <w:r>
               <w:t>–</w:t>
@@ -3593,16 +4701,18 @@
       <w:tr>
         <w:tc>
           <w:tcPr>
-            <w:tcW w:w="1495" w:type="dxa"/>
-            <w:hideMark/>
-          </w:tcPr>
-          <w:p>
-            <w:pPr>
-              <w:pStyle w:val="Ingenmellomrom"/>
-            </w:pPr>
+            <w:tcW w:w="1863" w:type="dxa"/>
+            <w:hideMark/>
+          </w:tcPr>
+          <w:p>
+            <w:pPr>
+              <w:pStyle w:val="Ingenmellomrom"/>
+            </w:pPr>
+            <w:proofErr w:type="spellStart"/>
             <w:r>
               <w:t>Valsartan</w:t>
             </w:r>
+            <w:proofErr w:type="spellEnd"/>
           </w:p>
           <w:p>
             <w:pPr>
@@ -3615,7 +4725,7 @@
         </w:tc>
         <w:tc>
           <w:tcPr>
-            <w:tcW w:w="2212" w:type="dxa"/>
+            <w:tcW w:w="1639" w:type="dxa"/>
             <w:hideMark/>
           </w:tcPr>
           <w:p>
@@ -3637,7 +4747,15 @@
               <w:t>–</w:t>
             </w:r>
             <w:r>
-              <w:t>4000 nmol/L</w:t>
+              <w:t xml:space="preserve">4000 </w:t>
+            </w:r>
+            <w:proofErr w:type="spellStart"/>
+            <w:r>
+              <w:t>nmol</w:t>
+            </w:r>
+            <w:proofErr w:type="spellEnd"/>
+            <w:r>
+              <w:t>/L</w:t>
             </w:r>
           </w:p>
           <w:p>
@@ -3667,21 +4785,37 @@
               <w:t>–</w:t>
             </w:r>
             <w:r>
-              <w:t>15999 nmol/L</w:t>
-            </w:r>
-          </w:p>
-        </w:tc>
-        <w:tc>
-          <w:tcPr>
-            <w:tcW w:w="20883" w:type="dxa"/>
-            <w:hideMark/>
-          </w:tcPr>
-          <w:p>
-            <w:pPr>
-              <w:pStyle w:val="Ingenmellomrom"/>
-            </w:pPr>
-            <w:r>
-              <w:t>Referanseområdet for valsartan er basert på bruk av 80</w:t>
+              <w:t xml:space="preserve">15999 </w:t>
+            </w:r>
+            <w:proofErr w:type="spellStart"/>
+            <w:r>
+              <w:t>nmol</w:t>
+            </w:r>
+            <w:proofErr w:type="spellEnd"/>
+            <w:r>
+              <w:t>/L</w:t>
+            </w:r>
+          </w:p>
+        </w:tc>
+        <w:tc>
+          <w:tcPr>
+            <w:tcW w:w="5560" w:type="dxa"/>
+            <w:hideMark/>
+          </w:tcPr>
+          <w:p>
+            <w:pPr>
+              <w:pStyle w:val="Ingenmellomrom"/>
+            </w:pPr>
+            <w:r>
+              <w:t xml:space="preserve">Referanseområdet for </w:t>
+            </w:r>
+            <w:proofErr w:type="spellStart"/>
+            <w:r>
+              <w:t>valsartan</w:t>
+            </w:r>
+            <w:proofErr w:type="spellEnd"/>
+            <w:r>
+              <w:t xml:space="preserve"> er basert på bruk av 80</w:t>
             </w:r>
             <w:r>
               <w:t>–</w:t>
@@ -3701,16 +4835,18 @@
       <w:tr>
         <w:tc>
           <w:tcPr>
-            <w:tcW w:w="1495" w:type="dxa"/>
-            <w:hideMark/>
-          </w:tcPr>
-          <w:p>
-            <w:pPr>
-              <w:pStyle w:val="Ingenmellomrom"/>
-            </w:pPr>
+            <w:tcW w:w="1863" w:type="dxa"/>
+            <w:hideMark/>
+          </w:tcPr>
+          <w:p>
+            <w:pPr>
+              <w:pStyle w:val="Ingenmellomrom"/>
+            </w:pPr>
+            <w:proofErr w:type="spellStart"/>
             <w:r>
               <w:t>Valsartan</w:t>
             </w:r>
+            <w:proofErr w:type="spellEnd"/>
           </w:p>
           <w:p>
             <w:pPr>
@@ -3723,7 +4859,7 @@
         </w:tc>
         <w:tc>
           <w:tcPr>
-            <w:tcW w:w="2212" w:type="dxa"/>
+            <w:tcW w:w="1639" w:type="dxa"/>
             <w:hideMark/>
           </w:tcPr>
           <w:p>
@@ -3745,21 +4881,37 @@
               <w:t>≥</w:t>
             </w:r>
             <w:r>
-              <w:t xml:space="preserve"> 16000 nmol/L</w:t>
-            </w:r>
-          </w:p>
-        </w:tc>
-        <w:tc>
-          <w:tcPr>
-            <w:tcW w:w="20735" w:type="dxa"/>
-            <w:hideMark/>
-          </w:tcPr>
-          <w:p>
-            <w:pPr>
-              <w:pStyle w:val="Ingenmellomrom"/>
-            </w:pPr>
-            <w:r>
-              <w:t>Potensielt toksisk konsentrasjon. Referanseområdet for valsartan er basert på bruk av 80</w:t>
+              <w:t xml:space="preserve"> 16000 </w:t>
+            </w:r>
+            <w:proofErr w:type="spellStart"/>
+            <w:r>
+              <w:t>nmol</w:t>
+            </w:r>
+            <w:proofErr w:type="spellEnd"/>
+            <w:r>
+              <w:t>/L</w:t>
+            </w:r>
+          </w:p>
+        </w:tc>
+        <w:tc>
+          <w:tcPr>
+            <w:tcW w:w="5560" w:type="dxa"/>
+            <w:hideMark/>
+          </w:tcPr>
+          <w:p>
+            <w:pPr>
+              <w:pStyle w:val="Ingenmellomrom"/>
+            </w:pPr>
+            <w:r>
+              <w:t xml:space="preserve">Potensielt toksisk konsentrasjon. Referanseområdet for </w:t>
+            </w:r>
+            <w:proofErr w:type="spellStart"/>
+            <w:r>
+              <w:t>valsartan</w:t>
+            </w:r>
+            <w:proofErr w:type="spellEnd"/>
+            <w:r>
+              <w:t xml:space="preserve"> er basert på bruk av 80</w:t>
             </w:r>
             <w:r>
               <w:t>–</w:t>
@@ -3779,16 +4931,18 @@
       <w:tr>
         <w:tc>
           <w:tcPr>
-            <w:tcW w:w="1495" w:type="dxa"/>
-            <w:hideMark/>
-          </w:tcPr>
-          <w:p>
-            <w:pPr>
-              <w:pStyle w:val="Ingenmellomrom"/>
-            </w:pPr>
+            <w:tcW w:w="1863" w:type="dxa"/>
+            <w:hideMark/>
+          </w:tcPr>
+          <w:p>
+            <w:pPr>
+              <w:pStyle w:val="Ingenmellomrom"/>
+            </w:pPr>
+            <w:proofErr w:type="spellStart"/>
             <w:r>
               <w:t>Atenolol</w:t>
             </w:r>
+            <w:proofErr w:type="spellEnd"/>
           </w:p>
           <w:p>
             <w:pPr>
@@ -3801,23 +4955,36 @@
         </w:tc>
         <w:tc>
           <w:tcPr>
-            <w:tcW w:w="2212" w:type="dxa"/>
-            <w:hideMark/>
-          </w:tcPr>
-          <w:p>
-            <w:pPr>
-              <w:pStyle w:val="Ingenmellomrom"/>
-            </w:pPr>
-            <w:r>
-              <w:t>Under nedre teknisk måleområde</w:t>
-            </w:r>
-          </w:p>
-          <w:p>
-            <w:pPr>
-              <w:pStyle w:val="Ingenmellomrom"/>
-            </w:pPr>
-            <w:r>
-              <w:t>&lt; 10 nmol/L</w:t>
+            <w:tcW w:w="1639" w:type="dxa"/>
+            <w:hideMark/>
+          </w:tcPr>
+          <w:p>
+            <w:pPr>
+              <w:pStyle w:val="Ingenmellomrom"/>
+            </w:pPr>
+            <w:r>
+              <w:t xml:space="preserve">Under nedre teknisk </w:t>
+            </w:r>
+            <w:proofErr w:type="spellStart"/>
+            <w:r>
+              <w:t>måleområde</w:t>
+            </w:r>
+            <w:proofErr w:type="spellEnd"/>
+          </w:p>
+          <w:p>
+            <w:pPr>
+              <w:pStyle w:val="Ingenmellomrom"/>
+            </w:pPr>
+            <w:r>
+              <w:t xml:space="preserve">&lt; 10 </w:t>
+            </w:r>
+            <w:proofErr w:type="spellStart"/>
+            <w:r>
+              <w:t>nmol</w:t>
+            </w:r>
+            <w:proofErr w:type="spellEnd"/>
+            <w:r>
+              <w:t>/L</w:t>
             </w:r>
           </w:p>
           <w:p>
@@ -3847,21 +5014,37 @@
               <w:t>–</w:t>
             </w:r>
             <w:r>
-              <w:t>74 nmol/L</w:t>
-            </w:r>
-          </w:p>
-        </w:tc>
-        <w:tc>
-          <w:tcPr>
-            <w:tcW w:w="20735" w:type="dxa"/>
-            <w:hideMark/>
-          </w:tcPr>
-          <w:p>
-            <w:pPr>
-              <w:pStyle w:val="Ingenmellomrom"/>
-            </w:pPr>
-            <w:r>
-              <w:t>Mangelfull medikamentetterlevelse? Farmakokinetiske avvik? Referanseområdet for atenolol er basert på bruk av 50</w:t>
+              <w:t xml:space="preserve">74 </w:t>
+            </w:r>
+            <w:proofErr w:type="spellStart"/>
+            <w:r>
+              <w:t>nmol</w:t>
+            </w:r>
+            <w:proofErr w:type="spellEnd"/>
+            <w:r>
+              <w:t>/L</w:t>
+            </w:r>
+          </w:p>
+        </w:tc>
+        <w:tc>
+          <w:tcPr>
+            <w:tcW w:w="5560" w:type="dxa"/>
+            <w:hideMark/>
+          </w:tcPr>
+          <w:p>
+            <w:pPr>
+              <w:pStyle w:val="Ingenmellomrom"/>
+            </w:pPr>
+            <w:r>
+              <w:t xml:space="preserve">Mangelfull medikamentetterlevelse? Farmakokinetiske avvik? Referanseområdet for </w:t>
+            </w:r>
+            <w:proofErr w:type="spellStart"/>
+            <w:r>
+              <w:t>atenolol</w:t>
+            </w:r>
+            <w:proofErr w:type="spellEnd"/>
+            <w:r>
+              <w:t xml:space="preserve"> er basert på bruk av 50</w:t>
             </w:r>
             <w:r>
               <w:t>–</w:t>
@@ -3881,16 +5064,18 @@
       <w:tr>
         <w:tc>
           <w:tcPr>
-            <w:tcW w:w="1495" w:type="dxa"/>
-            <w:hideMark/>
-          </w:tcPr>
-          <w:p>
-            <w:pPr>
-              <w:pStyle w:val="Ingenmellomrom"/>
-            </w:pPr>
+            <w:tcW w:w="1863" w:type="dxa"/>
+            <w:hideMark/>
+          </w:tcPr>
+          <w:p>
+            <w:pPr>
+              <w:pStyle w:val="Ingenmellomrom"/>
+            </w:pPr>
+            <w:proofErr w:type="spellStart"/>
             <w:r>
               <w:t>Atenolol</w:t>
             </w:r>
+            <w:proofErr w:type="spellEnd"/>
           </w:p>
           <w:p>
             <w:pPr>
@@ -3903,7 +5088,7 @@
         </w:tc>
         <w:tc>
           <w:tcPr>
-            <w:tcW w:w="2212" w:type="dxa"/>
+            <w:tcW w:w="1639" w:type="dxa"/>
             <w:hideMark/>
           </w:tcPr>
           <w:p>
@@ -3925,7 +5110,15 @@
               <w:t>–</w:t>
             </w:r>
             <w:r>
-              <w:t>750 nmol/L</w:t>
+              <w:t xml:space="preserve">750 </w:t>
+            </w:r>
+            <w:proofErr w:type="spellStart"/>
+            <w:r>
+              <w:t>nmol</w:t>
+            </w:r>
+            <w:proofErr w:type="spellEnd"/>
+            <w:r>
+              <w:t>/L</w:t>
             </w:r>
           </w:p>
           <w:p>
@@ -3955,21 +5148,37 @@
               <w:t>–</w:t>
             </w:r>
             <w:r>
-              <w:t>2999 nmol/L</w:t>
-            </w:r>
-          </w:p>
-        </w:tc>
-        <w:tc>
-          <w:tcPr>
-            <w:tcW w:w="20807" w:type="dxa"/>
-            <w:hideMark/>
-          </w:tcPr>
-          <w:p>
-            <w:pPr>
-              <w:pStyle w:val="Ingenmellomrom"/>
-            </w:pPr>
-            <w:r>
-              <w:t>Referanseområdet for atenolol er basert på bruk av 50</w:t>
+              <w:t xml:space="preserve">2999 </w:t>
+            </w:r>
+            <w:proofErr w:type="spellStart"/>
+            <w:r>
+              <w:t>nmol</w:t>
+            </w:r>
+            <w:proofErr w:type="spellEnd"/>
+            <w:r>
+              <w:t>/L</w:t>
+            </w:r>
+          </w:p>
+        </w:tc>
+        <w:tc>
+          <w:tcPr>
+            <w:tcW w:w="5560" w:type="dxa"/>
+            <w:hideMark/>
+          </w:tcPr>
+          <w:p>
+            <w:pPr>
+              <w:pStyle w:val="Ingenmellomrom"/>
+            </w:pPr>
+            <w:r>
+              <w:t xml:space="preserve">Referanseområdet for </w:t>
+            </w:r>
+            <w:proofErr w:type="spellStart"/>
+            <w:r>
+              <w:t>atenolol</w:t>
+            </w:r>
+            <w:proofErr w:type="spellEnd"/>
+            <w:r>
+              <w:t xml:space="preserve"> er basert på bruk av 50</w:t>
             </w:r>
             <w:r>
               <w:t>–</w:t>
@@ -3989,16 +5198,18 @@
       <w:tr>
         <w:tc>
           <w:tcPr>
-            <w:tcW w:w="1495" w:type="dxa"/>
-            <w:hideMark/>
-          </w:tcPr>
-          <w:p>
-            <w:pPr>
-              <w:pStyle w:val="Ingenmellomrom"/>
-            </w:pPr>
+            <w:tcW w:w="1863" w:type="dxa"/>
+            <w:hideMark/>
+          </w:tcPr>
+          <w:p>
+            <w:pPr>
+              <w:pStyle w:val="Ingenmellomrom"/>
+            </w:pPr>
+            <w:proofErr w:type="spellStart"/>
             <w:r>
               <w:t>Atenolol</w:t>
             </w:r>
+            <w:proofErr w:type="spellEnd"/>
           </w:p>
           <w:p>
             <w:pPr>
@@ -4011,7 +5222,7 @@
         </w:tc>
         <w:tc>
           <w:tcPr>
-            <w:tcW w:w="2212" w:type="dxa"/>
+            <w:tcW w:w="1639" w:type="dxa"/>
             <w:hideMark/>
           </w:tcPr>
           <w:p>
@@ -4033,21 +5244,37 @@
               <w:t>≥</w:t>
             </w:r>
             <w:r>
-              <w:t xml:space="preserve"> 3000 nmol/L</w:t>
-            </w:r>
-          </w:p>
-        </w:tc>
-        <w:tc>
-          <w:tcPr>
-            <w:tcW w:w="20735" w:type="dxa"/>
-            <w:hideMark/>
-          </w:tcPr>
-          <w:p>
-            <w:pPr>
-              <w:pStyle w:val="Ingenmellomrom"/>
-            </w:pPr>
-            <w:r>
-              <w:t>Potensielt toksisk konsentrasjon. Referanseområdet for atenolol er basert på bruk av 50</w:t>
+              <w:t xml:space="preserve"> 3000 </w:t>
+            </w:r>
+            <w:proofErr w:type="spellStart"/>
+            <w:r>
+              <w:t>nmol</w:t>
+            </w:r>
+            <w:proofErr w:type="spellEnd"/>
+            <w:r>
+              <w:t>/L</w:t>
+            </w:r>
+          </w:p>
+        </w:tc>
+        <w:tc>
+          <w:tcPr>
+            <w:tcW w:w="5560" w:type="dxa"/>
+            <w:hideMark/>
+          </w:tcPr>
+          <w:p>
+            <w:pPr>
+              <w:pStyle w:val="Ingenmellomrom"/>
+            </w:pPr>
+            <w:r>
+              <w:t xml:space="preserve">Potensielt toksisk konsentrasjon. Referanseområdet for </w:t>
+            </w:r>
+            <w:proofErr w:type="spellStart"/>
+            <w:r>
+              <w:t>atenolol</w:t>
+            </w:r>
+            <w:proofErr w:type="spellEnd"/>
+            <w:r>
+              <w:t xml:space="preserve"> er basert på bruk av 50</w:t>
             </w:r>
             <w:r>
               <w:t>–</w:t>
@@ -4067,16 +5294,18 @@
       <w:tr>
         <w:tc>
           <w:tcPr>
-            <w:tcW w:w="1495" w:type="dxa"/>
-            <w:hideMark/>
-          </w:tcPr>
-          <w:p>
-            <w:pPr>
-              <w:pStyle w:val="Ingenmellomrom"/>
-            </w:pPr>
+            <w:tcW w:w="1863" w:type="dxa"/>
+            <w:hideMark/>
+          </w:tcPr>
+          <w:p>
+            <w:pPr>
+              <w:pStyle w:val="Ingenmellomrom"/>
+            </w:pPr>
+            <w:proofErr w:type="spellStart"/>
             <w:r>
               <w:t>Bisoprolol</w:t>
             </w:r>
+            <w:proofErr w:type="spellEnd"/>
           </w:p>
           <w:p>
             <w:pPr>
@@ -4089,23 +5318,36 @@
         </w:tc>
         <w:tc>
           <w:tcPr>
-            <w:tcW w:w="2212" w:type="dxa"/>
-            <w:hideMark/>
-          </w:tcPr>
-          <w:p>
-            <w:pPr>
-              <w:pStyle w:val="Ingenmellomrom"/>
-            </w:pPr>
-            <w:r>
-              <w:t>Under nedre teknisk måleområde</w:t>
-            </w:r>
-          </w:p>
-          <w:p>
-            <w:pPr>
-              <w:pStyle w:val="Ingenmellomrom"/>
-            </w:pPr>
-            <w:r>
-              <w:t>&lt; 1 nmol/L</w:t>
+            <w:tcW w:w="1639" w:type="dxa"/>
+            <w:hideMark/>
+          </w:tcPr>
+          <w:p>
+            <w:pPr>
+              <w:pStyle w:val="Ingenmellomrom"/>
+            </w:pPr>
+            <w:r>
+              <w:t xml:space="preserve">Under nedre teknisk </w:t>
+            </w:r>
+            <w:proofErr w:type="spellStart"/>
+            <w:r>
+              <w:t>måleområde</w:t>
+            </w:r>
+            <w:proofErr w:type="spellEnd"/>
+          </w:p>
+          <w:p>
+            <w:pPr>
+              <w:pStyle w:val="Ingenmellomrom"/>
+            </w:pPr>
+            <w:r>
+              <w:t xml:space="preserve">&lt; 1 </w:t>
+            </w:r>
+            <w:proofErr w:type="spellStart"/>
+            <w:r>
+              <w:t>nmol</w:t>
+            </w:r>
+            <w:proofErr w:type="spellEnd"/>
+            <w:r>
+              <w:t>/L</w:t>
             </w:r>
           </w:p>
           <w:p>
@@ -4135,21 +5377,37 @@
               <w:t>–</w:t>
             </w:r>
             <w:r>
-              <w:t>9 nmol/L</w:t>
-            </w:r>
-          </w:p>
-        </w:tc>
-        <w:tc>
-          <w:tcPr>
-            <w:tcW w:w="20735" w:type="dxa"/>
-            <w:hideMark/>
-          </w:tcPr>
-          <w:p>
-            <w:pPr>
-              <w:pStyle w:val="Ingenmellomrom"/>
-            </w:pPr>
-            <w:r>
-              <w:t>Mangelfull medikamentetterlevelse? Farmakokinetiske avvik? Referanseområdet for bisoprolol er basert på bruk av 5</w:t>
+              <w:t xml:space="preserve">9 </w:t>
+            </w:r>
+            <w:proofErr w:type="spellStart"/>
+            <w:r>
+              <w:t>nmol</w:t>
+            </w:r>
+            <w:proofErr w:type="spellEnd"/>
+            <w:r>
+              <w:t>/L</w:t>
+            </w:r>
+          </w:p>
+        </w:tc>
+        <w:tc>
+          <w:tcPr>
+            <w:tcW w:w="5560" w:type="dxa"/>
+            <w:hideMark/>
+          </w:tcPr>
+          <w:p>
+            <w:pPr>
+              <w:pStyle w:val="Ingenmellomrom"/>
+            </w:pPr>
+            <w:r>
+              <w:t xml:space="preserve">Mangelfull medikamentetterlevelse? Farmakokinetiske avvik? Referanseområdet for </w:t>
+            </w:r>
+            <w:proofErr w:type="spellStart"/>
+            <w:r>
+              <w:t>bisoprolol</w:t>
+            </w:r>
+            <w:proofErr w:type="spellEnd"/>
+            <w:r>
+              <w:t xml:space="preserve"> er basert på bruk av 5</w:t>
             </w:r>
             <w:r>
               <w:t>–</w:t>
@@ -4169,16 +5427,18 @@
       <w:tr>
         <w:tc>
           <w:tcPr>
-            <w:tcW w:w="1495" w:type="dxa"/>
-            <w:hideMark/>
-          </w:tcPr>
-          <w:p>
-            <w:pPr>
-              <w:pStyle w:val="Ingenmellomrom"/>
-            </w:pPr>
+            <w:tcW w:w="1863" w:type="dxa"/>
+            <w:hideMark/>
+          </w:tcPr>
+          <w:p>
+            <w:pPr>
+              <w:pStyle w:val="Ingenmellomrom"/>
+            </w:pPr>
+            <w:proofErr w:type="spellStart"/>
             <w:r>
               <w:t>Bisoprolol</w:t>
             </w:r>
+            <w:proofErr w:type="spellEnd"/>
           </w:p>
           <w:p>
             <w:pPr>
@@ -4191,7 +5451,7 @@
         </w:tc>
         <w:tc>
           <w:tcPr>
-            <w:tcW w:w="2212" w:type="dxa"/>
+            <w:tcW w:w="1639" w:type="dxa"/>
             <w:hideMark/>
           </w:tcPr>
           <w:p>
@@ -4213,7 +5473,15 @@
               <w:t>–</w:t>
             </w:r>
             <w:r>
-              <w:t>200 nmol/L</w:t>
+              <w:t xml:space="preserve">200 </w:t>
+            </w:r>
+            <w:proofErr w:type="spellStart"/>
+            <w:r>
+              <w:t>nmol</w:t>
+            </w:r>
+            <w:proofErr w:type="spellEnd"/>
+            <w:r>
+              <w:t>/L</w:t>
             </w:r>
           </w:p>
           <w:p>
@@ -4244,13 +5512,21 @@
               <w:t>–</w:t>
             </w:r>
             <w:r>
-              <w:t>799 nmol/L</w:t>
-            </w:r>
-          </w:p>
-        </w:tc>
-        <w:tc>
-          <w:tcPr>
-            <w:tcW w:w="20739" w:type="dxa"/>
+              <w:t xml:space="preserve">799 </w:t>
+            </w:r>
+            <w:proofErr w:type="spellStart"/>
+            <w:r>
+              <w:t>nmol</w:t>
+            </w:r>
+            <w:proofErr w:type="spellEnd"/>
+            <w:r>
+              <w:t>/L</w:t>
+            </w:r>
+          </w:p>
+        </w:tc>
+        <w:tc>
+          <w:tcPr>
+            <w:tcW w:w="5560" w:type="dxa"/>
             <w:hideMark/>
           </w:tcPr>
           <w:p>
@@ -4259,7 +5535,15 @@
             </w:pPr>
             <w:r>
               <w:lastRenderedPageBreak/>
-              <w:t>Referanseområdet for bisoprolol er basert på bruk av 5</w:t>
+              <w:t xml:space="preserve">Referanseområdet for </w:t>
+            </w:r>
+            <w:proofErr w:type="spellStart"/>
+            <w:r>
+              <w:t>bisoprolol</w:t>
+            </w:r>
+            <w:proofErr w:type="spellEnd"/>
+            <w:r>
+              <w:t xml:space="preserve"> er basert på bruk av 5</w:t>
             </w:r>
             <w:r>
               <w:t>–</w:t>
@@ -4283,17 +5567,19 @@
       <w:tr>
         <w:tc>
           <w:tcPr>
-            <w:tcW w:w="1495" w:type="dxa"/>
-            <w:hideMark/>
-          </w:tcPr>
-          <w:p>
-            <w:pPr>
-              <w:pStyle w:val="Ingenmellomrom"/>
-            </w:pPr>
+            <w:tcW w:w="1863" w:type="dxa"/>
+            <w:hideMark/>
+          </w:tcPr>
+          <w:p>
+            <w:pPr>
+              <w:pStyle w:val="Ingenmellomrom"/>
+            </w:pPr>
+            <w:proofErr w:type="spellStart"/>
             <w:r>
               <w:lastRenderedPageBreak/>
               <w:t>Bisoprolol</w:t>
             </w:r>
+            <w:proofErr w:type="spellEnd"/>
           </w:p>
           <w:p>
             <w:pPr>
@@ -4306,7 +5592,7 @@
         </w:tc>
         <w:tc>
           <w:tcPr>
-            <w:tcW w:w="2212" w:type="dxa"/>
+            <w:tcW w:w="1639" w:type="dxa"/>
             <w:hideMark/>
           </w:tcPr>
           <w:p>
@@ -4328,21 +5614,37 @@
               <w:t>≥</w:t>
             </w:r>
             <w:r>
-              <w:t xml:space="preserve"> 800 nmol/L</w:t>
-            </w:r>
-          </w:p>
-        </w:tc>
-        <w:tc>
-          <w:tcPr>
-            <w:tcW w:w="20735" w:type="dxa"/>
-            <w:hideMark/>
-          </w:tcPr>
-          <w:p>
-            <w:pPr>
-              <w:pStyle w:val="Ingenmellomrom"/>
-            </w:pPr>
-            <w:r>
-              <w:t>Potensielt toksisk konsentrasjon. Referanseområdet for bisoprolol er basert på bruk av 5</w:t>
+              <w:t xml:space="preserve"> 800 </w:t>
+            </w:r>
+            <w:proofErr w:type="spellStart"/>
+            <w:r>
+              <w:t>nmol</w:t>
+            </w:r>
+            <w:proofErr w:type="spellEnd"/>
+            <w:r>
+              <w:t>/L</w:t>
+            </w:r>
+          </w:p>
+        </w:tc>
+        <w:tc>
+          <w:tcPr>
+            <w:tcW w:w="5560" w:type="dxa"/>
+            <w:hideMark/>
+          </w:tcPr>
+          <w:p>
+            <w:pPr>
+              <w:pStyle w:val="Ingenmellomrom"/>
+            </w:pPr>
+            <w:r>
+              <w:t xml:space="preserve">Potensielt toksisk konsentrasjon. Referanseområdet for </w:t>
+            </w:r>
+            <w:proofErr w:type="spellStart"/>
+            <w:r>
+              <w:t>bisoprolol</w:t>
+            </w:r>
+            <w:proofErr w:type="spellEnd"/>
+            <w:r>
+              <w:t xml:space="preserve"> er basert på bruk av 5</w:t>
             </w:r>
             <w:r>
               <w:t>–</w:t>
@@ -4362,16 +5664,18 @@
       <w:tr>
         <w:tc>
           <w:tcPr>
-            <w:tcW w:w="1495" w:type="dxa"/>
-            <w:hideMark/>
-          </w:tcPr>
-          <w:p>
-            <w:pPr>
-              <w:pStyle w:val="Ingenmellomrom"/>
-            </w:pPr>
+            <w:tcW w:w="1863" w:type="dxa"/>
+            <w:hideMark/>
+          </w:tcPr>
+          <w:p>
+            <w:pPr>
+              <w:pStyle w:val="Ingenmellomrom"/>
+            </w:pPr>
+            <w:proofErr w:type="spellStart"/>
             <w:r>
               <w:t>Metoprolol</w:t>
             </w:r>
+            <w:proofErr w:type="spellEnd"/>
           </w:p>
           <w:p>
             <w:pPr>
@@ -4384,23 +5688,36 @@
         </w:tc>
         <w:tc>
           <w:tcPr>
-            <w:tcW w:w="2212" w:type="dxa"/>
-            <w:hideMark/>
-          </w:tcPr>
-          <w:p>
-            <w:pPr>
-              <w:pStyle w:val="Ingenmellomrom"/>
-            </w:pPr>
-            <w:r>
-              <w:t>Under nedre teknisk måleområde</w:t>
-            </w:r>
-          </w:p>
-          <w:p>
-            <w:pPr>
-              <w:pStyle w:val="Ingenmellomrom"/>
-            </w:pPr>
-            <w:r>
-              <w:t>&lt; 1 nmol/L</w:t>
+            <w:tcW w:w="1639" w:type="dxa"/>
+            <w:hideMark/>
+          </w:tcPr>
+          <w:p>
+            <w:pPr>
+              <w:pStyle w:val="Ingenmellomrom"/>
+            </w:pPr>
+            <w:r>
+              <w:t xml:space="preserve">Under nedre teknisk </w:t>
+            </w:r>
+            <w:proofErr w:type="spellStart"/>
+            <w:r>
+              <w:t>måleområde</w:t>
+            </w:r>
+            <w:proofErr w:type="spellEnd"/>
+          </w:p>
+          <w:p>
+            <w:pPr>
+              <w:pStyle w:val="Ingenmellomrom"/>
+            </w:pPr>
+            <w:r>
+              <w:t xml:space="preserve">&lt; 1 </w:t>
+            </w:r>
+            <w:proofErr w:type="spellStart"/>
+            <w:r>
+              <w:t>nmol</w:t>
+            </w:r>
+            <w:proofErr w:type="spellEnd"/>
+            <w:r>
+              <w:t>/L</w:t>
             </w:r>
           </w:p>
           <w:p>
@@ -4430,21 +5747,37 @@
               <w:t>–</w:t>
             </w:r>
             <w:r>
-              <w:t>9 nmol/L</w:t>
-            </w:r>
-          </w:p>
-        </w:tc>
-        <w:tc>
-          <w:tcPr>
-            <w:tcW w:w="20841" w:type="dxa"/>
-            <w:hideMark/>
-          </w:tcPr>
-          <w:p>
-            <w:pPr>
-              <w:pStyle w:val="Ingenmellomrom"/>
-            </w:pPr>
-            <w:r>
-              <w:t>Mangelfull medikamentetterlevelse? Farmakokinetiske avvik? Referanseområdet for metoprolol er basert på bruk av 50</w:t>
+              <w:t xml:space="preserve">9 </w:t>
+            </w:r>
+            <w:proofErr w:type="spellStart"/>
+            <w:r>
+              <w:t>nmol</w:t>
+            </w:r>
+            <w:proofErr w:type="spellEnd"/>
+            <w:r>
+              <w:t>/L</w:t>
+            </w:r>
+          </w:p>
+        </w:tc>
+        <w:tc>
+          <w:tcPr>
+            <w:tcW w:w="5560" w:type="dxa"/>
+            <w:hideMark/>
+          </w:tcPr>
+          <w:p>
+            <w:pPr>
+              <w:pStyle w:val="Ingenmellomrom"/>
+            </w:pPr>
+            <w:r>
+              <w:t xml:space="preserve">Mangelfull medikamentetterlevelse? Farmakokinetiske avvik? Referanseområdet for </w:t>
+            </w:r>
+            <w:proofErr w:type="spellStart"/>
+            <w:r>
+              <w:t>metoprolol</w:t>
+            </w:r>
+            <w:proofErr w:type="spellEnd"/>
+            <w:r>
+              <w:t xml:space="preserve"> er basert på bruk av 50</w:t>
             </w:r>
             <w:r>
               <w:t>–</w:t>
@@ -4464,16 +5797,18 @@
       <w:tr>
         <w:tc>
           <w:tcPr>
-            <w:tcW w:w="1495" w:type="dxa"/>
-            <w:hideMark/>
-          </w:tcPr>
-          <w:p>
-            <w:pPr>
-              <w:pStyle w:val="Ingenmellomrom"/>
-            </w:pPr>
+            <w:tcW w:w="1863" w:type="dxa"/>
+            <w:hideMark/>
+          </w:tcPr>
+          <w:p>
+            <w:pPr>
+              <w:pStyle w:val="Ingenmellomrom"/>
+            </w:pPr>
+            <w:proofErr w:type="spellStart"/>
             <w:r>
               <w:t>Metoprolol</w:t>
             </w:r>
+            <w:proofErr w:type="spellEnd"/>
           </w:p>
           <w:p>
             <w:pPr>
@@ -4486,7 +5821,7 @@
         </w:tc>
         <w:tc>
           <w:tcPr>
-            <w:tcW w:w="2212" w:type="dxa"/>
+            <w:tcW w:w="1639" w:type="dxa"/>
             <w:hideMark/>
           </w:tcPr>
           <w:p>
@@ -4508,7 +5843,15 @@
               <w:t>–</w:t>
             </w:r>
             <w:r>
-              <w:t>500 nmol/L</w:t>
+              <w:t xml:space="preserve">500 </w:t>
+            </w:r>
+            <w:proofErr w:type="spellStart"/>
+            <w:r>
+              <w:t>nmol</w:t>
+            </w:r>
+            <w:proofErr w:type="spellEnd"/>
+            <w:r>
+              <w:t>/L</w:t>
             </w:r>
           </w:p>
           <w:p>
@@ -4538,21 +5881,37 @@
               <w:t>–</w:t>
             </w:r>
             <w:r>
-              <w:t>1999 nmol/L</w:t>
-            </w:r>
-          </w:p>
-        </w:tc>
-        <w:tc>
-          <w:tcPr>
-            <w:tcW w:w="20735" w:type="dxa"/>
-            <w:hideMark/>
-          </w:tcPr>
-          <w:p>
-            <w:pPr>
-              <w:pStyle w:val="Ingenmellomrom"/>
-            </w:pPr>
-            <w:r>
-              <w:t>Referanseområdet for metoprolol er basert på bruk av 50</w:t>
+              <w:t xml:space="preserve">1999 </w:t>
+            </w:r>
+            <w:proofErr w:type="spellStart"/>
+            <w:r>
+              <w:t>nmol</w:t>
+            </w:r>
+            <w:proofErr w:type="spellEnd"/>
+            <w:r>
+              <w:t>/L</w:t>
+            </w:r>
+          </w:p>
+        </w:tc>
+        <w:tc>
+          <w:tcPr>
+            <w:tcW w:w="5560" w:type="dxa"/>
+            <w:hideMark/>
+          </w:tcPr>
+          <w:p>
+            <w:pPr>
+              <w:pStyle w:val="Ingenmellomrom"/>
+            </w:pPr>
+            <w:r>
+              <w:t xml:space="preserve">Referanseområdet for </w:t>
+            </w:r>
+            <w:proofErr w:type="spellStart"/>
+            <w:r>
+              <w:t>metoprolol</w:t>
+            </w:r>
+            <w:proofErr w:type="spellEnd"/>
+            <w:r>
+              <w:t xml:space="preserve"> er basert på bruk av 50</w:t>
             </w:r>
             <w:r>
               <w:t>–</w:t>
@@ -4572,16 +5931,18 @@
       <w:tr>
         <w:tc>
           <w:tcPr>
-            <w:tcW w:w="1495" w:type="dxa"/>
-            <w:hideMark/>
-          </w:tcPr>
-          <w:p>
-            <w:pPr>
-              <w:pStyle w:val="Ingenmellomrom"/>
-            </w:pPr>
+            <w:tcW w:w="1863" w:type="dxa"/>
+            <w:hideMark/>
+          </w:tcPr>
+          <w:p>
+            <w:pPr>
+              <w:pStyle w:val="Ingenmellomrom"/>
+            </w:pPr>
+            <w:proofErr w:type="spellStart"/>
             <w:r>
               <w:t>Metoprolol</w:t>
             </w:r>
+            <w:proofErr w:type="spellEnd"/>
           </w:p>
           <w:p>
             <w:pPr>
@@ -4594,7 +5955,7 @@
         </w:tc>
         <w:tc>
           <w:tcPr>
-            <w:tcW w:w="2212" w:type="dxa"/>
+            <w:tcW w:w="1639" w:type="dxa"/>
             <w:hideMark/>
           </w:tcPr>
           <w:p>
@@ -4616,21 +5977,37 @@
               <w:t>≥</w:t>
             </w:r>
             <w:r>
-              <w:t xml:space="preserve"> 2000 nmol/L</w:t>
-            </w:r>
-          </w:p>
-        </w:tc>
-        <w:tc>
-          <w:tcPr>
-            <w:tcW w:w="20883" w:type="dxa"/>
-            <w:hideMark/>
-          </w:tcPr>
-          <w:p>
-            <w:pPr>
-              <w:pStyle w:val="Ingenmellomrom"/>
-            </w:pPr>
-            <w:r>
-              <w:t>Potensielt toksisk konsentrasjon. Referanseområdet for metoprolol er basert på bruk av 50</w:t>
+              <w:t xml:space="preserve"> 2000 </w:t>
+            </w:r>
+            <w:proofErr w:type="spellStart"/>
+            <w:r>
+              <w:t>nmol</w:t>
+            </w:r>
+            <w:proofErr w:type="spellEnd"/>
+            <w:r>
+              <w:t>/L</w:t>
+            </w:r>
+          </w:p>
+        </w:tc>
+        <w:tc>
+          <w:tcPr>
+            <w:tcW w:w="5560" w:type="dxa"/>
+            <w:hideMark/>
+          </w:tcPr>
+          <w:p>
+            <w:pPr>
+              <w:pStyle w:val="Ingenmellomrom"/>
+            </w:pPr>
+            <w:r>
+              <w:t xml:space="preserve">Potensielt toksisk konsentrasjon. Referanseområdet for </w:t>
+            </w:r>
+            <w:proofErr w:type="spellStart"/>
+            <w:r>
+              <w:t>metoprolol</w:t>
+            </w:r>
+            <w:proofErr w:type="spellEnd"/>
+            <w:r>
+              <w:t xml:space="preserve"> er basert på bruk av 50</w:t>
             </w:r>
             <w:r>
               <w:t>–</w:t>
@@ -4650,16 +6027,18 @@
       <w:tr>
         <w:tc>
           <w:tcPr>
-            <w:tcW w:w="1521" w:type="dxa"/>
-            <w:hideMark/>
-          </w:tcPr>
-          <w:p>
-            <w:pPr>
-              <w:pStyle w:val="Ingenmellomrom"/>
-            </w:pPr>
+            <w:tcW w:w="1863" w:type="dxa"/>
+            <w:hideMark/>
+          </w:tcPr>
+          <w:p>
+            <w:pPr>
+              <w:pStyle w:val="Ingenmellomrom"/>
+            </w:pPr>
+            <w:proofErr w:type="spellStart"/>
             <w:r>
               <w:t>Bendroflumetiazid</w:t>
             </w:r>
+            <w:proofErr w:type="spellEnd"/>
           </w:p>
           <w:p>
             <w:pPr>
@@ -4672,23 +6051,36 @@
         </w:tc>
         <w:tc>
           <w:tcPr>
-            <w:tcW w:w="2212" w:type="dxa"/>
-            <w:hideMark/>
-          </w:tcPr>
-          <w:p>
-            <w:pPr>
-              <w:pStyle w:val="Ingenmellomrom"/>
-            </w:pPr>
-            <w:r>
-              <w:t>Under nedre teknisk måleområde</w:t>
-            </w:r>
-          </w:p>
-          <w:p>
-            <w:pPr>
-              <w:pStyle w:val="Ingenmellomrom"/>
-            </w:pPr>
-            <w:r>
-              <w:t>&lt; 1 nmol/L</w:t>
+            <w:tcW w:w="1639" w:type="dxa"/>
+            <w:hideMark/>
+          </w:tcPr>
+          <w:p>
+            <w:pPr>
+              <w:pStyle w:val="Ingenmellomrom"/>
+            </w:pPr>
+            <w:r>
+              <w:t xml:space="preserve">Under nedre teknisk </w:t>
+            </w:r>
+            <w:proofErr w:type="spellStart"/>
+            <w:r>
+              <w:t>måleområde</w:t>
+            </w:r>
+            <w:proofErr w:type="spellEnd"/>
+          </w:p>
+          <w:p>
+            <w:pPr>
+              <w:pStyle w:val="Ingenmellomrom"/>
+            </w:pPr>
+            <w:r>
+              <w:t xml:space="preserve">&lt; 1 </w:t>
+            </w:r>
+            <w:proofErr w:type="spellStart"/>
+            <w:r>
+              <w:t>nmol</w:t>
+            </w:r>
+            <w:proofErr w:type="spellEnd"/>
+            <w:r>
+              <w:t>/L</w:t>
             </w:r>
           </w:p>
           <w:p>
@@ -4718,21 +6110,37 @@
               <w:t>–</w:t>
             </w:r>
             <w:r>
-              <w:t>1.4 nmol/L</w:t>
-            </w:r>
-          </w:p>
-        </w:tc>
-        <w:tc>
-          <w:tcPr>
-            <w:tcW w:w="20735" w:type="dxa"/>
-            <w:hideMark/>
-          </w:tcPr>
-          <w:p>
-            <w:pPr>
-              <w:pStyle w:val="Ingenmellomrom"/>
-            </w:pPr>
-            <w:r>
-              <w:t>Mangelfull medikamentetterlevelse? Farmakokinetiske avvik? Referanseområdet for bendroflumetiazid er basert på bruk av 1.25</w:t>
+              <w:t xml:space="preserve">1.4 </w:t>
+            </w:r>
+            <w:proofErr w:type="spellStart"/>
+            <w:r>
+              <w:t>nmol</w:t>
+            </w:r>
+            <w:proofErr w:type="spellEnd"/>
+            <w:r>
+              <w:t>/L</w:t>
+            </w:r>
+          </w:p>
+        </w:tc>
+        <w:tc>
+          <w:tcPr>
+            <w:tcW w:w="5560" w:type="dxa"/>
+            <w:hideMark/>
+          </w:tcPr>
+          <w:p>
+            <w:pPr>
+              <w:pStyle w:val="Ingenmellomrom"/>
+            </w:pPr>
+            <w:r>
+              <w:t xml:space="preserve">Mangelfull medikamentetterlevelse? Farmakokinetiske avvik? Referanseområdet for </w:t>
+            </w:r>
+            <w:proofErr w:type="spellStart"/>
+            <w:r>
+              <w:t>bendroflumetiazid</w:t>
+            </w:r>
+            <w:proofErr w:type="spellEnd"/>
+            <w:r>
+              <w:t xml:space="preserve"> er basert på bruk av 1.25</w:t>
             </w:r>
             <w:r>
               <w:t>–</w:t>
@@ -4752,16 +6160,18 @@
       <w:tr>
         <w:tc>
           <w:tcPr>
-            <w:tcW w:w="1521" w:type="dxa"/>
-            <w:hideMark/>
-          </w:tcPr>
-          <w:p>
-            <w:pPr>
-              <w:pStyle w:val="Ingenmellomrom"/>
-            </w:pPr>
+            <w:tcW w:w="1863" w:type="dxa"/>
+            <w:hideMark/>
+          </w:tcPr>
+          <w:p>
+            <w:pPr>
+              <w:pStyle w:val="Ingenmellomrom"/>
+            </w:pPr>
+            <w:proofErr w:type="spellStart"/>
             <w:r>
               <w:t>Bendroflumetiazid</w:t>
             </w:r>
+            <w:proofErr w:type="spellEnd"/>
           </w:p>
           <w:p>
             <w:pPr>
@@ -4774,7 +6184,7 @@
         </w:tc>
         <w:tc>
           <w:tcPr>
-            <w:tcW w:w="2212" w:type="dxa"/>
+            <w:tcW w:w="1639" w:type="dxa"/>
             <w:hideMark/>
           </w:tcPr>
           <w:p>
@@ -4796,7 +6206,15 @@
               <w:t>–</w:t>
             </w:r>
             <w:r>
-              <w:t>30 nmol/L</w:t>
+              <w:t xml:space="preserve">30 </w:t>
+            </w:r>
+            <w:proofErr w:type="spellStart"/>
+            <w:r>
+              <w:t>nmol</w:t>
+            </w:r>
+            <w:proofErr w:type="spellEnd"/>
+            <w:r>
+              <w:t>/L</w:t>
             </w:r>
           </w:p>
           <w:p>
@@ -4826,21 +6244,37 @@
               <w:t>–</w:t>
             </w:r>
             <w:r>
-              <w:t>119 nmol/L</w:t>
-            </w:r>
-          </w:p>
-        </w:tc>
-        <w:tc>
-          <w:tcPr>
-            <w:tcW w:w="20801" w:type="dxa"/>
-            <w:hideMark/>
-          </w:tcPr>
-          <w:p>
-            <w:pPr>
-              <w:pStyle w:val="Ingenmellomrom"/>
-            </w:pPr>
-            <w:r>
-              <w:t>Referanseområdet for bendroflumetiazid er basert på bruk av 1.25</w:t>
+              <w:t xml:space="preserve">119 </w:t>
+            </w:r>
+            <w:proofErr w:type="spellStart"/>
+            <w:r>
+              <w:t>nmol</w:t>
+            </w:r>
+            <w:proofErr w:type="spellEnd"/>
+            <w:r>
+              <w:t>/L</w:t>
+            </w:r>
+          </w:p>
+        </w:tc>
+        <w:tc>
+          <w:tcPr>
+            <w:tcW w:w="5560" w:type="dxa"/>
+            <w:hideMark/>
+          </w:tcPr>
+          <w:p>
+            <w:pPr>
+              <w:pStyle w:val="Ingenmellomrom"/>
+            </w:pPr>
+            <w:r>
+              <w:t xml:space="preserve">Referanseområdet for </w:t>
+            </w:r>
+            <w:proofErr w:type="spellStart"/>
+            <w:r>
+              <w:t>bendroflumetiazid</w:t>
+            </w:r>
+            <w:proofErr w:type="spellEnd"/>
+            <w:r>
+              <w:t xml:space="preserve"> er basert på bruk av 1.25</w:t>
             </w:r>
             <w:r>
               <w:t>–</w:t>
@@ -4860,16 +6294,18 @@
       <w:tr>
         <w:tc>
           <w:tcPr>
-            <w:tcW w:w="1521" w:type="dxa"/>
-            <w:hideMark/>
-          </w:tcPr>
-          <w:p>
-            <w:pPr>
-              <w:pStyle w:val="Ingenmellomrom"/>
-            </w:pPr>
+            <w:tcW w:w="1863" w:type="dxa"/>
+            <w:hideMark/>
+          </w:tcPr>
+          <w:p>
+            <w:pPr>
+              <w:pStyle w:val="Ingenmellomrom"/>
+            </w:pPr>
+            <w:proofErr w:type="spellStart"/>
             <w:r>
               <w:t>Bendroflumetiazid</w:t>
             </w:r>
+            <w:proofErr w:type="spellEnd"/>
           </w:p>
           <w:p>
             <w:pPr>
@@ -4882,7 +6318,7 @@
         </w:tc>
         <w:tc>
           <w:tcPr>
-            <w:tcW w:w="2212" w:type="dxa"/>
+            <w:tcW w:w="1639" w:type="dxa"/>
             <w:hideMark/>
           </w:tcPr>
           <w:p>
@@ -4904,7 +6340,15 @@
               <w:t>≥</w:t>
             </w:r>
             <w:r>
-              <w:t xml:space="preserve"> 120 nmol/L</w:t>
+              <w:t xml:space="preserve"> 120 </w:t>
+            </w:r>
+            <w:proofErr w:type="spellStart"/>
+            <w:r>
+              <w:t>nmol</w:t>
+            </w:r>
+            <w:proofErr w:type="spellEnd"/>
+            <w:r>
+              <w:t>/L</w:t>
             </w:r>
           </w:p>
           <w:p>
@@ -4918,15 +6362,23 @@
         </w:tc>
         <w:tc>
           <w:tcPr>
-            <w:tcW w:w="20735" w:type="dxa"/>
-            <w:hideMark/>
-          </w:tcPr>
-          <w:p>
-            <w:pPr>
-              <w:pStyle w:val="Ingenmellomrom"/>
-            </w:pPr>
-            <w:r>
-              <w:t>Potensielt toksisk konsentrasjon. Referanseområdet for bendroflumetiazid er basert på bruk av 1.25</w:t>
+            <w:tcW w:w="5560" w:type="dxa"/>
+            <w:hideMark/>
+          </w:tcPr>
+          <w:p>
+            <w:pPr>
+              <w:pStyle w:val="Ingenmellomrom"/>
+            </w:pPr>
+            <w:r>
+              <w:t xml:space="preserve">Potensielt toksisk konsentrasjon. Referanseområdet for </w:t>
+            </w:r>
+            <w:proofErr w:type="spellStart"/>
+            <w:r>
+              <w:t>bendroflumetiazid</w:t>
+            </w:r>
+            <w:proofErr w:type="spellEnd"/>
+            <w:r>
+              <w:t xml:space="preserve"> er basert på bruk av 1.25</w:t>
             </w:r>
             <w:r>
               <w:t>–</w:t>
@@ -4946,17 +6398,18 @@
       <w:tr>
         <w:tc>
           <w:tcPr>
-            <w:tcW w:w="1495" w:type="dxa"/>
-            <w:hideMark/>
-          </w:tcPr>
-          <w:p>
-            <w:pPr>
-              <w:pStyle w:val="Ingenmellomrom"/>
-            </w:pPr>
+            <w:tcW w:w="1863" w:type="dxa"/>
+          </w:tcPr>
+          <w:p>
+            <w:pPr>
+              <w:pStyle w:val="Ingenmellomrom"/>
+            </w:pPr>
+            <w:proofErr w:type="spellStart"/>
             <w:r>
               <w:lastRenderedPageBreak/>
               <w:t>Bumetanid</w:t>
             </w:r>
+            <w:proofErr w:type="spellEnd"/>
           </w:p>
           <w:p>
             <w:pPr>
@@ -4969,54 +6422,65 @@
         </w:tc>
         <w:tc>
           <w:tcPr>
-            <w:tcW w:w="2212" w:type="dxa"/>
-            <w:hideMark/>
-          </w:tcPr>
-          <w:p>
-            <w:pPr>
-              <w:pStyle w:val="Ingenmellomrom"/>
-            </w:pPr>
-            <w:r>
-              <w:t>Innenfor</w:t>
-            </w:r>
-            <w:r>
-              <w:t> </w:t>
-            </w:r>
-          </w:p>
-          <w:p>
-            <w:pPr>
-              <w:pStyle w:val="Ingenmellomrom"/>
-            </w:pPr>
-            <w:r>
-              <w:t>&lt; 1600 nmol/L</w:t>
-            </w:r>
-          </w:p>
-        </w:tc>
-        <w:tc>
-          <w:tcPr>
-            <w:tcW w:w="20883" w:type="dxa"/>
-            <w:hideMark/>
-          </w:tcPr>
-          <w:p>
-            <w:pPr>
-              <w:pStyle w:val="Ingenmellomrom"/>
-            </w:pPr>
-            <w:r>
-              <w:t>Bumetanid er ikke påvisbart medikamentfastende, men kan påvises 1</w:t>
+            <w:tcW w:w="1639" w:type="dxa"/>
+          </w:tcPr>
+          <w:p>
+            <w:pPr>
+              <w:pStyle w:val="Ingenmellomrom"/>
+            </w:pPr>
+            <w:r>
+              <w:t xml:space="preserve">Under nedre teknisk </w:t>
+            </w:r>
+            <w:proofErr w:type="spellStart"/>
+            <w:r>
+              <w:t>måleområde</w:t>
+            </w:r>
+            <w:proofErr w:type="spellEnd"/>
+          </w:p>
+          <w:p>
+            <w:pPr>
+              <w:pStyle w:val="Ingenmellomrom"/>
+            </w:pPr>
+            <w:r>
+              <w:t>&lt; 1</w:t>
+            </w:r>
+            <w:r>
+              <w:t>0</w:t>
+            </w:r>
+            <w:r>
+              <w:t xml:space="preserve"> </w:t>
+            </w:r>
+            <w:proofErr w:type="spellStart"/>
+            <w:r>
+              <w:t>nmol</w:t>
+            </w:r>
+            <w:proofErr w:type="spellEnd"/>
+            <w:r>
+              <w:t>/L</w:t>
+            </w:r>
+          </w:p>
+        </w:tc>
+        <w:tc>
+          <w:tcPr>
+            <w:tcW w:w="5560" w:type="dxa"/>
+          </w:tcPr>
+          <w:p>
+            <w:pPr>
+              <w:pStyle w:val="Ingenmellomrom"/>
+            </w:pPr>
+            <w:proofErr w:type="spellStart"/>
+            <w:r>
+              <w:t>Bumetanid</w:t>
+            </w:r>
+            <w:proofErr w:type="spellEnd"/>
+            <w:r>
+              <w:t xml:space="preserve"> er ikke påvisbart medikamentfastende, men kan påvises 1</w:t>
             </w:r>
             <w:r>
               <w:t>–</w:t>
             </w:r>
             <w:r>
               <w:t>6 timer etter inntak. Analysesvaret må alltid ses i sammenheng med klinikk. Ved spørsmål kan rekvirent kontakte vakthavende lege ved Seksjon for klinisk farmakologi Ullevål (se ous.labfag.no).</w:t>
-            </w:r>
-          </w:p>
-          <w:p>
-            <w:pPr>
-              <w:pStyle w:val="Ingenmellomrom"/>
-            </w:pPr>
-            <w:r>
-              <w:t> </w:t>
             </w:r>
           </w:p>
         </w:tc>
@@ -5024,16 +6488,18 @@
       <w:tr>
         <w:tc>
           <w:tcPr>
-            <w:tcW w:w="1495" w:type="dxa"/>
-            <w:hideMark/>
-          </w:tcPr>
-          <w:p>
-            <w:pPr>
-              <w:pStyle w:val="Ingenmellomrom"/>
-            </w:pPr>
+            <w:tcW w:w="1863" w:type="dxa"/>
+            <w:hideMark/>
+          </w:tcPr>
+          <w:p>
+            <w:pPr>
+              <w:pStyle w:val="Ingenmellomrom"/>
+            </w:pPr>
+            <w:proofErr w:type="spellStart"/>
             <w:r>
               <w:t>Bumetanid</w:t>
             </w:r>
+            <w:proofErr w:type="spellEnd"/>
           </w:p>
           <w:p>
             <w:pPr>
@@ -5046,7 +6512,97 @@
         </w:tc>
         <w:tc>
           <w:tcPr>
-            <w:tcW w:w="2212" w:type="dxa"/>
+            <w:tcW w:w="1639" w:type="dxa"/>
+            <w:hideMark/>
+          </w:tcPr>
+          <w:p>
+            <w:pPr>
+              <w:pStyle w:val="Ingenmellomrom"/>
+            </w:pPr>
+            <w:r>
+              <w:t>Innenfor</w:t>
+            </w:r>
+            <w:r>
+              <w:t> </w:t>
+            </w:r>
+          </w:p>
+          <w:p>
+            <w:pPr>
+              <w:pStyle w:val="Ingenmellomrom"/>
+            </w:pPr>
+            <w:r>
+              <w:t>1</w:t>
+            </w:r>
+            <w:r>
+              <w:t>0</w:t>
+            </w:r>
+            <w:r>
+              <w:t xml:space="preserve">–1600 </w:t>
+            </w:r>
+            <w:proofErr w:type="spellStart"/>
+            <w:r>
+              <w:t>nmol</w:t>
+            </w:r>
+            <w:proofErr w:type="spellEnd"/>
+            <w:r>
+              <w:t>/L</w:t>
+            </w:r>
+          </w:p>
+        </w:tc>
+        <w:tc>
+          <w:tcPr>
+            <w:tcW w:w="5560" w:type="dxa"/>
+            <w:hideMark/>
+          </w:tcPr>
+          <w:p>
+            <w:pPr>
+              <w:pStyle w:val="Ingenmellomrom"/>
+            </w:pPr>
+            <w:proofErr w:type="spellStart"/>
+            <w:r>
+              <w:t>Bumetanid</w:t>
+            </w:r>
+            <w:proofErr w:type="spellEnd"/>
+            <w:r>
+              <w:t xml:space="preserve"> kan påvises 1</w:t>
+            </w:r>
+            <w:r>
+              <w:t>–</w:t>
+            </w:r>
+            <w:r>
+              <w:t>6 timer etter inntak. Analysesvaret må alltid ses i sammenheng med klinikk. Ved spørsmål kan rekvirent kontakte vakthavende lege ved Seksjon for klinisk farmakologi Ullevål (se ous.labfag.no).</w:t>
+            </w:r>
+          </w:p>
+        </w:tc>
+      </w:tr>
+      <w:tr>
+        <w:tc>
+          <w:tcPr>
+            <w:tcW w:w="1863" w:type="dxa"/>
+            <w:hideMark/>
+          </w:tcPr>
+          <w:p>
+            <w:pPr>
+              <w:pStyle w:val="Ingenmellomrom"/>
+            </w:pPr>
+            <w:proofErr w:type="spellStart"/>
+            <w:r>
+              <w:t>Bumetanid</w:t>
+            </w:r>
+            <w:proofErr w:type="spellEnd"/>
+          </w:p>
+          <w:p>
+            <w:pPr>
+              <w:pStyle w:val="Ingenmellomrom"/>
+            </w:pPr>
+            <w:r>
+              <w:t>BUME</w:t>
+            </w:r>
+          </w:p>
+        </w:tc>
+        <w:tc>
+          <w:tcPr>
+            <w:tcW w:w="1639" w:type="dxa"/>
             <w:hideMark/>
           </w:tcPr>
           <w:p>
@@ -5074,21 +6630,37 @@
               <w:t>600</w:t>
             </w:r>
             <w:r>
-              <w:t xml:space="preserve"> nmol/L</w:t>
-            </w:r>
-          </w:p>
-        </w:tc>
-        <w:tc>
-          <w:tcPr>
-            <w:tcW w:w="20851" w:type="dxa"/>
-            <w:hideMark/>
-          </w:tcPr>
-          <w:p>
-            <w:pPr>
-              <w:pStyle w:val="Ingenmellomrom"/>
-            </w:pPr>
-            <w:r>
-              <w:t>Potensielt toksisk konsentrasjon. Bumetanid er ikke påvisbart medikamentfastende, men kan påvises 1</w:t>
+              <w:t xml:space="preserve"> </w:t>
+            </w:r>
+            <w:proofErr w:type="spellStart"/>
+            <w:r>
+              <w:t>nmol</w:t>
+            </w:r>
+            <w:proofErr w:type="spellEnd"/>
+            <w:r>
+              <w:t>/L</w:t>
+            </w:r>
+          </w:p>
+        </w:tc>
+        <w:tc>
+          <w:tcPr>
+            <w:tcW w:w="5560" w:type="dxa"/>
+            <w:hideMark/>
+          </w:tcPr>
+          <w:p>
+            <w:pPr>
+              <w:pStyle w:val="Ingenmellomrom"/>
+            </w:pPr>
+            <w:r>
+              <w:t xml:space="preserve">Potensielt toksisk konsentrasjon. </w:t>
+            </w:r>
+            <w:proofErr w:type="spellStart"/>
+            <w:r>
+              <w:t>Bumetanid</w:t>
+            </w:r>
+            <w:proofErr w:type="spellEnd"/>
+            <w:r>
+              <w:t xml:space="preserve"> er ikke påvisbart medikamentfastende, men kan påvises 1</w:t>
             </w:r>
             <w:r>
               <w:t>–</w:t>
@@ -5102,16 +6674,18 @@
       <w:tr>
         <w:tc>
           <w:tcPr>
-            <w:tcW w:w="1495" w:type="dxa"/>
-            <w:hideMark/>
-          </w:tcPr>
-          <w:p>
-            <w:pPr>
-              <w:pStyle w:val="Ingenmellomrom"/>
-            </w:pPr>
+            <w:tcW w:w="1863" w:type="dxa"/>
+            <w:hideMark/>
+          </w:tcPr>
+          <w:p>
+            <w:pPr>
+              <w:pStyle w:val="Ingenmellomrom"/>
+            </w:pPr>
+            <w:proofErr w:type="spellStart"/>
             <w:r>
               <w:t>Furosemid</w:t>
             </w:r>
+            <w:proofErr w:type="spellEnd"/>
           </w:p>
           <w:p>
             <w:pPr>
@@ -5124,63 +6698,67 @@
         </w:tc>
         <w:tc>
           <w:tcPr>
-            <w:tcW w:w="2212" w:type="dxa"/>
-            <w:hideMark/>
-          </w:tcPr>
-          <w:p>
-            <w:pPr>
-              <w:pStyle w:val="Ingenmellomrom"/>
-            </w:pPr>
-            <w:r>
-              <w:t>Innenfor</w:t>
-            </w:r>
-            <w:r>
-              <w:t> </w:t>
-            </w:r>
-          </w:p>
-          <w:p>
-            <w:pPr>
-              <w:pStyle w:val="Ingenmellomrom"/>
-            </w:pPr>
-            <w:r>
-              <w:t>&lt; 40000</w:t>
+            <w:tcW w:w="1639" w:type="dxa"/>
+            <w:hideMark/>
+          </w:tcPr>
+          <w:p>
+            <w:pPr>
+              <w:pStyle w:val="Ingenmellomrom"/>
+            </w:pPr>
+            <w:r>
+              <w:t xml:space="preserve">Under nedre teknisk </w:t>
+            </w:r>
+            <w:proofErr w:type="spellStart"/>
+            <w:r>
+              <w:t>måleområde</w:t>
+            </w:r>
+            <w:proofErr w:type="spellEnd"/>
+          </w:p>
+          <w:p>
+            <w:pPr>
+              <w:pStyle w:val="Ingenmellomrom"/>
+            </w:pPr>
+            <w:r>
+              <w:t xml:space="preserve">&lt; </w:t>
+            </w:r>
+            <w:r>
+              <w:t>50</w:t>
             </w:r>
             <w:r>
               <w:t xml:space="preserve"> </w:t>
             </w:r>
-            <w:r>
-              <w:t>n</w:t>
-            </w:r>
-            <w:r>
-              <w:t>mol/L</w:t>
-            </w:r>
-          </w:p>
-        </w:tc>
-        <w:tc>
-          <w:tcPr>
-            <w:tcW w:w="20735" w:type="dxa"/>
-            <w:hideMark/>
-          </w:tcPr>
-          <w:p>
-            <w:pPr>
-              <w:pStyle w:val="Ingenmellomrom"/>
-            </w:pPr>
-            <w:r>
-              <w:t>Furosemid er ikke påvisbart medikamentfastende, men kan påvises 1</w:t>
-            </w:r>
-            <w:r>
-              <w:t>–</w:t>
-            </w:r>
-            <w:r>
-              <w:t>6 timer etter inntak. Analysesvaret må alltid ses i sammenheng med klinikk. Ved spørsmål kan rekvirent kontakte vakthavende lege ved Seksjon for klinisk farmakologi Ullevål (se ous.labfag.no).</w:t>
-            </w:r>
-          </w:p>
-          <w:p>
-            <w:pPr>
-              <w:pStyle w:val="Ingenmellomrom"/>
-            </w:pPr>
-            <w:r>
-              <w:t> </w:t>
+            <w:proofErr w:type="spellStart"/>
+            <w:r>
+              <w:t>nmol</w:t>
+            </w:r>
+            <w:proofErr w:type="spellEnd"/>
+            <w:r>
+              <w:t>/L</w:t>
+            </w:r>
+          </w:p>
+        </w:tc>
+        <w:tc>
+          <w:tcPr>
+            <w:tcW w:w="5560" w:type="dxa"/>
+            <w:hideMark/>
+          </w:tcPr>
+          <w:p>
+            <w:pPr>
+              <w:pStyle w:val="Ingenmellomrom"/>
+            </w:pPr>
+            <w:proofErr w:type="spellStart"/>
+            <w:r>
+              <w:t>Furosemid</w:t>
+            </w:r>
+            <w:proofErr w:type="spellEnd"/>
+            <w:r>
+              <w:t xml:space="preserve"> er ikke påvisbart medikamentfastende, men kan påvises 1</w:t>
+            </w:r>
+            <w:r>
+              <w:t>–</w:t>
+            </w:r>
+            <w:r>
+              <w:t>6 timer etter inntak. Analysesvaret må alltid ses i sammenheng med klinikk. Ved spørsmål kan rekvirent kontakte vakthavende lege ved Seksjon for klinisk farmakologi Ullevål (se ous.labfag.no). </w:t>
             </w:r>
           </w:p>
         </w:tc>
@@ -5188,16 +6766,17 @@
       <w:tr>
         <w:tc>
           <w:tcPr>
-            <w:tcW w:w="1495" w:type="dxa"/>
-            <w:hideMark/>
-          </w:tcPr>
-          <w:p>
-            <w:pPr>
-              <w:pStyle w:val="Ingenmellomrom"/>
-            </w:pPr>
+            <w:tcW w:w="1863" w:type="dxa"/>
+          </w:tcPr>
+          <w:p>
+            <w:pPr>
+              <w:pStyle w:val="Ingenmellomrom"/>
+            </w:pPr>
+            <w:proofErr w:type="spellStart"/>
             <w:r>
               <w:t>Furosemid</w:t>
             </w:r>
+            <w:proofErr w:type="spellEnd"/>
           </w:p>
           <w:p>
             <w:pPr>
@@ -5210,43 +6789,66 @@
         </w:tc>
         <w:tc>
           <w:tcPr>
-            <w:tcW w:w="2212" w:type="dxa"/>
-            <w:hideMark/>
-          </w:tcPr>
-          <w:p>
-            <w:pPr>
-              <w:pStyle w:val="Ingenmellomrom"/>
-            </w:pPr>
-            <w:r>
-              <w:t>Toksisk konsentrasjon</w:t>
-            </w:r>
-          </w:p>
-          <w:p>
-            <w:pPr>
-              <w:pStyle w:val="Ingenmellomrom"/>
-            </w:pPr>
-            <w:r>
-              <w:t>≥ 40000 nmol/L</w:t>
-            </w:r>
-          </w:p>
-        </w:tc>
-        <w:tc>
-          <w:tcPr>
-            <w:tcW w:w="20778" w:type="dxa"/>
-            <w:hideMark/>
-          </w:tcPr>
-          <w:p>
-            <w:pPr>
-              <w:pStyle w:val="Ingenmellomrom"/>
-            </w:pPr>
-            <w:r>
-              <w:t>Potensielt toksisk konsentrasjon. Furosemid er ikke påvisbart medikamentfastende, men kan påvises 1</w:t>
-            </w:r>
-            <w:r>
-              <w:t>–</w:t>
-            </w:r>
-            <w:r>
-              <w:t>6 timer etter inntak. Analysesvaret må alltid ses i sammenheng med klinikk. Ved spørsmål kan rekvirent kontakte vakthavende lege ved Seksjon for klinisk farmakologi Ullevål (se ous.labfag.no).</w:t>
+            <w:tcW w:w="1639" w:type="dxa"/>
+          </w:tcPr>
+          <w:p>
+            <w:pPr>
+              <w:pStyle w:val="Ingenmellomrom"/>
+            </w:pPr>
+            <w:r>
+              <w:t>Innenfor</w:t>
+            </w:r>
+            <w:r>
+              <w:t> </w:t>
+            </w:r>
+          </w:p>
+          <w:p>
+            <w:pPr>
+              <w:pStyle w:val="Ingenmellomrom"/>
+            </w:pPr>
+            <w:r>
+              <w:t>1–</w:t>
+            </w:r>
+            <w:r>
+              <w:t>40000</w:t>
+            </w:r>
+            <w:r>
+              <w:t xml:space="preserve"> </w:t>
+            </w:r>
+            <w:proofErr w:type="spellStart"/>
+            <w:r>
+              <w:t>n</w:t>
+            </w:r>
+            <w:r>
+              <w:t>mol</w:t>
+            </w:r>
+            <w:proofErr w:type="spellEnd"/>
+            <w:r>
+              <w:t>/L</w:t>
+            </w:r>
+          </w:p>
+        </w:tc>
+        <w:tc>
+          <w:tcPr>
+            <w:tcW w:w="5560" w:type="dxa"/>
+          </w:tcPr>
+          <w:p>
+            <w:pPr>
+              <w:pStyle w:val="Ingenmellomrom"/>
+            </w:pPr>
+            <w:proofErr w:type="spellStart"/>
+            <w:r>
+              <w:t>Furosemid</w:t>
+            </w:r>
+            <w:proofErr w:type="spellEnd"/>
+            <w:r>
+              <w:t xml:space="preserve"> er ikke påvisbart medikamentfastende, men kan påvises 1</w:t>
+            </w:r>
+            <w:r>
+              <w:t>–</w:t>
+            </w:r>
+            <w:r>
+              <w:t>6 timer etter inntak. Analysesvaret må alltid ses i sammenheng med klinikk. Ved spørsmål kan rekvirent kontakte vakthavende lege ved Seksjon for klinisk farmakologi Ullevål (se ous.labfag.no). </w:t>
             </w:r>
           </w:p>
         </w:tc>
@@ -5254,101 +6856,83 @@
       <w:tr>
         <w:tc>
           <w:tcPr>
-            <w:tcW w:w="1521" w:type="dxa"/>
-            <w:hideMark/>
-          </w:tcPr>
-          <w:p>
-            <w:pPr>
-              <w:pStyle w:val="Ingenmellomrom"/>
-            </w:pPr>
-            <w:r>
-              <w:t>Hydroklortiazid</w:t>
-            </w:r>
-          </w:p>
-          <w:p>
-            <w:pPr>
-              <w:pStyle w:val="Ingenmellomrom"/>
-            </w:pPr>
-            <w:r>
-              <w:t>HYDR</w:t>
-            </w:r>
-          </w:p>
-        </w:tc>
-        <w:tc>
-          <w:tcPr>
-            <w:tcW w:w="2212" w:type="dxa"/>
-            <w:hideMark/>
-          </w:tcPr>
-          <w:p>
-            <w:pPr>
-              <w:pStyle w:val="Ingenmellomrom"/>
-            </w:pPr>
-            <w:r>
-              <w:t>Under nedre teknisk måleområde</w:t>
-            </w:r>
-          </w:p>
-          <w:p>
-            <w:pPr>
-              <w:pStyle w:val="Ingenmellomrom"/>
-            </w:pPr>
-            <w:r>
-              <w:t>&lt; 1 nmol/L</w:t>
-            </w:r>
-          </w:p>
-          <w:p>
-            <w:pPr>
-              <w:pStyle w:val="Ingenmellomrom"/>
-            </w:pPr>
-            <w:r>
-              <w:t> </w:t>
-            </w:r>
-          </w:p>
-          <w:p>
-            <w:pPr>
-              <w:pStyle w:val="Ingenmellomrom"/>
-            </w:pPr>
-            <w:r>
-              <w:t>L</w:t>
-            </w:r>
-          </w:p>
-          <w:p>
-            <w:pPr>
-              <w:pStyle w:val="Ingenmellomrom"/>
-            </w:pPr>
-            <w:r>
-              <w:t>1</w:t>
-            </w:r>
-            <w:r>
-              <w:t>–</w:t>
-            </w:r>
-            <w:r>
-              <w:t>14 nmol/L</w:t>
-            </w:r>
-          </w:p>
-        </w:tc>
-        <w:tc>
-          <w:tcPr>
-            <w:tcW w:w="20883" w:type="dxa"/>
-            <w:hideMark/>
-          </w:tcPr>
-          <w:p>
-            <w:pPr>
-              <w:pStyle w:val="Ingenmellomrom"/>
-            </w:pPr>
-            <w:r>
-              <w:t>Mangelfull medikamentetterlevelse? Farmakokinetiske avvik? Referanseområdet for hydroklortiazid er basert på bruk av 12.5</w:t>
-            </w:r>
-            <w:r>
-              <w:t>–</w:t>
-            </w:r>
-            <w:r>
-              <w:t>50 mg daglig, prøvetaking 12</w:t>
-            </w:r>
-            <w:r>
-              <w:t>–</w:t>
-            </w:r>
-            <w:r>
-              <w:t>24 timer etter siste dose og oppnådd likevektskonsentrasjon. Analysesvaret må alltid ses i sammenheng med klinikk. Ved spørsmål kan rekvirent kontakte vakthavende lege ved Seksjon for klinisk farmakologi Ullevål (se ous.labfag.no).</w:t>
+            <w:tcW w:w="1863" w:type="dxa"/>
+            <w:hideMark/>
+          </w:tcPr>
+          <w:p>
+            <w:pPr>
+              <w:pStyle w:val="Ingenmellomrom"/>
+            </w:pPr>
+            <w:proofErr w:type="spellStart"/>
+            <w:r>
+              <w:t>Furosemid</w:t>
+            </w:r>
+            <w:proofErr w:type="spellEnd"/>
+          </w:p>
+          <w:p>
+            <w:pPr>
+              <w:pStyle w:val="Ingenmellomrom"/>
+            </w:pPr>
+            <w:r>
+              <w:t>FURO</w:t>
+            </w:r>
+          </w:p>
+        </w:tc>
+        <w:tc>
+          <w:tcPr>
+            <w:tcW w:w="1639" w:type="dxa"/>
+            <w:hideMark/>
+          </w:tcPr>
+          <w:p>
+            <w:pPr>
+              <w:pStyle w:val="Ingenmellomrom"/>
+            </w:pPr>
+            <w:r>
+              <w:t>Toksisk konsentrasjon</w:t>
+            </w:r>
+          </w:p>
+          <w:p>
+            <w:pPr>
+              <w:pStyle w:val="Ingenmellomrom"/>
+            </w:pPr>
+            <w:r>
+              <w:t xml:space="preserve">≥ 40000 </w:t>
+            </w:r>
+            <w:proofErr w:type="spellStart"/>
+            <w:r>
+              <w:t>nmol</w:t>
+            </w:r>
+            <w:proofErr w:type="spellEnd"/>
+            <w:r>
+              <w:t>/L</w:t>
+            </w:r>
+          </w:p>
+        </w:tc>
+        <w:tc>
+          <w:tcPr>
+            <w:tcW w:w="5560" w:type="dxa"/>
+            <w:hideMark/>
+          </w:tcPr>
+          <w:p>
+            <w:pPr>
+              <w:pStyle w:val="Ingenmellomrom"/>
+            </w:pPr>
+            <w:r>
+              <w:t xml:space="preserve">Potensielt toksisk konsentrasjon. </w:t>
+            </w:r>
+            <w:proofErr w:type="spellStart"/>
+            <w:r>
+              <w:t>Furosemid</w:t>
+            </w:r>
+            <w:proofErr w:type="spellEnd"/>
+            <w:r>
+              <w:t xml:space="preserve"> er ikke påvisbart medikamentfastende, men kan påvises 1</w:t>
+            </w:r>
+            <w:r>
+              <w:t>–</w:t>
+            </w:r>
+            <w:r>
+              <w:t>6 timer etter inntak. Analysesvaret må alltid ses i sammenheng med klinikk. Ved spørsmål kan rekvirent kontakte vakthavende lege ved Seksjon for klinisk farmakologi Ullevål (se ous.labfag.no).</w:t>
             </w:r>
           </w:p>
         </w:tc>
@@ -5356,16 +6940,18 @@
       <w:tr>
         <w:tc>
           <w:tcPr>
-            <w:tcW w:w="1521" w:type="dxa"/>
-            <w:hideMark/>
-          </w:tcPr>
-          <w:p>
-            <w:pPr>
-              <w:pStyle w:val="Ingenmellomrom"/>
-            </w:pPr>
+            <w:tcW w:w="1863" w:type="dxa"/>
+            <w:hideMark/>
+          </w:tcPr>
+          <w:p>
+            <w:pPr>
+              <w:pStyle w:val="Ingenmellomrom"/>
+            </w:pPr>
+            <w:proofErr w:type="spellStart"/>
             <w:r>
               <w:t>Hydroklortiazid</w:t>
             </w:r>
+            <w:proofErr w:type="spellEnd"/>
           </w:p>
           <w:p>
             <w:pPr>
@@ -5378,29 +6964,36 @@
         </w:tc>
         <w:tc>
           <w:tcPr>
-            <w:tcW w:w="2212" w:type="dxa"/>
-            <w:hideMark/>
-          </w:tcPr>
-          <w:p>
-            <w:pPr>
-              <w:pStyle w:val="Ingenmellomrom"/>
-            </w:pPr>
-            <w:r>
-              <w:t>Terapiområdet</w:t>
-            </w:r>
-          </w:p>
-          <w:p>
-            <w:pPr>
-              <w:pStyle w:val="Ingenmellomrom"/>
-            </w:pPr>
-            <w:r>
-              <w:t>15</w:t>
-            </w:r>
-            <w:r>
-              <w:t>–</w:t>
-            </w:r>
-            <w:r>
-              <w:t>300 nmol/L</w:t>
+            <w:tcW w:w="1639" w:type="dxa"/>
+            <w:hideMark/>
+          </w:tcPr>
+          <w:p>
+            <w:pPr>
+              <w:pStyle w:val="Ingenmellomrom"/>
+            </w:pPr>
+            <w:r>
+              <w:t xml:space="preserve">Under nedre teknisk </w:t>
+            </w:r>
+            <w:proofErr w:type="spellStart"/>
+            <w:r>
+              <w:t>måleområde</w:t>
+            </w:r>
+            <w:proofErr w:type="spellEnd"/>
+          </w:p>
+          <w:p>
+            <w:pPr>
+              <w:pStyle w:val="Ingenmellomrom"/>
+            </w:pPr>
+            <w:r>
+              <w:t xml:space="preserve">&lt; 1 </w:t>
+            </w:r>
+            <w:proofErr w:type="spellStart"/>
+            <w:r>
+              <w:t>nmol</w:t>
+            </w:r>
+            <w:proofErr w:type="spellEnd"/>
+            <w:r>
+              <w:t>/L</w:t>
             </w:r>
           </w:p>
           <w:p>
@@ -5416,35 +7009,51 @@
               <w:pStyle w:val="Ingenmellomrom"/>
             </w:pPr>
             <w:r>
-              <w:t>H</w:t>
-            </w:r>
-          </w:p>
-          <w:p>
-            <w:pPr>
-              <w:pStyle w:val="Ingenmellomrom"/>
-            </w:pPr>
-            <w:r>
-              <w:t>301</w:t>
-            </w:r>
-            <w:r>
-              <w:t>–</w:t>
-            </w:r>
-            <w:r>
-              <w:t>1199 nmol/L</w:t>
-            </w:r>
-          </w:p>
-        </w:tc>
-        <w:tc>
-          <w:tcPr>
-            <w:tcW w:w="20735" w:type="dxa"/>
-            <w:hideMark/>
-          </w:tcPr>
-          <w:p>
-            <w:pPr>
-              <w:pStyle w:val="Ingenmellomrom"/>
-            </w:pPr>
-            <w:r>
-              <w:t>Referanseområdet for hydroklortiazid er basert på bruk av 12.5</w:t>
+              <w:t>L</w:t>
+            </w:r>
+          </w:p>
+          <w:p>
+            <w:pPr>
+              <w:pStyle w:val="Ingenmellomrom"/>
+            </w:pPr>
+            <w:r>
+              <w:t>1</w:t>
+            </w:r>
+            <w:r>
+              <w:t>–</w:t>
+            </w:r>
+            <w:r>
+              <w:t xml:space="preserve">14 </w:t>
+            </w:r>
+            <w:proofErr w:type="spellStart"/>
+            <w:r>
+              <w:t>nmol</w:t>
+            </w:r>
+            <w:proofErr w:type="spellEnd"/>
+            <w:r>
+              <w:t>/L</w:t>
+            </w:r>
+          </w:p>
+        </w:tc>
+        <w:tc>
+          <w:tcPr>
+            <w:tcW w:w="5560" w:type="dxa"/>
+            <w:hideMark/>
+          </w:tcPr>
+          <w:p>
+            <w:pPr>
+              <w:pStyle w:val="Ingenmellomrom"/>
+            </w:pPr>
+            <w:r>
+              <w:t xml:space="preserve">Mangelfull medikamentetterlevelse? Farmakokinetiske avvik? Referanseområdet for </w:t>
+            </w:r>
+            <w:proofErr w:type="spellStart"/>
+            <w:r>
+              <w:t>hydroklortiazid</w:t>
+            </w:r>
+            <w:proofErr w:type="spellEnd"/>
+            <w:r>
+              <w:t xml:space="preserve"> er basert på bruk av 12.5</w:t>
             </w:r>
             <w:r>
               <w:t>–</w:t>
@@ -5464,16 +7073,18 @@
       <w:tr>
         <w:tc>
           <w:tcPr>
-            <w:tcW w:w="1521" w:type="dxa"/>
-            <w:hideMark/>
-          </w:tcPr>
-          <w:p>
-            <w:pPr>
-              <w:pStyle w:val="Ingenmellomrom"/>
-            </w:pPr>
+            <w:tcW w:w="1863" w:type="dxa"/>
+            <w:hideMark/>
+          </w:tcPr>
+          <w:p>
+            <w:pPr>
+              <w:pStyle w:val="Ingenmellomrom"/>
+            </w:pPr>
+            <w:proofErr w:type="spellStart"/>
             <w:r>
               <w:t>Hydroklortiazid</w:t>
             </w:r>
+            <w:proofErr w:type="spellEnd"/>
           </w:p>
           <w:p>
             <w:pPr>
@@ -5486,7 +7097,141 @@
         </w:tc>
         <w:tc>
           <w:tcPr>
-            <w:tcW w:w="2212" w:type="dxa"/>
+            <w:tcW w:w="1639" w:type="dxa"/>
+            <w:hideMark/>
+          </w:tcPr>
+          <w:p>
+            <w:pPr>
+              <w:pStyle w:val="Ingenmellomrom"/>
+            </w:pPr>
+            <w:r>
+              <w:t>Terapiområdet</w:t>
+            </w:r>
+          </w:p>
+          <w:p>
+            <w:pPr>
+              <w:pStyle w:val="Ingenmellomrom"/>
+            </w:pPr>
+            <w:r>
+              <w:t>15</w:t>
+            </w:r>
+            <w:r>
+              <w:t>–</w:t>
+            </w:r>
+            <w:r>
+              <w:t xml:space="preserve">300 </w:t>
+            </w:r>
+            <w:proofErr w:type="spellStart"/>
+            <w:r>
+              <w:t>nmol</w:t>
+            </w:r>
+            <w:proofErr w:type="spellEnd"/>
+            <w:r>
+              <w:t>/L</w:t>
+            </w:r>
+          </w:p>
+          <w:p>
+            <w:pPr>
+              <w:pStyle w:val="Ingenmellomrom"/>
+            </w:pPr>
+            <w:r>
+              <w:t> </w:t>
+            </w:r>
+          </w:p>
+          <w:p>
+            <w:pPr>
+              <w:pStyle w:val="Ingenmellomrom"/>
+            </w:pPr>
+            <w:r>
+              <w:t>H</w:t>
+            </w:r>
+          </w:p>
+          <w:p>
+            <w:pPr>
+              <w:pStyle w:val="Ingenmellomrom"/>
+            </w:pPr>
+            <w:r>
+              <w:t>301</w:t>
+            </w:r>
+            <w:r>
+              <w:t>–</w:t>
+            </w:r>
+            <w:r>
+              <w:t xml:space="preserve">1199 </w:t>
+            </w:r>
+            <w:proofErr w:type="spellStart"/>
+            <w:r>
+              <w:t>nmol</w:t>
+            </w:r>
+            <w:proofErr w:type="spellEnd"/>
+            <w:r>
+              <w:t>/L</w:t>
+            </w:r>
+          </w:p>
+        </w:tc>
+        <w:tc>
+          <w:tcPr>
+            <w:tcW w:w="5560" w:type="dxa"/>
+            <w:hideMark/>
+          </w:tcPr>
+          <w:p>
+            <w:pPr>
+              <w:pStyle w:val="Ingenmellomrom"/>
+            </w:pPr>
+            <w:r>
+              <w:t xml:space="preserve">Referanseområdet for </w:t>
+            </w:r>
+            <w:proofErr w:type="spellStart"/>
+            <w:r>
+              <w:t>hydroklortiazid</w:t>
+            </w:r>
+            <w:proofErr w:type="spellEnd"/>
+            <w:r>
+              <w:t xml:space="preserve"> er basert på bruk av 12.5</w:t>
+            </w:r>
+            <w:r>
+              <w:t>–</w:t>
+            </w:r>
+            <w:r>
+              <w:t>50 mg daglig, prøvetaking 12</w:t>
+            </w:r>
+            <w:r>
+              <w:t>–</w:t>
+            </w:r>
+            <w:r>
+              <w:t>24 timer etter siste dose og oppnådd likevektskonsentrasjon. Analysesvaret må alltid ses i sammenheng med klinikk. Ved spørsmål kan rekvirent kontakte vakthavende lege ved Seksjon for klinisk farmakologi Ullevål (se ous.labfag.no).</w:t>
+            </w:r>
+          </w:p>
+        </w:tc>
+      </w:tr>
+      <w:tr>
+        <w:tc>
+          <w:tcPr>
+            <w:tcW w:w="1863" w:type="dxa"/>
+            <w:hideMark/>
+          </w:tcPr>
+          <w:p>
+            <w:pPr>
+              <w:pStyle w:val="Ingenmellomrom"/>
+            </w:pPr>
+            <w:proofErr w:type="spellStart"/>
+            <w:r>
+              <w:t>Hydroklortiazid</w:t>
+            </w:r>
+            <w:proofErr w:type="spellEnd"/>
+          </w:p>
+          <w:p>
+            <w:pPr>
+              <w:pStyle w:val="Ingenmellomrom"/>
+            </w:pPr>
+            <w:r>
+              <w:t>HYDR</w:t>
+            </w:r>
+          </w:p>
+        </w:tc>
+        <w:tc>
+          <w:tcPr>
+            <w:tcW w:w="1639" w:type="dxa"/>
             <w:hideMark/>
           </w:tcPr>
           <w:p>
@@ -5508,21 +7253,37 @@
               <w:t>≥</w:t>
             </w:r>
             <w:r>
-              <w:t xml:space="preserve"> 1200 nmol/L</w:t>
-            </w:r>
-          </w:p>
-        </w:tc>
-        <w:tc>
-          <w:tcPr>
-            <w:tcW w:w="20841" w:type="dxa"/>
-            <w:hideMark/>
-          </w:tcPr>
-          <w:p>
-            <w:pPr>
-              <w:pStyle w:val="Ingenmellomrom"/>
-            </w:pPr>
-            <w:r>
-              <w:t>Potensielt toksisk konsentrasjon. Referanseområdet for hydroklortiazid er basert på bruk av 12.5</w:t>
+              <w:t xml:space="preserve"> 1200 </w:t>
+            </w:r>
+            <w:proofErr w:type="spellStart"/>
+            <w:r>
+              <w:t>nmol</w:t>
+            </w:r>
+            <w:proofErr w:type="spellEnd"/>
+            <w:r>
+              <w:t>/L</w:t>
+            </w:r>
+          </w:p>
+        </w:tc>
+        <w:tc>
+          <w:tcPr>
+            <w:tcW w:w="5560" w:type="dxa"/>
+            <w:hideMark/>
+          </w:tcPr>
+          <w:p>
+            <w:pPr>
+              <w:pStyle w:val="Ingenmellomrom"/>
+            </w:pPr>
+            <w:r>
+              <w:t xml:space="preserve">Potensielt toksisk konsentrasjon. Referanseområdet for </w:t>
+            </w:r>
+            <w:proofErr w:type="spellStart"/>
+            <w:r>
+              <w:t>hydroklortiazid</w:t>
+            </w:r>
+            <w:proofErr w:type="spellEnd"/>
+            <w:r>
+              <w:t xml:space="preserve"> er basert på bruk av 12.5</w:t>
             </w:r>
             <w:r>
               <w:t>–</w:t>
@@ -5542,16 +7303,19 @@
       <w:tr>
         <w:tc>
           <w:tcPr>
-            <w:tcW w:w="1495" w:type="dxa"/>
-            <w:hideMark/>
-          </w:tcPr>
-          <w:p>
-            <w:pPr>
-              <w:pStyle w:val="Ingenmellomrom"/>
-            </w:pPr>
-            <w:r>
+            <w:tcW w:w="1863" w:type="dxa"/>
+            <w:hideMark/>
+          </w:tcPr>
+          <w:p>
+            <w:pPr>
+              <w:pStyle w:val="Ingenmellomrom"/>
+            </w:pPr>
+            <w:proofErr w:type="spellStart"/>
+            <w:r>
+              <w:lastRenderedPageBreak/>
               <w:t>Amlodipin</w:t>
             </w:r>
+            <w:proofErr w:type="spellEnd"/>
           </w:p>
           <w:p>
             <w:pPr>
@@ -5564,23 +7328,36 @@
         </w:tc>
         <w:tc>
           <w:tcPr>
-            <w:tcW w:w="2212" w:type="dxa"/>
-            <w:hideMark/>
-          </w:tcPr>
-          <w:p>
-            <w:pPr>
-              <w:pStyle w:val="Ingenmellomrom"/>
-            </w:pPr>
-            <w:r>
-              <w:t>Under nedre teknisk måleområde</w:t>
-            </w:r>
-          </w:p>
-          <w:p>
-            <w:pPr>
-              <w:pStyle w:val="Ingenmellomrom"/>
-            </w:pPr>
-            <w:r>
-              <w:t>&lt; 1 nmol/L</w:t>
+            <w:tcW w:w="1639" w:type="dxa"/>
+            <w:hideMark/>
+          </w:tcPr>
+          <w:p>
+            <w:pPr>
+              <w:pStyle w:val="Ingenmellomrom"/>
+            </w:pPr>
+            <w:r>
+              <w:t xml:space="preserve">Under nedre teknisk </w:t>
+            </w:r>
+            <w:proofErr w:type="spellStart"/>
+            <w:r>
+              <w:t>måleområde</w:t>
+            </w:r>
+            <w:proofErr w:type="spellEnd"/>
+          </w:p>
+          <w:p>
+            <w:pPr>
+              <w:pStyle w:val="Ingenmellomrom"/>
+            </w:pPr>
+            <w:r>
+              <w:t xml:space="preserve">&lt; 1 </w:t>
+            </w:r>
+            <w:proofErr w:type="spellStart"/>
+            <w:r>
+              <w:t>nmol</w:t>
+            </w:r>
+            <w:proofErr w:type="spellEnd"/>
+            <w:r>
+              <w:t>/L</w:t>
             </w:r>
           </w:p>
           <w:p>
@@ -5610,21 +7387,37 @@
               <w:t>–</w:t>
             </w:r>
             <w:r>
-              <w:t>9 nmol/L</w:t>
-            </w:r>
-          </w:p>
-        </w:tc>
-        <w:tc>
-          <w:tcPr>
-            <w:tcW w:w="20735" w:type="dxa"/>
-            <w:hideMark/>
-          </w:tcPr>
-          <w:p>
-            <w:pPr>
-              <w:pStyle w:val="Ingenmellomrom"/>
-            </w:pPr>
-            <w:r>
-              <w:t>Mangelfull medikamentetterlevelse? Farmakokinetiske avvik? Referanseområdet for amlodipin er basert på bruk av 5</w:t>
+              <w:t xml:space="preserve">9 </w:t>
+            </w:r>
+            <w:proofErr w:type="spellStart"/>
+            <w:r>
+              <w:t>nmol</w:t>
+            </w:r>
+            <w:proofErr w:type="spellEnd"/>
+            <w:r>
+              <w:t>/L</w:t>
+            </w:r>
+          </w:p>
+        </w:tc>
+        <w:tc>
+          <w:tcPr>
+            <w:tcW w:w="5560" w:type="dxa"/>
+            <w:hideMark/>
+          </w:tcPr>
+          <w:p>
+            <w:pPr>
+              <w:pStyle w:val="Ingenmellomrom"/>
+            </w:pPr>
+            <w:r>
+              <w:t xml:space="preserve">Mangelfull medikamentetterlevelse? Farmakokinetiske avvik? Referanseområdet for </w:t>
+            </w:r>
+            <w:proofErr w:type="spellStart"/>
+            <w:r>
+              <w:t>amlodipin</w:t>
+            </w:r>
+            <w:proofErr w:type="spellEnd"/>
+            <w:r>
+              <w:t xml:space="preserve"> er basert på bruk av 5</w:t>
             </w:r>
             <w:r>
               <w:t>–</w:t>
@@ -5644,17 +7437,18 @@
       <w:tr>
         <w:tc>
           <w:tcPr>
-            <w:tcW w:w="1495" w:type="dxa"/>
-            <w:hideMark/>
-          </w:tcPr>
-          <w:p>
-            <w:pPr>
-              <w:pStyle w:val="Ingenmellomrom"/>
-            </w:pPr>
-            <w:r>
-              <w:lastRenderedPageBreak/>
+            <w:tcW w:w="1863" w:type="dxa"/>
+            <w:hideMark/>
+          </w:tcPr>
+          <w:p>
+            <w:pPr>
+              <w:pStyle w:val="Ingenmellomrom"/>
+            </w:pPr>
+            <w:proofErr w:type="spellStart"/>
+            <w:r>
               <w:t>Amlodipin</w:t>
             </w:r>
+            <w:proofErr w:type="spellEnd"/>
           </w:p>
           <w:p>
             <w:pPr>
@@ -5667,7 +7461,7 @@
         </w:tc>
         <w:tc>
           <w:tcPr>
-            <w:tcW w:w="2212" w:type="dxa"/>
+            <w:tcW w:w="1639" w:type="dxa"/>
             <w:hideMark/>
           </w:tcPr>
           <w:p>
@@ -5689,7 +7483,15 @@
               <w:t>–</w:t>
             </w:r>
             <w:r>
-              <w:t>70 nmol/L</w:t>
+              <w:t xml:space="preserve">70 </w:t>
+            </w:r>
+            <w:proofErr w:type="spellStart"/>
+            <w:r>
+              <w:t>nmol</w:t>
+            </w:r>
+            <w:proofErr w:type="spellEnd"/>
+            <w:r>
+              <w:t>/L</w:t>
             </w:r>
           </w:p>
           <w:p>
@@ -5719,21 +7521,37 @@
               <w:t>–</w:t>
             </w:r>
             <w:r>
-              <w:t>279 nmol/L</w:t>
-            </w:r>
-          </w:p>
-        </w:tc>
-        <w:tc>
-          <w:tcPr>
-            <w:tcW w:w="20742" w:type="dxa"/>
-            <w:hideMark/>
-          </w:tcPr>
-          <w:p>
-            <w:pPr>
-              <w:pStyle w:val="Ingenmellomrom"/>
-            </w:pPr>
-            <w:r>
-              <w:t>Referanseområdet for amlodipin er basert på bruk av 5</w:t>
+              <w:t xml:space="preserve">279 </w:t>
+            </w:r>
+            <w:proofErr w:type="spellStart"/>
+            <w:r>
+              <w:t>nmol</w:t>
+            </w:r>
+            <w:proofErr w:type="spellEnd"/>
+            <w:r>
+              <w:t>/L</w:t>
+            </w:r>
+          </w:p>
+        </w:tc>
+        <w:tc>
+          <w:tcPr>
+            <w:tcW w:w="5560" w:type="dxa"/>
+            <w:hideMark/>
+          </w:tcPr>
+          <w:p>
+            <w:pPr>
+              <w:pStyle w:val="Ingenmellomrom"/>
+            </w:pPr>
+            <w:r>
+              <w:t xml:space="preserve">Referanseområdet for </w:t>
+            </w:r>
+            <w:proofErr w:type="spellStart"/>
+            <w:r>
+              <w:t>amlodipin</w:t>
+            </w:r>
+            <w:proofErr w:type="spellEnd"/>
+            <w:r>
+              <w:t xml:space="preserve"> er basert på bruk av 5</w:t>
             </w:r>
             <w:r>
               <w:t>–</w:t>
@@ -5753,16 +7571,18 @@
       <w:tr>
         <w:tc>
           <w:tcPr>
-            <w:tcW w:w="1495" w:type="dxa"/>
-            <w:hideMark/>
-          </w:tcPr>
-          <w:p>
-            <w:pPr>
-              <w:pStyle w:val="Ingenmellomrom"/>
-            </w:pPr>
+            <w:tcW w:w="1863" w:type="dxa"/>
+            <w:hideMark/>
+          </w:tcPr>
+          <w:p>
+            <w:pPr>
+              <w:pStyle w:val="Ingenmellomrom"/>
+            </w:pPr>
+            <w:proofErr w:type="spellStart"/>
             <w:r>
               <w:t>Amlodipin</w:t>
             </w:r>
+            <w:proofErr w:type="spellEnd"/>
           </w:p>
           <w:p>
             <w:pPr>
@@ -5775,7 +7595,7 @@
         </w:tc>
         <w:tc>
           <w:tcPr>
-            <w:tcW w:w="2212" w:type="dxa"/>
+            <w:tcW w:w="1639" w:type="dxa"/>
             <w:hideMark/>
           </w:tcPr>
           <w:p>
@@ -5797,21 +7617,37 @@
               <w:t>≥</w:t>
             </w:r>
             <w:r>
-              <w:t xml:space="preserve"> 280 nmol/L</w:t>
-            </w:r>
-          </w:p>
-        </w:tc>
-        <w:tc>
-          <w:tcPr>
-            <w:tcW w:w="20735" w:type="dxa"/>
-            <w:hideMark/>
-          </w:tcPr>
-          <w:p>
-            <w:pPr>
-              <w:pStyle w:val="Ingenmellomrom"/>
-            </w:pPr>
-            <w:r>
-              <w:t>Potensielt toksisk konsentrasjon. Referanseområdet for amlodipin er basert på bruk av 5</w:t>
+              <w:t xml:space="preserve"> 280 </w:t>
+            </w:r>
+            <w:proofErr w:type="spellStart"/>
+            <w:r>
+              <w:t>nmol</w:t>
+            </w:r>
+            <w:proofErr w:type="spellEnd"/>
+            <w:r>
+              <w:t>/L</w:t>
+            </w:r>
+          </w:p>
+        </w:tc>
+        <w:tc>
+          <w:tcPr>
+            <w:tcW w:w="5560" w:type="dxa"/>
+            <w:hideMark/>
+          </w:tcPr>
+          <w:p>
+            <w:pPr>
+              <w:pStyle w:val="Ingenmellomrom"/>
+            </w:pPr>
+            <w:r>
+              <w:t xml:space="preserve">Potensielt toksisk konsentrasjon. Referanseområdet for </w:t>
+            </w:r>
+            <w:proofErr w:type="spellStart"/>
+            <w:r>
+              <w:t>amlodipin</w:t>
+            </w:r>
+            <w:proofErr w:type="spellEnd"/>
+            <w:r>
+              <w:t xml:space="preserve"> er basert på bruk av 5</w:t>
             </w:r>
             <w:r>
               <w:t>–</w:t>
@@ -5831,16 +7667,18 @@
       <w:tr>
         <w:tc>
           <w:tcPr>
-            <w:tcW w:w="1495" w:type="dxa"/>
-            <w:hideMark/>
-          </w:tcPr>
-          <w:p>
-            <w:pPr>
-              <w:pStyle w:val="Ingenmellomrom"/>
-            </w:pPr>
+            <w:tcW w:w="1863" w:type="dxa"/>
+            <w:hideMark/>
+          </w:tcPr>
+          <w:p>
+            <w:pPr>
+              <w:pStyle w:val="Ingenmellomrom"/>
+            </w:pPr>
+            <w:proofErr w:type="spellStart"/>
             <w:r>
               <w:t>Diltiazem</w:t>
             </w:r>
+            <w:proofErr w:type="spellEnd"/>
           </w:p>
           <w:p>
             <w:pPr>
@@ -5853,23 +7691,36 @@
         </w:tc>
         <w:tc>
           <w:tcPr>
-            <w:tcW w:w="2212" w:type="dxa"/>
-            <w:hideMark/>
-          </w:tcPr>
-          <w:p>
-            <w:pPr>
-              <w:pStyle w:val="Ingenmellomrom"/>
-            </w:pPr>
-            <w:r>
-              <w:t>Under nedre teknisk måleområde</w:t>
-            </w:r>
-          </w:p>
-          <w:p>
-            <w:pPr>
-              <w:pStyle w:val="Ingenmellomrom"/>
-            </w:pPr>
-            <w:r>
-              <w:t>&lt; 10 nmol/L</w:t>
+            <w:tcW w:w="1639" w:type="dxa"/>
+            <w:hideMark/>
+          </w:tcPr>
+          <w:p>
+            <w:pPr>
+              <w:pStyle w:val="Ingenmellomrom"/>
+            </w:pPr>
+            <w:r>
+              <w:t xml:space="preserve">Under nedre teknisk </w:t>
+            </w:r>
+            <w:proofErr w:type="spellStart"/>
+            <w:r>
+              <w:t>måleområde</w:t>
+            </w:r>
+            <w:proofErr w:type="spellEnd"/>
+          </w:p>
+          <w:p>
+            <w:pPr>
+              <w:pStyle w:val="Ingenmellomrom"/>
+            </w:pPr>
+            <w:r>
+              <w:t xml:space="preserve">&lt; 10 </w:t>
+            </w:r>
+            <w:proofErr w:type="spellStart"/>
+            <w:r>
+              <w:t>nmol</w:t>
+            </w:r>
+            <w:proofErr w:type="spellEnd"/>
+            <w:r>
+              <w:t>/L</w:t>
             </w:r>
           </w:p>
           <w:p>
@@ -5899,21 +7750,37 @@
               <w:t>–</w:t>
             </w:r>
             <w:r>
-              <w:t>99 nmol/L</w:t>
-            </w:r>
-          </w:p>
-        </w:tc>
-        <w:tc>
-          <w:tcPr>
-            <w:tcW w:w="20772" w:type="dxa"/>
-            <w:hideMark/>
-          </w:tcPr>
-          <w:p>
-            <w:pPr>
-              <w:pStyle w:val="Ingenmellomrom"/>
-            </w:pPr>
-            <w:r>
-              <w:t>Mangelfull medikamentetterlevelse? Farmakokinetiske avvik? Referanseområdet for diltiazem er basert på bruk av 240</w:t>
+              <w:t xml:space="preserve">99 </w:t>
+            </w:r>
+            <w:proofErr w:type="spellStart"/>
+            <w:r>
+              <w:t>nmol</w:t>
+            </w:r>
+            <w:proofErr w:type="spellEnd"/>
+            <w:r>
+              <w:t>/L</w:t>
+            </w:r>
+          </w:p>
+        </w:tc>
+        <w:tc>
+          <w:tcPr>
+            <w:tcW w:w="5560" w:type="dxa"/>
+            <w:hideMark/>
+          </w:tcPr>
+          <w:p>
+            <w:pPr>
+              <w:pStyle w:val="Ingenmellomrom"/>
+            </w:pPr>
+            <w:r>
+              <w:t xml:space="preserve">Mangelfull medikamentetterlevelse? Farmakokinetiske avvik? Referanseområdet for </w:t>
+            </w:r>
+            <w:proofErr w:type="spellStart"/>
+            <w:r>
+              <w:t>diltiazem</w:t>
+            </w:r>
+            <w:proofErr w:type="spellEnd"/>
+            <w:r>
+              <w:t xml:space="preserve"> er basert på bruk av 240</w:t>
             </w:r>
             <w:r>
               <w:t>–</w:t>
@@ -5933,16 +7800,18 @@
       <w:tr>
         <w:tc>
           <w:tcPr>
-            <w:tcW w:w="1495" w:type="dxa"/>
-            <w:hideMark/>
-          </w:tcPr>
-          <w:p>
-            <w:pPr>
-              <w:pStyle w:val="Ingenmellomrom"/>
-            </w:pPr>
+            <w:tcW w:w="1863" w:type="dxa"/>
+            <w:hideMark/>
+          </w:tcPr>
+          <w:p>
+            <w:pPr>
+              <w:pStyle w:val="Ingenmellomrom"/>
+            </w:pPr>
+            <w:proofErr w:type="spellStart"/>
             <w:r>
               <w:t>Diltiazem</w:t>
             </w:r>
+            <w:proofErr w:type="spellEnd"/>
           </w:p>
           <w:p>
             <w:pPr>
@@ -5955,7 +7824,7 @@
         </w:tc>
         <w:tc>
           <w:tcPr>
-            <w:tcW w:w="2212" w:type="dxa"/>
+            <w:tcW w:w="1639" w:type="dxa"/>
             <w:hideMark/>
           </w:tcPr>
           <w:p>
@@ -5977,7 +7846,15 @@
               <w:t>–</w:t>
             </w:r>
             <w:r>
-              <w:t>500 nmol/L</w:t>
+              <w:t xml:space="preserve">500 </w:t>
+            </w:r>
+            <w:proofErr w:type="spellStart"/>
+            <w:r>
+              <w:t>nmol</w:t>
+            </w:r>
+            <w:proofErr w:type="spellEnd"/>
+            <w:r>
+              <w:t>/L</w:t>
             </w:r>
           </w:p>
           <w:p>
@@ -6007,21 +7884,37 @@
               <w:t>–</w:t>
             </w:r>
             <w:r>
-              <w:t>1999 nmol/L</w:t>
-            </w:r>
-          </w:p>
-        </w:tc>
-        <w:tc>
-          <w:tcPr>
-            <w:tcW w:w="20735" w:type="dxa"/>
-            <w:hideMark/>
-          </w:tcPr>
-          <w:p>
-            <w:pPr>
-              <w:pStyle w:val="Ingenmellomrom"/>
-            </w:pPr>
-            <w:r>
-              <w:t>Referanseområdet for diltiazem er basert på bruk av 240</w:t>
+              <w:t xml:space="preserve">1999 </w:t>
+            </w:r>
+            <w:proofErr w:type="spellStart"/>
+            <w:r>
+              <w:t>nmol</w:t>
+            </w:r>
+            <w:proofErr w:type="spellEnd"/>
+            <w:r>
+              <w:t>/L</w:t>
+            </w:r>
+          </w:p>
+        </w:tc>
+        <w:tc>
+          <w:tcPr>
+            <w:tcW w:w="5560" w:type="dxa"/>
+            <w:hideMark/>
+          </w:tcPr>
+          <w:p>
+            <w:pPr>
+              <w:pStyle w:val="Ingenmellomrom"/>
+            </w:pPr>
+            <w:r>
+              <w:t xml:space="preserve">Referanseområdet for </w:t>
+            </w:r>
+            <w:proofErr w:type="spellStart"/>
+            <w:r>
+              <w:t>diltiazem</w:t>
+            </w:r>
+            <w:proofErr w:type="spellEnd"/>
+            <w:r>
+              <w:t xml:space="preserve"> er basert på bruk av 240</w:t>
             </w:r>
             <w:r>
               <w:t>–</w:t>
@@ -6041,16 +7934,18 @@
       <w:tr>
         <w:tc>
           <w:tcPr>
-            <w:tcW w:w="1495" w:type="dxa"/>
-            <w:hideMark/>
-          </w:tcPr>
-          <w:p>
-            <w:pPr>
-              <w:pStyle w:val="Ingenmellomrom"/>
-            </w:pPr>
+            <w:tcW w:w="1863" w:type="dxa"/>
+            <w:hideMark/>
+          </w:tcPr>
+          <w:p>
+            <w:pPr>
+              <w:pStyle w:val="Ingenmellomrom"/>
+            </w:pPr>
+            <w:proofErr w:type="spellStart"/>
             <w:r>
               <w:t>Diltiazem</w:t>
             </w:r>
+            <w:proofErr w:type="spellEnd"/>
           </w:p>
           <w:p>
             <w:pPr>
@@ -6063,7 +7958,7 @@
         </w:tc>
         <w:tc>
           <w:tcPr>
-            <w:tcW w:w="2212" w:type="dxa"/>
+            <w:tcW w:w="1639" w:type="dxa"/>
             <w:hideMark/>
           </w:tcPr>
           <w:p>
@@ -6085,21 +7980,37 @@
               <w:t>≥</w:t>
             </w:r>
             <w:r>
-              <w:t xml:space="preserve"> 2000 nmol/L</w:t>
-            </w:r>
-          </w:p>
-        </w:tc>
-        <w:tc>
-          <w:tcPr>
-            <w:tcW w:w="20817" w:type="dxa"/>
-            <w:hideMark/>
-          </w:tcPr>
-          <w:p>
-            <w:pPr>
-              <w:pStyle w:val="Ingenmellomrom"/>
-            </w:pPr>
-            <w:r>
-              <w:t>Potensielt toksisk konsentrasjon. Referanseområdet for diltiazem er basert på bruk av 240</w:t>
+              <w:t xml:space="preserve"> 2000 </w:t>
+            </w:r>
+            <w:proofErr w:type="spellStart"/>
+            <w:r>
+              <w:t>nmol</w:t>
+            </w:r>
+            <w:proofErr w:type="spellEnd"/>
+            <w:r>
+              <w:t>/L</w:t>
+            </w:r>
+          </w:p>
+        </w:tc>
+        <w:tc>
+          <w:tcPr>
+            <w:tcW w:w="5560" w:type="dxa"/>
+            <w:hideMark/>
+          </w:tcPr>
+          <w:p>
+            <w:pPr>
+              <w:pStyle w:val="Ingenmellomrom"/>
+            </w:pPr>
+            <w:r>
+              <w:t xml:space="preserve">Potensielt toksisk konsentrasjon. Referanseområdet for </w:t>
+            </w:r>
+            <w:proofErr w:type="spellStart"/>
+            <w:r>
+              <w:t>diltiazem</w:t>
+            </w:r>
+            <w:proofErr w:type="spellEnd"/>
+            <w:r>
+              <w:t xml:space="preserve"> er basert på bruk av 240</w:t>
             </w:r>
             <w:r>
               <w:t>–</w:t>
@@ -6119,16 +8030,18 @@
       <w:tr>
         <w:tc>
           <w:tcPr>
-            <w:tcW w:w="1495" w:type="dxa"/>
-            <w:hideMark/>
-          </w:tcPr>
-          <w:p>
-            <w:pPr>
-              <w:pStyle w:val="Ingenmellomrom"/>
-            </w:pPr>
+            <w:tcW w:w="1863" w:type="dxa"/>
+            <w:hideMark/>
+          </w:tcPr>
+          <w:p>
+            <w:pPr>
+              <w:pStyle w:val="Ingenmellomrom"/>
+            </w:pPr>
+            <w:proofErr w:type="spellStart"/>
             <w:r>
               <w:t>Lerkanidipin</w:t>
             </w:r>
+            <w:proofErr w:type="spellEnd"/>
           </w:p>
           <w:p>
             <w:pPr>
@@ -6141,23 +8054,36 @@
         </w:tc>
         <w:tc>
           <w:tcPr>
-            <w:tcW w:w="2212" w:type="dxa"/>
-            <w:hideMark/>
-          </w:tcPr>
-          <w:p>
-            <w:pPr>
-              <w:pStyle w:val="Ingenmellomrom"/>
-            </w:pPr>
-            <w:r>
-              <w:t>Under nedre teknisk måleområde</w:t>
-            </w:r>
-          </w:p>
-          <w:p>
-            <w:pPr>
-              <w:pStyle w:val="Ingenmellomrom"/>
-            </w:pPr>
-            <w:r>
-              <w:t>&lt; 0.1 nmol/L</w:t>
+            <w:tcW w:w="1639" w:type="dxa"/>
+            <w:hideMark/>
+          </w:tcPr>
+          <w:p>
+            <w:pPr>
+              <w:pStyle w:val="Ingenmellomrom"/>
+            </w:pPr>
+            <w:r>
+              <w:t xml:space="preserve">Under nedre teknisk </w:t>
+            </w:r>
+            <w:proofErr w:type="spellStart"/>
+            <w:r>
+              <w:t>måleområde</w:t>
+            </w:r>
+            <w:proofErr w:type="spellEnd"/>
+          </w:p>
+          <w:p>
+            <w:pPr>
+              <w:pStyle w:val="Ingenmellomrom"/>
+            </w:pPr>
+            <w:r>
+              <w:t xml:space="preserve">&lt; 0.1 </w:t>
+            </w:r>
+            <w:proofErr w:type="spellStart"/>
+            <w:r>
+              <w:t>nmol</w:t>
+            </w:r>
+            <w:proofErr w:type="spellEnd"/>
+            <w:r>
+              <w:t>/L</w:t>
             </w:r>
           </w:p>
           <w:p>
@@ -6181,21 +8107,37 @@
               <w:pStyle w:val="Ingenmellomrom"/>
             </w:pPr>
             <w:r>
-              <w:t>0.1 nmol/L</w:t>
-            </w:r>
-          </w:p>
-        </w:tc>
-        <w:tc>
-          <w:tcPr>
-            <w:tcW w:w="20785" w:type="dxa"/>
-            <w:hideMark/>
-          </w:tcPr>
-          <w:p>
-            <w:pPr>
-              <w:pStyle w:val="Ingenmellomrom"/>
-            </w:pPr>
-            <w:r>
-              <w:t>Mangelfull medikamentetterlevelse? Farmakokinetiske avvik? Referanseområdet for lerkanidipin er basert på bruk av 10</w:t>
+              <w:t xml:space="preserve">0.1 </w:t>
+            </w:r>
+            <w:proofErr w:type="spellStart"/>
+            <w:r>
+              <w:t>nmol</w:t>
+            </w:r>
+            <w:proofErr w:type="spellEnd"/>
+            <w:r>
+              <w:t>/L</w:t>
+            </w:r>
+          </w:p>
+        </w:tc>
+        <w:tc>
+          <w:tcPr>
+            <w:tcW w:w="5560" w:type="dxa"/>
+            <w:hideMark/>
+          </w:tcPr>
+          <w:p>
+            <w:pPr>
+              <w:pStyle w:val="Ingenmellomrom"/>
+            </w:pPr>
+            <w:r>
+              <w:t xml:space="preserve">Mangelfull medikamentetterlevelse? Farmakokinetiske avvik? Referanseområdet for </w:t>
+            </w:r>
+            <w:proofErr w:type="spellStart"/>
+            <w:r>
+              <w:t>lerkanidipin</w:t>
+            </w:r>
+            <w:proofErr w:type="spellEnd"/>
+            <w:r>
+              <w:t xml:space="preserve"> er basert på bruk av 10</w:t>
             </w:r>
             <w:r>
               <w:t>–</w:t>
@@ -6215,16 +8157,18 @@
       <w:tr>
         <w:tc>
           <w:tcPr>
-            <w:tcW w:w="1495" w:type="dxa"/>
-            <w:hideMark/>
-          </w:tcPr>
-          <w:p>
-            <w:pPr>
-              <w:pStyle w:val="Ingenmellomrom"/>
-            </w:pPr>
+            <w:tcW w:w="1863" w:type="dxa"/>
+            <w:hideMark/>
+          </w:tcPr>
+          <w:p>
+            <w:pPr>
+              <w:pStyle w:val="Ingenmellomrom"/>
+            </w:pPr>
+            <w:proofErr w:type="spellStart"/>
             <w:r>
               <w:t>Lerkanidipin</w:t>
             </w:r>
+            <w:proofErr w:type="spellEnd"/>
           </w:p>
           <w:p>
             <w:pPr>
@@ -6237,7 +8181,7 @@
         </w:tc>
         <w:tc>
           <w:tcPr>
-            <w:tcW w:w="2212" w:type="dxa"/>
+            <w:tcW w:w="1639" w:type="dxa"/>
             <w:hideMark/>
           </w:tcPr>
           <w:p>
@@ -6259,7 +8203,15 @@
               <w:t>–</w:t>
             </w:r>
             <w:r>
-              <w:t>5 nmol/L</w:t>
+              <w:t xml:space="preserve">5 </w:t>
+            </w:r>
+            <w:proofErr w:type="spellStart"/>
+            <w:r>
+              <w:t>nmol</w:t>
+            </w:r>
+            <w:proofErr w:type="spellEnd"/>
+            <w:r>
+              <w:t>/L</w:t>
             </w:r>
           </w:p>
           <w:p>
@@ -6275,6 +8227,7 @@
               <w:pStyle w:val="Ingenmellomrom"/>
             </w:pPr>
             <w:r>
+              <w:lastRenderedPageBreak/>
               <w:t>H</w:t>
             </w:r>
           </w:p>
@@ -6289,21 +8242,38 @@
               <w:t>–</w:t>
             </w:r>
             <w:r>
-              <w:t>19 nmol/L</w:t>
-            </w:r>
-          </w:p>
-        </w:tc>
-        <w:tc>
-          <w:tcPr>
-            <w:tcW w:w="20735" w:type="dxa"/>
-            <w:hideMark/>
-          </w:tcPr>
-          <w:p>
-            <w:pPr>
-              <w:pStyle w:val="Ingenmellomrom"/>
-            </w:pPr>
-            <w:r>
-              <w:t>Referanseområdet for lerkanidipin er basert på bruk av 10</w:t>
+              <w:t xml:space="preserve">19 </w:t>
+            </w:r>
+            <w:proofErr w:type="spellStart"/>
+            <w:r>
+              <w:t>nmol</w:t>
+            </w:r>
+            <w:proofErr w:type="spellEnd"/>
+            <w:r>
+              <w:t>/L</w:t>
+            </w:r>
+          </w:p>
+        </w:tc>
+        <w:tc>
+          <w:tcPr>
+            <w:tcW w:w="5560" w:type="dxa"/>
+            <w:hideMark/>
+          </w:tcPr>
+          <w:p>
+            <w:pPr>
+              <w:pStyle w:val="Ingenmellomrom"/>
+            </w:pPr>
+            <w:r>
+              <w:lastRenderedPageBreak/>
+              <w:t xml:space="preserve">Referanseområdet for </w:t>
+            </w:r>
+            <w:proofErr w:type="spellStart"/>
+            <w:r>
+              <w:t>lerkanidipin</w:t>
+            </w:r>
+            <w:proofErr w:type="spellEnd"/>
+            <w:r>
+              <w:t xml:space="preserve"> er basert på bruk av 10</w:t>
             </w:r>
             <w:r>
               <w:t>–</w:t>
@@ -6315,7 +8285,11 @@
               <w:t>–</w:t>
             </w:r>
             <w:r>
-              <w:t>24 timer etter siste dose og oppnådd likevektskonsentrasjon. Analysesvaret må alltid ses i sammenheng med klinikk. Ved spørsmål kan rekvirent kontakte vakthavende lege ved Seksjon for klinisk farmakologi Ullevål (se ous.labfag.no).</w:t>
+              <w:t xml:space="preserve">24 timer etter siste dose og oppnådd likevektskonsentrasjon. Analysesvaret må alltid </w:t>
+            </w:r>
+            <w:r>
+              <w:lastRenderedPageBreak/>
+              <w:t>ses i sammenheng med klinikk. Ved spørsmål kan rekvirent kontakte vakthavende lege ved Seksjon for klinisk farmakologi Ullevål (se ous.labfag.no).</w:t>
             </w:r>
           </w:p>
         </w:tc>
@@ -6323,16 +8297,19 @@
       <w:tr>
         <w:tc>
           <w:tcPr>
-            <w:tcW w:w="1495" w:type="dxa"/>
-            <w:hideMark/>
-          </w:tcPr>
-          <w:p>
-            <w:pPr>
-              <w:pStyle w:val="Ingenmellomrom"/>
-            </w:pPr>
-            <w:r>
+            <w:tcW w:w="1863" w:type="dxa"/>
+            <w:hideMark/>
+          </w:tcPr>
+          <w:p>
+            <w:pPr>
+              <w:pStyle w:val="Ingenmellomrom"/>
+            </w:pPr>
+            <w:proofErr w:type="spellStart"/>
+            <w:r>
+              <w:lastRenderedPageBreak/>
               <w:t>Lerkanidipin</w:t>
             </w:r>
+            <w:proofErr w:type="spellEnd"/>
           </w:p>
           <w:p>
             <w:pPr>
@@ -6345,7 +8322,7 @@
         </w:tc>
         <w:tc>
           <w:tcPr>
-            <w:tcW w:w="2212" w:type="dxa"/>
+            <w:tcW w:w="1639" w:type="dxa"/>
             <w:hideMark/>
           </w:tcPr>
           <w:p>
@@ -6367,21 +8344,37 @@
               <w:t>≥</w:t>
             </w:r>
             <w:r>
-              <w:t xml:space="preserve"> 20 nmol/L</w:t>
-            </w:r>
-          </w:p>
-        </w:tc>
-        <w:tc>
-          <w:tcPr>
-            <w:tcW w:w="20831" w:type="dxa"/>
-            <w:hideMark/>
-          </w:tcPr>
-          <w:p>
-            <w:pPr>
-              <w:pStyle w:val="Ingenmellomrom"/>
-            </w:pPr>
-            <w:r>
-              <w:t>Potensielt toksisk konsentrasjon. Referanseområdet for lerkanidipin er basert på bruk av 10</w:t>
+              <w:t xml:space="preserve"> 20 </w:t>
+            </w:r>
+            <w:proofErr w:type="spellStart"/>
+            <w:r>
+              <w:t>nmol</w:t>
+            </w:r>
+            <w:proofErr w:type="spellEnd"/>
+            <w:r>
+              <w:t>/L</w:t>
+            </w:r>
+          </w:p>
+        </w:tc>
+        <w:tc>
+          <w:tcPr>
+            <w:tcW w:w="5560" w:type="dxa"/>
+            <w:hideMark/>
+          </w:tcPr>
+          <w:p>
+            <w:pPr>
+              <w:pStyle w:val="Ingenmellomrom"/>
+            </w:pPr>
+            <w:r>
+              <w:t xml:space="preserve">Potensielt toksisk konsentrasjon. Referanseområdet for </w:t>
+            </w:r>
+            <w:proofErr w:type="spellStart"/>
+            <w:r>
+              <w:t>lerkanidipin</w:t>
+            </w:r>
+            <w:proofErr w:type="spellEnd"/>
+            <w:r>
+              <w:t xml:space="preserve"> er basert på bruk av 10</w:t>
             </w:r>
             <w:r>
               <w:t>–</w:t>
@@ -6393,11 +8386,7 @@
               <w:t>–</w:t>
             </w:r>
             <w:r>
-              <w:t xml:space="preserve">24 timer etter siste dose og oppnådd likevektskonsentrasjon. Analysesvaret må alltid ses i </w:t>
-            </w:r>
-            <w:r>
-              <w:lastRenderedPageBreak/>
-              <w:t>sammenheng med klinikk. Ved spørsmål kan rekvirent kontakte vakthavende lege ved Seksjon for klinisk farmakologi Ullevål (se ous.labfag.no).</w:t>
+              <w:t>24 timer etter siste dose og oppnådd likevektskonsentrasjon. Analysesvaret må alltid ses i sammenheng med klinikk. Ved spørsmål kan rekvirent kontakte vakthavende lege ved Seksjon for klinisk farmakologi Ullevål (se ous.labfag.no).</w:t>
             </w:r>
           </w:p>
         </w:tc>
@@ -6405,17 +8394,18 @@
       <w:tr>
         <w:tc>
           <w:tcPr>
-            <w:tcW w:w="1495" w:type="dxa"/>
-            <w:hideMark/>
-          </w:tcPr>
-          <w:p>
-            <w:pPr>
-              <w:pStyle w:val="Ingenmellomrom"/>
-            </w:pPr>
-            <w:r>
-              <w:lastRenderedPageBreak/>
+            <w:tcW w:w="1863" w:type="dxa"/>
+            <w:hideMark/>
+          </w:tcPr>
+          <w:p>
+            <w:pPr>
+              <w:pStyle w:val="Ingenmellomrom"/>
+            </w:pPr>
+            <w:proofErr w:type="spellStart"/>
+            <w:r>
               <w:t>Nifedipin</w:t>
             </w:r>
+            <w:proofErr w:type="spellEnd"/>
           </w:p>
           <w:p>
             <w:pPr>
@@ -6428,23 +8418,36 @@
         </w:tc>
         <w:tc>
           <w:tcPr>
-            <w:tcW w:w="2212" w:type="dxa"/>
-            <w:hideMark/>
-          </w:tcPr>
-          <w:p>
-            <w:pPr>
-              <w:pStyle w:val="Ingenmellomrom"/>
-            </w:pPr>
-            <w:r>
-              <w:t>Under nedre teknisk måleområde</w:t>
-            </w:r>
-          </w:p>
-          <w:p>
-            <w:pPr>
-              <w:pStyle w:val="Ingenmellomrom"/>
-            </w:pPr>
-            <w:r>
-              <w:t>&lt; 1 nmol/L</w:t>
+            <w:tcW w:w="1639" w:type="dxa"/>
+            <w:hideMark/>
+          </w:tcPr>
+          <w:p>
+            <w:pPr>
+              <w:pStyle w:val="Ingenmellomrom"/>
+            </w:pPr>
+            <w:r>
+              <w:t xml:space="preserve">Under nedre teknisk </w:t>
+            </w:r>
+            <w:proofErr w:type="spellStart"/>
+            <w:r>
+              <w:t>måleområde</w:t>
+            </w:r>
+            <w:proofErr w:type="spellEnd"/>
+          </w:p>
+          <w:p>
+            <w:pPr>
+              <w:pStyle w:val="Ingenmellomrom"/>
+            </w:pPr>
+            <w:r>
+              <w:t xml:space="preserve">&lt; 1 </w:t>
+            </w:r>
+            <w:proofErr w:type="spellStart"/>
+            <w:r>
+              <w:t>nmol</w:t>
+            </w:r>
+            <w:proofErr w:type="spellEnd"/>
+            <w:r>
+              <w:t>/L</w:t>
             </w:r>
           </w:p>
           <w:p>
@@ -6474,21 +8477,37 @@
               <w:t>–</w:t>
             </w:r>
             <w:r>
-              <w:t>19 nmol/L</w:t>
-            </w:r>
-          </w:p>
-        </w:tc>
-        <w:tc>
-          <w:tcPr>
-            <w:tcW w:w="20735" w:type="dxa"/>
-            <w:hideMark/>
-          </w:tcPr>
-          <w:p>
-            <w:pPr>
-              <w:pStyle w:val="Ingenmellomrom"/>
-            </w:pPr>
-            <w:r>
-              <w:t>Mangelfull medikamentetterlevelse? Farmakokinetiske avvik? Referanseområdet for nifedipin er basert på bruk av 20</w:t>
+              <w:t xml:space="preserve">19 </w:t>
+            </w:r>
+            <w:proofErr w:type="spellStart"/>
+            <w:r>
+              <w:t>nmol</w:t>
+            </w:r>
+            <w:proofErr w:type="spellEnd"/>
+            <w:r>
+              <w:t>/L</w:t>
+            </w:r>
+          </w:p>
+        </w:tc>
+        <w:tc>
+          <w:tcPr>
+            <w:tcW w:w="5560" w:type="dxa"/>
+            <w:hideMark/>
+          </w:tcPr>
+          <w:p>
+            <w:pPr>
+              <w:pStyle w:val="Ingenmellomrom"/>
+            </w:pPr>
+            <w:r>
+              <w:t xml:space="preserve">Mangelfull medikamentetterlevelse? Farmakokinetiske avvik? Referanseområdet for </w:t>
+            </w:r>
+            <w:proofErr w:type="spellStart"/>
+            <w:r>
+              <w:t>nifedipin</w:t>
+            </w:r>
+            <w:proofErr w:type="spellEnd"/>
+            <w:r>
+              <w:t xml:space="preserve"> er basert på bruk av 20</w:t>
             </w:r>
             <w:r>
               <w:t>–</w:t>
@@ -6508,16 +8527,18 @@
       <w:tr>
         <w:tc>
           <w:tcPr>
-            <w:tcW w:w="1495" w:type="dxa"/>
-            <w:hideMark/>
-          </w:tcPr>
-          <w:p>
-            <w:pPr>
-              <w:pStyle w:val="Ingenmellomrom"/>
-            </w:pPr>
+            <w:tcW w:w="1863" w:type="dxa"/>
+            <w:hideMark/>
+          </w:tcPr>
+          <w:p>
+            <w:pPr>
+              <w:pStyle w:val="Ingenmellomrom"/>
+            </w:pPr>
+            <w:proofErr w:type="spellStart"/>
             <w:r>
               <w:t>Nifedipin</w:t>
             </w:r>
+            <w:proofErr w:type="spellEnd"/>
           </w:p>
           <w:p>
             <w:pPr>
@@ -6530,7 +8551,7 @@
         </w:tc>
         <w:tc>
           <w:tcPr>
-            <w:tcW w:w="2212" w:type="dxa"/>
+            <w:tcW w:w="1639" w:type="dxa"/>
             <w:hideMark/>
           </w:tcPr>
           <w:p>
@@ -6552,7 +8573,15 @@
               <w:t>–</w:t>
             </w:r>
             <w:r>
-              <w:t>150 nmol/L</w:t>
+              <w:t xml:space="preserve">150 </w:t>
+            </w:r>
+            <w:proofErr w:type="spellStart"/>
+            <w:r>
+              <w:t>nmol</w:t>
+            </w:r>
+            <w:proofErr w:type="spellEnd"/>
+            <w:r>
+              <w:t>/L</w:t>
             </w:r>
           </w:p>
           <w:p>
@@ -6582,21 +8611,37 @@
               <w:t>–</w:t>
             </w:r>
             <w:r>
-              <w:t>599 nmol/L</w:t>
-            </w:r>
-          </w:p>
-        </w:tc>
-        <w:tc>
-          <w:tcPr>
-            <w:tcW w:w="20749" w:type="dxa"/>
-            <w:hideMark/>
-          </w:tcPr>
-          <w:p>
-            <w:pPr>
-              <w:pStyle w:val="Ingenmellomrom"/>
-            </w:pPr>
-            <w:r>
-              <w:t>Referanseområdet for nifedipin er basert på bruk av 20</w:t>
+              <w:t xml:space="preserve">599 </w:t>
+            </w:r>
+            <w:proofErr w:type="spellStart"/>
+            <w:r>
+              <w:t>nmol</w:t>
+            </w:r>
+            <w:proofErr w:type="spellEnd"/>
+            <w:r>
+              <w:t>/L</w:t>
+            </w:r>
+          </w:p>
+        </w:tc>
+        <w:tc>
+          <w:tcPr>
+            <w:tcW w:w="5560" w:type="dxa"/>
+            <w:hideMark/>
+          </w:tcPr>
+          <w:p>
+            <w:pPr>
+              <w:pStyle w:val="Ingenmellomrom"/>
+            </w:pPr>
+            <w:r>
+              <w:t xml:space="preserve">Referanseområdet for </w:t>
+            </w:r>
+            <w:proofErr w:type="spellStart"/>
+            <w:r>
+              <w:t>nifedipin</w:t>
+            </w:r>
+            <w:proofErr w:type="spellEnd"/>
+            <w:r>
+              <w:t xml:space="preserve"> er basert på bruk av 20</w:t>
             </w:r>
             <w:r>
               <w:t>–</w:t>
@@ -6616,16 +8661,18 @@
       <w:tr>
         <w:tc>
           <w:tcPr>
-            <w:tcW w:w="1495" w:type="dxa"/>
-            <w:hideMark/>
-          </w:tcPr>
-          <w:p>
-            <w:pPr>
-              <w:pStyle w:val="Ingenmellomrom"/>
-            </w:pPr>
+            <w:tcW w:w="1863" w:type="dxa"/>
+            <w:hideMark/>
+          </w:tcPr>
+          <w:p>
+            <w:pPr>
+              <w:pStyle w:val="Ingenmellomrom"/>
+            </w:pPr>
+            <w:proofErr w:type="spellStart"/>
             <w:r>
               <w:t>Nifedipin</w:t>
             </w:r>
+            <w:proofErr w:type="spellEnd"/>
           </w:p>
           <w:p>
             <w:pPr>
@@ -6638,7 +8685,7 @@
         </w:tc>
         <w:tc>
           <w:tcPr>
-            <w:tcW w:w="2212" w:type="dxa"/>
+            <w:tcW w:w="1639" w:type="dxa"/>
             <w:hideMark/>
           </w:tcPr>
           <w:p>
@@ -6660,21 +8707,37 @@
               <w:t>≥</w:t>
             </w:r>
             <w:r>
-              <w:t xml:space="preserve"> 600 nmol/L</w:t>
-            </w:r>
-          </w:p>
-        </w:tc>
-        <w:tc>
-          <w:tcPr>
-            <w:tcW w:w="20735" w:type="dxa"/>
-            <w:hideMark/>
-          </w:tcPr>
-          <w:p>
-            <w:pPr>
-              <w:pStyle w:val="Ingenmellomrom"/>
-            </w:pPr>
-            <w:r>
-              <w:t>Potensielt toksisk konsentrasjon. Referanseområdet for nifedipin er basert på bruk av 20</w:t>
+              <w:t xml:space="preserve"> 600 </w:t>
+            </w:r>
+            <w:proofErr w:type="spellStart"/>
+            <w:r>
+              <w:t>nmol</w:t>
+            </w:r>
+            <w:proofErr w:type="spellEnd"/>
+            <w:r>
+              <w:t>/L</w:t>
+            </w:r>
+          </w:p>
+        </w:tc>
+        <w:tc>
+          <w:tcPr>
+            <w:tcW w:w="5560" w:type="dxa"/>
+            <w:hideMark/>
+          </w:tcPr>
+          <w:p>
+            <w:pPr>
+              <w:pStyle w:val="Ingenmellomrom"/>
+            </w:pPr>
+            <w:r>
+              <w:t xml:space="preserve">Potensielt toksisk konsentrasjon. Referanseområdet for </w:t>
+            </w:r>
+            <w:proofErr w:type="spellStart"/>
+            <w:r>
+              <w:t>nifedipin</w:t>
+            </w:r>
+            <w:proofErr w:type="spellEnd"/>
+            <w:r>
+              <w:t xml:space="preserve"> er basert på bruk av 20</w:t>
             </w:r>
             <w:r>
               <w:t>–</w:t>
@@ -6694,16 +8757,18 @@
       <w:tr>
         <w:tc>
           <w:tcPr>
-            <w:tcW w:w="1495" w:type="dxa"/>
-            <w:hideMark/>
-          </w:tcPr>
-          <w:p>
-            <w:pPr>
-              <w:pStyle w:val="Ingenmellomrom"/>
-            </w:pPr>
+            <w:tcW w:w="1863" w:type="dxa"/>
+            <w:hideMark/>
+          </w:tcPr>
+          <w:p>
+            <w:pPr>
+              <w:pStyle w:val="Ingenmellomrom"/>
+            </w:pPr>
+            <w:proofErr w:type="spellStart"/>
             <w:r>
               <w:t>Verapamil</w:t>
             </w:r>
+            <w:proofErr w:type="spellEnd"/>
           </w:p>
           <w:p>
             <w:pPr>
@@ -6716,23 +8781,36 @@
         </w:tc>
         <w:tc>
           <w:tcPr>
-            <w:tcW w:w="2212" w:type="dxa"/>
-            <w:hideMark/>
-          </w:tcPr>
-          <w:p>
-            <w:pPr>
-              <w:pStyle w:val="Ingenmellomrom"/>
-            </w:pPr>
-            <w:r>
-              <w:t>Under nedre teknisk måleområde</w:t>
-            </w:r>
-          </w:p>
-          <w:p>
-            <w:pPr>
-              <w:pStyle w:val="Ingenmellomrom"/>
-            </w:pPr>
-            <w:r>
-              <w:t>&lt; 10 nmol/L</w:t>
+            <w:tcW w:w="1639" w:type="dxa"/>
+            <w:hideMark/>
+          </w:tcPr>
+          <w:p>
+            <w:pPr>
+              <w:pStyle w:val="Ingenmellomrom"/>
+            </w:pPr>
+            <w:r>
+              <w:t xml:space="preserve">Under nedre teknisk </w:t>
+            </w:r>
+            <w:proofErr w:type="spellStart"/>
+            <w:r>
+              <w:t>måleområde</w:t>
+            </w:r>
+            <w:proofErr w:type="spellEnd"/>
+          </w:p>
+          <w:p>
+            <w:pPr>
+              <w:pStyle w:val="Ingenmellomrom"/>
+            </w:pPr>
+            <w:r>
+              <w:t xml:space="preserve">&lt; 10 </w:t>
+            </w:r>
+            <w:proofErr w:type="spellStart"/>
+            <w:r>
+              <w:t>nmol</w:t>
+            </w:r>
+            <w:proofErr w:type="spellEnd"/>
+            <w:r>
+              <w:t>/L</w:t>
             </w:r>
           </w:p>
           <w:p>
@@ -6762,21 +8840,37 @@
               <w:t>–</w:t>
             </w:r>
             <w:r>
-              <w:t>39 nmol/L</w:t>
-            </w:r>
-          </w:p>
-        </w:tc>
-        <w:tc>
-          <w:tcPr>
-            <w:tcW w:w="20841" w:type="dxa"/>
-            <w:hideMark/>
-          </w:tcPr>
-          <w:p>
-            <w:pPr>
-              <w:pStyle w:val="Ingenmellomrom"/>
-            </w:pPr>
-            <w:r>
-              <w:t>Mangelfull medikamentetterlevelse? Farmakokinetiske avvik? Referanseområdet for verapamil er basert på bruk av 120</w:t>
+              <w:t xml:space="preserve">39 </w:t>
+            </w:r>
+            <w:proofErr w:type="spellStart"/>
+            <w:r>
+              <w:t>nmol</w:t>
+            </w:r>
+            <w:proofErr w:type="spellEnd"/>
+            <w:r>
+              <w:t>/L</w:t>
+            </w:r>
+          </w:p>
+        </w:tc>
+        <w:tc>
+          <w:tcPr>
+            <w:tcW w:w="5560" w:type="dxa"/>
+            <w:hideMark/>
+          </w:tcPr>
+          <w:p>
+            <w:pPr>
+              <w:pStyle w:val="Ingenmellomrom"/>
+            </w:pPr>
+            <w:r>
+              <w:t xml:space="preserve">Mangelfull medikamentetterlevelse? Farmakokinetiske avvik? Referanseområdet for </w:t>
+            </w:r>
+            <w:proofErr w:type="spellStart"/>
+            <w:r>
+              <w:t>verapamil</w:t>
+            </w:r>
+            <w:proofErr w:type="spellEnd"/>
+            <w:r>
+              <w:t xml:space="preserve"> er basert på bruk av 120</w:t>
             </w:r>
             <w:r>
               <w:t>–</w:t>
@@ -6796,16 +8890,18 @@
       <w:tr>
         <w:tc>
           <w:tcPr>
-            <w:tcW w:w="1495" w:type="dxa"/>
-            <w:hideMark/>
-          </w:tcPr>
-          <w:p>
-            <w:pPr>
-              <w:pStyle w:val="Ingenmellomrom"/>
-            </w:pPr>
+            <w:tcW w:w="1863" w:type="dxa"/>
+            <w:hideMark/>
+          </w:tcPr>
+          <w:p>
+            <w:pPr>
+              <w:pStyle w:val="Ingenmellomrom"/>
+            </w:pPr>
+            <w:proofErr w:type="spellStart"/>
             <w:r>
               <w:t>Verapamil</w:t>
             </w:r>
+            <w:proofErr w:type="spellEnd"/>
           </w:p>
           <w:p>
             <w:pPr>
@@ -6818,7 +8914,7 @@
         </w:tc>
         <w:tc>
           <w:tcPr>
-            <w:tcW w:w="2212" w:type="dxa"/>
+            <w:tcW w:w="1639" w:type="dxa"/>
             <w:hideMark/>
           </w:tcPr>
           <w:p>
@@ -6840,7 +8936,15 @@
               <w:t>–</w:t>
             </w:r>
             <w:r>
-              <w:t>400 nmol/L</w:t>
+              <w:t xml:space="preserve">400 </w:t>
+            </w:r>
+            <w:proofErr w:type="spellStart"/>
+            <w:r>
+              <w:t>nmol</w:t>
+            </w:r>
+            <w:proofErr w:type="spellEnd"/>
+            <w:r>
+              <w:t>/L</w:t>
             </w:r>
           </w:p>
           <w:p>
@@ -6870,21 +8974,37 @@
               <w:t>–</w:t>
             </w:r>
             <w:r>
-              <w:t>1599 nmol/L</w:t>
-            </w:r>
-          </w:p>
-        </w:tc>
-        <w:tc>
-          <w:tcPr>
-            <w:tcW w:w="20735" w:type="dxa"/>
-            <w:hideMark/>
-          </w:tcPr>
-          <w:p>
-            <w:pPr>
-              <w:pStyle w:val="Ingenmellomrom"/>
-            </w:pPr>
-            <w:r>
-              <w:t>Referanseområdet for verapamil er basert på bruk av 120</w:t>
+              <w:t xml:space="preserve">1599 </w:t>
+            </w:r>
+            <w:proofErr w:type="spellStart"/>
+            <w:r>
+              <w:t>nmol</w:t>
+            </w:r>
+            <w:proofErr w:type="spellEnd"/>
+            <w:r>
+              <w:t>/L</w:t>
+            </w:r>
+          </w:p>
+        </w:tc>
+        <w:tc>
+          <w:tcPr>
+            <w:tcW w:w="5560" w:type="dxa"/>
+            <w:hideMark/>
+          </w:tcPr>
+          <w:p>
+            <w:pPr>
+              <w:pStyle w:val="Ingenmellomrom"/>
+            </w:pPr>
+            <w:r>
+              <w:t xml:space="preserve">Referanseområdet for </w:t>
+            </w:r>
+            <w:proofErr w:type="spellStart"/>
+            <w:r>
+              <w:t>verapamil</w:t>
+            </w:r>
+            <w:proofErr w:type="spellEnd"/>
+            <w:r>
+              <w:t xml:space="preserve"> er basert på bruk av 120</w:t>
             </w:r>
             <w:r>
               <w:t>–</w:t>
@@ -6904,16 +9024,18 @@
       <w:tr>
         <w:tc>
           <w:tcPr>
-            <w:tcW w:w="1495" w:type="dxa"/>
-            <w:hideMark/>
-          </w:tcPr>
-          <w:p>
-            <w:pPr>
-              <w:pStyle w:val="Ingenmellomrom"/>
-            </w:pPr>
+            <w:tcW w:w="1863" w:type="dxa"/>
+            <w:hideMark/>
+          </w:tcPr>
+          <w:p>
+            <w:pPr>
+              <w:pStyle w:val="Ingenmellomrom"/>
+            </w:pPr>
+            <w:proofErr w:type="spellStart"/>
             <w:r>
               <w:t>Verapamil</w:t>
             </w:r>
+            <w:proofErr w:type="spellEnd"/>
           </w:p>
           <w:p>
             <w:pPr>
@@ -6926,7 +9048,7 @@
         </w:tc>
         <w:tc>
           <w:tcPr>
-            <w:tcW w:w="2212" w:type="dxa"/>
+            <w:tcW w:w="1639" w:type="dxa"/>
             <w:hideMark/>
           </w:tcPr>
           <w:p>
@@ -6948,21 +9070,37 @@
               <w:t>≥</w:t>
             </w:r>
             <w:r>
-              <w:t xml:space="preserve"> 1600 nmol/L</w:t>
-            </w:r>
-          </w:p>
-        </w:tc>
-        <w:tc>
-          <w:tcPr>
-            <w:tcW w:w="20883" w:type="dxa"/>
-            <w:hideMark/>
-          </w:tcPr>
-          <w:p>
-            <w:pPr>
-              <w:pStyle w:val="Ingenmellomrom"/>
-            </w:pPr>
-            <w:r>
-              <w:t>Potensielt toksisk konsentrasjon. Referanseområdet for verapamil er basert på bruk av 120</w:t>
+              <w:t xml:space="preserve"> 1600 </w:t>
+            </w:r>
+            <w:proofErr w:type="spellStart"/>
+            <w:r>
+              <w:t>nmol</w:t>
+            </w:r>
+            <w:proofErr w:type="spellEnd"/>
+            <w:r>
+              <w:t>/L</w:t>
+            </w:r>
+          </w:p>
+        </w:tc>
+        <w:tc>
+          <w:tcPr>
+            <w:tcW w:w="5560" w:type="dxa"/>
+            <w:hideMark/>
+          </w:tcPr>
+          <w:p>
+            <w:pPr>
+              <w:pStyle w:val="Ingenmellomrom"/>
+            </w:pPr>
+            <w:r>
+              <w:t xml:space="preserve">Potensielt toksisk konsentrasjon. Referanseområdet for </w:t>
+            </w:r>
+            <w:proofErr w:type="spellStart"/>
+            <w:r>
+              <w:t>verapamil</w:t>
+            </w:r>
+            <w:proofErr w:type="spellEnd"/>
+            <w:r>
+              <w:t xml:space="preserve"> er basert på bruk av 120</w:t>
             </w:r>
             <w:r>
               <w:t>–</w:t>
@@ -7598,6 +9736,7 @@
   <w:style w:type="character" w:default="1" w:styleId="Standardskriftforavsnitt">
     <w:name w:val="Default Paragraph Font"/>
     <w:uiPriority w:val="1"/>
+    <w:semiHidden/>
     <w:unhideWhenUsed/>
   </w:style>
   <w:style w:type="table" w:default="1" w:styleId="Vanligtabell">
